--- a/docs/Salesforce_QA_Agent_Report.docx
+++ b/docs/Salesforce_QA_Agent_Report.docx
@@ -182,7 +182,7 @@
                 <w:sz w:val="19"/>
                 <w:szCs w:val="19"/>
               </w:rPr>
-              <w:t xml:space="preserve">5 October 2026</w:t>
+              <w:t xml:space="preserve">22 October 2026</w:t>
             </w:r>
           </w:p>
         </w:tc>
@@ -304,7 +304,7 @@
                 <w:sz w:val="19"/>
                 <w:szCs w:val="19"/>
               </w:rPr>
-              <w:t xml:space="preserve">DRIVE-ENERGY-4828 - TMCDEV (sandbox)</w:t>
+              <w:t xml:space="preserve">DRIVE-ENERGY-4828 - TMCDEV (sandbox); UAT for the RMS project</w:t>
             </w:r>
           </w:p>
         </w:tc>
@@ -326,7 +326,7 @@
           <w:sz w:val="24"/>
           <w:szCs w:val="24"/>
         </w:rPr>
-        <w:t xml:space="preserve">At a glance</w:t>
+        <w:t xml:space="preserve">At a glance: trial runs while building the agent</w:t>
       </w:r>
     </w:p>
     <w:tbl>
@@ -379,7 +379,7 @@
                 <w:sz w:val="18"/>
                 <w:szCs w:val="18"/>
               </w:rPr>
-              <w:t xml:space="preserve">Test runs recorded</w:t>
+              <w:t xml:space="preserve">Trial runs (agent testing)</w:t>
             </w:r>
           </w:p>
         </w:tc>
@@ -410,7 +410,7 @@
                 <w:sz w:val="18"/>
                 <w:szCs w:val="18"/>
               </w:rPr>
-              <w:t xml:space="preserve">Test cases executed</w:t>
+              <w:t xml:space="preserve">Test cases tried</w:t>
             </w:r>
           </w:p>
         </w:tc>
@@ -441,7 +441,7 @@
                 <w:sz w:val="18"/>
                 <w:szCs w:val="18"/>
               </w:rPr>
-              <w:t xml:space="preserve">Defects filed</w:t>
+              <w:t xml:space="preserve">Bugs filed in trials</w:t>
             </w:r>
           </w:p>
         </w:tc>
@@ -506,14 +506,14 @@
                 <w:sz w:val="19"/>
                 <w:szCs w:val="19"/>
               </w:rPr>
-              <w:t xml:space="preserve">26</w:t>
-            </w:r>
-            <w:r>
-              <w:rPr>
-                <w:sz w:val="19"/>
-                <w:szCs w:val="19"/>
-              </w:rPr>
-              <w:t xml:space="preserve"> (1–5 Oct 2026)</w:t>
+              <w:t xml:space="preserve">93</w:t>
+            </w:r>
+            <w:r>
+              <w:rPr>
+                <w:sz w:val="19"/>
+                <w:szCs w:val="19"/>
+              </w:rPr>
+              <w:t xml:space="preserve"> (1–21 Oct 2026)</w:t>
             </w:r>
           </w:p>
         </w:tc>
@@ -542,7 +542,7 @@
                 <w:sz w:val="19"/>
                 <w:szCs w:val="19"/>
               </w:rPr>
-              <w:t xml:space="preserve">12</w:t>
+              <w:t xml:space="preserve">18</w:t>
             </w:r>
             <w:r>
               <w:rPr>
@@ -578,7 +578,7 @@
                 <w:sz w:val="19"/>
                 <w:szCs w:val="19"/>
               </w:rPr>
-              <w:t xml:space="preserve">7</w:t>
+              <w:t xml:space="preserve">10</w:t>
             </w:r>
             <w:r>
               <w:rPr>
@@ -621,7 +621,7 @@
                 <w:sz w:val="19"/>
                 <w:szCs w:val="19"/>
               </w:rPr>
-              <w:t xml:space="preserve">: execution, defects, test case review</w:t>
+              <w:t xml:space="preserve">: execution, defects, test case review; per project and org</w:t>
             </w:r>
           </w:p>
         </w:tc>
@@ -650,7 +650,7 @@
     </w:p>
     <w:p>
       <w:pPr>
-        <w:spacing w:after="140"/>
+        <w:spacing w:after="110"/>
       </w:pPr>
       <w:hyperlink w:history="1" w:anchor="sec1">
         <w:r>
@@ -665,7 +665,7 @@
     </w:p>
     <w:p>
       <w:pPr>
-        <w:spacing w:after="140"/>
+        <w:spacing w:after="110"/>
       </w:pPr>
       <w:hyperlink w:history="1" w:anchor="sec2">
         <w:r>
@@ -680,7 +680,7 @@
     </w:p>
     <w:p>
       <w:pPr>
-        <w:spacing w:after="140"/>
+        <w:spacing w:after="110"/>
       </w:pPr>
       <w:hyperlink w:history="1" w:anchor="sec3">
         <w:r>
@@ -695,7 +695,7 @@
     </w:p>
     <w:p>
       <w:pPr>
-        <w:spacing w:after="140"/>
+        <w:spacing w:after="110"/>
       </w:pPr>
       <w:hyperlink w:history="1" w:anchor="sec4">
         <w:r>
@@ -710,7 +710,7 @@
     </w:p>
     <w:p>
       <w:pPr>
-        <w:spacing w:after="140"/>
+        <w:spacing w:after="110"/>
       </w:pPr>
       <w:hyperlink w:history="1" w:anchor="sec5">
         <w:r>
@@ -725,7 +725,7 @@
     </w:p>
     <w:p>
       <w:pPr>
-        <w:spacing w:after="140"/>
+        <w:spacing w:after="110"/>
       </w:pPr>
       <w:hyperlink w:history="1" w:anchor="sec6">
         <w:r>
@@ -740,7 +740,7 @@
     </w:p>
     <w:p>
       <w:pPr>
-        <w:spacing w:after="140"/>
+        <w:spacing w:after="110"/>
       </w:pPr>
       <w:hyperlink w:history="1" w:anchor="sec7">
         <w:r>
@@ -755,7 +755,7 @@
     </w:p>
     <w:p>
       <w:pPr>
-        <w:spacing w:after="140"/>
+        <w:spacing w:after="110"/>
       </w:pPr>
       <w:hyperlink w:history="1" w:anchor="sec8">
         <w:r>
@@ -770,7 +770,7 @@
     </w:p>
     <w:p>
       <w:pPr>
-        <w:spacing w:after="140"/>
+        <w:spacing w:after="110"/>
       </w:pPr>
       <w:hyperlink w:history="1" w:anchor="sec9">
         <w:r>
@@ -785,7 +785,7 @@
     </w:p>
     <w:p>
       <w:pPr>
-        <w:spacing w:after="140"/>
+        <w:spacing w:after="110"/>
       </w:pPr>
       <w:hyperlink w:history="1" w:anchor="sec10">
         <w:r>
@@ -794,13 +794,13 @@
             <w:sz w:val="24"/>
             <w:szCs w:val="24"/>
           </w:rPr>
-          <w:t xml:space="preserve">10. Security and safeguards</w:t>
+          <w:t xml:space="preserve">10. Tests with several users and API checks</w:t>
         </w:r>
       </w:hyperlink>
     </w:p>
     <w:p>
       <w:pPr>
-        <w:spacing w:after="140"/>
+        <w:spacing w:after="110"/>
       </w:pPr>
       <w:hyperlink w:history="1" w:anchor="sec11">
         <w:r>
@@ -809,13 +809,13 @@
             <w:sz w:val="24"/>
             <w:szCs w:val="24"/>
           </w:rPr>
-          <w:t xml:space="preserve">11. Operating the agent</w:t>
+          <w:t xml:space="preserve">11. Hybrid execution and Fast execution</w:t>
         </w:r>
       </w:hyperlink>
     </w:p>
     <w:p>
       <w:pPr>
-        <w:spacing w:after="140"/>
+        <w:spacing w:after="110"/>
       </w:pPr>
       <w:hyperlink w:history="1" w:anchor="sec12">
         <w:r>
@@ -824,7 +824,97 @@
             <w:sz w:val="24"/>
             <w:szCs w:val="24"/>
           </w:rPr>
-          <w:t xml:space="preserve">12. Limitations and next steps</w:t>
+          <w:t xml:space="preserve">12. Projects and org folders</w:t>
+        </w:r>
+      </w:hyperlink>
+    </w:p>
+    <w:p>
+      <w:pPr>
+        <w:spacing w:after="110"/>
+      </w:pPr>
+      <w:hyperlink w:history="1" w:anchor="sec13">
+        <w:r>
+          <w:rPr>
+            <w:color w:val="0B5CAD"/>
+            <w:sz w:val="24"/>
+            <w:szCs w:val="24"/>
+          </w:rPr>
+          <w:t xml:space="preserve">13. Jira story to test cases</w:t>
+        </w:r>
+      </w:hyperlink>
+    </w:p>
+    <w:p>
+      <w:pPr>
+        <w:spacing w:after="110"/>
+      </w:pPr>
+      <w:hyperlink w:history="1" w:anchor="sec14">
+        <w:r>
+          <w:rPr>
+            <w:color w:val="0B5CAD"/>
+            <w:sz w:val="24"/>
+            <w:szCs w:val="24"/>
+          </w:rPr>
+          <w:t xml:space="preserve">14. Sanity and Regression test sets</w:t>
+        </w:r>
+      </w:hyperlink>
+    </w:p>
+    <w:p>
+      <w:pPr>
+        <w:spacing w:after="110"/>
+      </w:pPr>
+      <w:hyperlink w:history="1" w:anchor="sec15">
+        <w:r>
+          <w:rPr>
+            <w:color w:val="0B5CAD"/>
+            <w:sz w:val="24"/>
+            <w:szCs w:val="24"/>
+          </w:rPr>
+          <w:t xml:space="preserve">15. Security and safeguards</w:t>
+        </w:r>
+      </w:hyperlink>
+    </w:p>
+    <w:p>
+      <w:pPr>
+        <w:spacing w:after="110"/>
+      </w:pPr>
+      <w:hyperlink w:history="1" w:anchor="sec16">
+        <w:r>
+          <w:rPr>
+            <w:color w:val="0B5CAD"/>
+            <w:sz w:val="24"/>
+            <w:szCs w:val="24"/>
+          </w:rPr>
+          <w:t xml:space="preserve">16. Operating the agent</w:t>
+        </w:r>
+      </w:hyperlink>
+    </w:p>
+    <w:p>
+      <w:pPr>
+        <w:spacing w:after="110"/>
+      </w:pPr>
+      <w:hyperlink w:history="1" w:anchor="sec17">
+        <w:r>
+          <w:rPr>
+            <w:color w:val="0B5CAD"/>
+            <w:sz w:val="24"/>
+            <w:szCs w:val="24"/>
+          </w:rPr>
+          <w:t xml:space="preserve">17. Change history (6–21 October)</w:t>
+        </w:r>
+      </w:hyperlink>
+    </w:p>
+    <w:p>
+      <w:pPr>
+        <w:spacing w:after="110"/>
+      </w:pPr>
+      <w:hyperlink w:history="1" w:anchor="sec18">
+        <w:r>
+          <w:rPr>
+            <w:color w:val="0B5CAD"/>
+            <w:sz w:val="24"/>
+            <w:szCs w:val="24"/>
+          </w:rPr>
+          <w:t xml:space="preserve">18. Limitations and next steps</w:t>
         </w:r>
       </w:hyperlink>
     </w:p>
@@ -860,6 +950,26 @@
       </w:pPr>
       <w:r>
         <w:t xml:space="preserve">The Salesforce QA Agent turns written test cases into executed, evidenced test results without a tester clicking through Salesforce. A tester opens any Salesforce page, picks the org and the persona (the Salesforce user the test should run as), pastes or uploads test cases, and the agent does the rest.</w:t>
+      </w:r>
+    </w:p>
+    <w:p>
+      <w:pPr>
+        <w:pBdr>
+          <w:left w:val="single" w:color="0B5CAD" w:sz="24" w:space="8"/>
+        </w:pBdr>
+        <w:shd w:fill="F4F6F9" w:color="auto" w:val="clear"/>
+        <w:spacing w:after="200" w:before="120" w:line="300"/>
+        <w:ind w:left="160" w:right="160"/>
+      </w:pPr>
+      <w:r>
+        <w:rPr>
+          <w:b/>
+          <w:bCs/>
+        </w:rPr>
+        <w:t xml:space="preserve">Current status (22 October 2026).</w:t>
+      </w:r>
+      <w:r>
+        <w:t xml:space="preserve"> The agent is built and has been tried out on the DRIVE-ENERGY-4828 - TMCDEV sandbox (and UAT for the RMS project). The 93 runs of 18 test cases and the 10 bugs recorded so far are trial runs used to build and check the agent itself, not results of a real test cycle; real testing of the org has not started yet. All 197 automated tests pass. Since the first version of this report, Jira story generation, Sanity and Regression test sets with re-checks and run comparison, project folders, multi-persona tests, API checks, hybrid execution and the Fast execution switch have been added (section 17).</w:t>
       </w:r>
     </w:p>
     <w:p>
@@ -1336,6 +1446,372 @@
           </w:p>
         </w:tc>
       </w:tr>
+      <w:tr>
+        <w:trPr>
+          <w:cantSplit/>
+        </w:trPr>
+        <w:tc>
+          <w:tcPr>
+            <w:tcW w:type="dxa" w:w="2900"/>
+            <w:tcBorders>
+              <w:top w:val="single" w:color="DFE4EA" w:sz="4"/>
+              <w:left w:val="single" w:color="DFE4EA" w:sz="4"/>
+              <w:bottom w:val="single" w:color="DFE4EA" w:sz="4"/>
+              <w:right w:val="single" w:color="DFE4EA" w:sz="4"/>
+            </w:tcBorders>
+            <w:tcMar>
+              <w:top w:type="dxa" w:w="60"/>
+              <w:left w:type="dxa" w:w="100"/>
+              <w:bottom w:type="dxa" w:w="60"/>
+              <w:right w:type="dxa" w:w="100"/>
+            </w:tcMar>
+            <w:vAlign w:val="top"/>
+          </w:tcPr>
+          <w:p>
+            <w:r>
+              <w:rPr>
+                <w:b/>
+                <w:bCs/>
+                <w:sz w:val="19"/>
+                <w:szCs w:val="19"/>
+              </w:rPr>
+              <w:t xml:space="preserve">Tests with several users</w:t>
+            </w:r>
+          </w:p>
+        </w:tc>
+        <w:tc>
+          <w:tcPr>
+            <w:tcW w:type="dxa" w:w="6738"/>
+            <w:tcBorders>
+              <w:top w:val="single" w:color="DFE4EA" w:sz="4"/>
+              <w:left w:val="single" w:color="DFE4EA" w:sz="4"/>
+              <w:bottom w:val="single" w:color="DFE4EA" w:sz="4"/>
+              <w:right w:val="single" w:color="DFE4EA" w:sz="4"/>
+            </w:tcBorders>
+            <w:tcMar>
+              <w:top w:type="dxa" w:w="60"/>
+              <w:left w:type="dxa" w:w="100"/>
+              <w:bottom w:type="dxa" w:w="60"/>
+              <w:right w:type="dxa" w:w="100"/>
+            </w:tcMar>
+            <w:vAlign w:val="top"/>
+          </w:tcPr>
+          <w:p>
+            <w:r>
+              <w:rPr>
+                <w:sz w:val="19"/>
+                <w:szCs w:val="19"/>
+              </w:rPr>
+              <w:t xml:space="preserve">One test can involve up to 4 personas (for example Sales submits, the Sales Manager approves), each in its own browser.</w:t>
+            </w:r>
+          </w:p>
+        </w:tc>
+      </w:tr>
+      <w:tr>
+        <w:trPr>
+          <w:cantSplit/>
+        </w:trPr>
+        <w:tc>
+          <w:tcPr>
+            <w:tcW w:type="dxa" w:w="2900"/>
+            <w:tcBorders>
+              <w:top w:val="single" w:color="DFE4EA" w:sz="4"/>
+              <w:left w:val="single" w:color="DFE4EA" w:sz="4"/>
+              <w:bottom w:val="single" w:color="DFE4EA" w:sz="4"/>
+              <w:right w:val="single" w:color="DFE4EA" w:sz="4"/>
+            </w:tcBorders>
+            <w:tcMar>
+              <w:top w:type="dxa" w:w="60"/>
+              <w:left w:type="dxa" w:w="100"/>
+              <w:bottom w:type="dxa" w:w="60"/>
+              <w:right w:type="dxa" w:w="100"/>
+            </w:tcMar>
+            <w:vAlign w:val="top"/>
+          </w:tcPr>
+          <w:p>
+            <w:r>
+              <w:rPr>
+                <w:b/>
+                <w:bCs/>
+                <w:sz w:val="19"/>
+                <w:szCs w:val="19"/>
+              </w:rPr>
+              <w:t xml:space="preserve">API checks</w:t>
+            </w:r>
+          </w:p>
+        </w:tc>
+        <w:tc>
+          <w:tcPr>
+            <w:tcW w:type="dxa" w:w="6738"/>
+            <w:tcBorders>
+              <w:top w:val="single" w:color="DFE4EA" w:sz="4"/>
+              <w:left w:val="single" w:color="DFE4EA" w:sz="4"/>
+              <w:bottom w:val="single" w:color="DFE4EA" w:sz="4"/>
+              <w:right w:val="single" w:color="DFE4EA" w:sz="4"/>
+            </w:tcBorders>
+            <w:tcMar>
+              <w:top w:type="dxa" w:w="60"/>
+              <w:left w:type="dxa" w:w="100"/>
+              <w:bottom w:type="dxa" w:w="60"/>
+              <w:right w:type="dxa" w:w="100"/>
+            </w:tcMar>
+            <w:vAlign w:val="top"/>
+          </w:tcPr>
+          <w:p>
+            <w:r>
+              <w:rPr>
+                <w:sz w:val="19"/>
+                <w:szCs w:val="19"/>
+              </w:rPr>
+              <w:t xml:space="preserve">Claude can check the org's REST API, or an approved external system, where the UI cannot show the result. Each call is saved as evidence.</w:t>
+            </w:r>
+          </w:p>
+        </w:tc>
+      </w:tr>
+      <w:tr>
+        <w:trPr>
+          <w:cantSplit/>
+        </w:trPr>
+        <w:tc>
+          <w:tcPr>
+            <w:tcW w:type="dxa" w:w="2900"/>
+            <w:tcBorders>
+              <w:top w:val="single" w:color="DFE4EA" w:sz="4"/>
+              <w:left w:val="single" w:color="DFE4EA" w:sz="4"/>
+              <w:bottom w:val="single" w:color="DFE4EA" w:sz="4"/>
+              <w:right w:val="single" w:color="DFE4EA" w:sz="4"/>
+            </w:tcBorders>
+            <w:tcMar>
+              <w:top w:type="dxa" w:w="60"/>
+              <w:left w:type="dxa" w:w="100"/>
+              <w:bottom w:type="dxa" w:w="60"/>
+              <w:right w:type="dxa" w:w="100"/>
+            </w:tcMar>
+            <w:vAlign w:val="top"/>
+          </w:tcPr>
+          <w:p>
+            <w:r>
+              <w:rPr>
+                <w:b/>
+                <w:bCs/>
+                <w:sz w:val="19"/>
+                <w:szCs w:val="19"/>
+              </w:rPr>
+              <w:t xml:space="preserve">Jira story to test cases</w:t>
+            </w:r>
+          </w:p>
+        </w:tc>
+        <w:tc>
+          <w:tcPr>
+            <w:tcW w:type="dxa" w:w="6738"/>
+            <w:tcBorders>
+              <w:top w:val="single" w:color="DFE4EA" w:sz="4"/>
+              <w:left w:val="single" w:color="DFE4EA" w:sz="4"/>
+              <w:bottom w:val="single" w:color="DFE4EA" w:sz="4"/>
+              <w:right w:val="single" w:color="DFE4EA" w:sz="4"/>
+            </w:tcBorders>
+            <w:tcMar>
+              <w:top w:type="dxa" w:w="60"/>
+              <w:left w:type="dxa" w:w="100"/>
+              <w:bottom w:type="dxa" w:w="60"/>
+              <w:right w:type="dxa" w:w="100"/>
+            </w:tcMar>
+            <w:vAlign w:val="top"/>
+          </w:tcPr>
+          <w:p>
+            <w:r>
+              <w:rPr>
+                <w:sz w:val="19"/>
+                <w:szCs w:val="19"/>
+              </w:rPr>
+              <w:t xml:space="preserve">A pasted story becomes reviewed test cases (positive, negative, boundary, permission…) with traceability to its acceptance criteria.</w:t>
+            </w:r>
+          </w:p>
+        </w:tc>
+      </w:tr>
+      <w:tr>
+        <w:trPr>
+          <w:cantSplit/>
+        </w:trPr>
+        <w:tc>
+          <w:tcPr>
+            <w:tcW w:type="dxa" w:w="2900"/>
+            <w:tcBorders>
+              <w:top w:val="single" w:color="DFE4EA" w:sz="4"/>
+              <w:left w:val="single" w:color="DFE4EA" w:sz="4"/>
+              <w:bottom w:val="single" w:color="DFE4EA" w:sz="4"/>
+              <w:right w:val="single" w:color="DFE4EA" w:sz="4"/>
+            </w:tcBorders>
+            <w:tcMar>
+              <w:top w:type="dxa" w:w="60"/>
+              <w:left w:type="dxa" w:w="100"/>
+              <w:bottom w:type="dxa" w:w="60"/>
+              <w:right w:type="dxa" w:w="100"/>
+            </w:tcMar>
+            <w:vAlign w:val="top"/>
+          </w:tcPr>
+          <w:p>
+            <w:r>
+              <w:rPr>
+                <w:b/>
+                <w:bCs/>
+                <w:sz w:val="19"/>
+                <w:szCs w:val="19"/>
+              </w:rPr>
+              <w:t xml:space="preserve">Sanity and Regression sets</w:t>
+            </w:r>
+          </w:p>
+        </w:tc>
+        <w:tc>
+          <w:tcPr>
+            <w:tcW w:type="dxa" w:w="6738"/>
+            <w:tcBorders>
+              <w:top w:val="single" w:color="DFE4EA" w:sz="4"/>
+              <w:left w:val="single" w:color="DFE4EA" w:sz="4"/>
+              <w:bottom w:val="single" w:color="DFE4EA" w:sz="4"/>
+              <w:right w:val="single" w:color="DFE4EA" w:sz="4"/>
+            </w:tcBorders>
+            <w:tcMar>
+              <w:top w:type="dxa" w:w="60"/>
+              <w:left w:type="dxa" w:w="100"/>
+              <w:bottom w:type="dxa" w:w="60"/>
+              <w:right w:type="dxa" w:w="100"/>
+            </w:tcMar>
+            <w:vAlign w:val="top"/>
+          </w:tcPr>
+          <w:p>
+            <w:r>
+              <w:rPr>
+                <w:sz w:val="19"/>
+                <w:szCs w:val="19"/>
+              </w:rPr>
+              <w:t xml:space="preserve">Named sets run with one click. Failures are re-checked once to separate real failures from flaky ones, and each run is compared with the previous one.</w:t>
+            </w:r>
+          </w:p>
+        </w:tc>
+      </w:tr>
+      <w:tr>
+        <w:trPr>
+          <w:cantSplit/>
+        </w:trPr>
+        <w:tc>
+          <w:tcPr>
+            <w:tcW w:type="dxa" w:w="2900"/>
+            <w:tcBorders>
+              <w:top w:val="single" w:color="DFE4EA" w:sz="4"/>
+              <w:left w:val="single" w:color="DFE4EA" w:sz="4"/>
+              <w:bottom w:val="single" w:color="DFE4EA" w:sz="4"/>
+              <w:right w:val="single" w:color="DFE4EA" w:sz="4"/>
+            </w:tcBorders>
+            <w:tcMar>
+              <w:top w:type="dxa" w:w="60"/>
+              <w:left w:type="dxa" w:w="100"/>
+              <w:bottom w:type="dxa" w:w="60"/>
+              <w:right w:type="dxa" w:w="100"/>
+            </w:tcMar>
+            <w:vAlign w:val="top"/>
+          </w:tcPr>
+          <w:p>
+            <w:r>
+              <w:rPr>
+                <w:b/>
+                <w:bCs/>
+                <w:sz w:val="19"/>
+                <w:szCs w:val="19"/>
+              </w:rPr>
+              <w:t xml:space="preserve">Faster, steadier runs</w:t>
+            </w:r>
+          </w:p>
+        </w:tc>
+        <w:tc>
+          <w:tcPr>
+            <w:tcW w:type="dxa" w:w="6738"/>
+            <w:tcBorders>
+              <w:top w:val="single" w:color="DFE4EA" w:sz="4"/>
+              <w:left w:val="single" w:color="DFE4EA" w:sz="4"/>
+              <w:bottom w:val="single" w:color="DFE4EA" w:sz="4"/>
+              <w:right w:val="single" w:color="DFE4EA" w:sz="4"/>
+            </w:tcBorders>
+            <w:tcMar>
+              <w:top w:type="dxa" w:w="60"/>
+              <w:left w:type="dxa" w:w="100"/>
+              <w:bottom w:type="dxa" w:w="60"/>
+              <w:right w:type="dxa" w:w="100"/>
+            </w:tcMar>
+            <w:vAlign w:val="top"/>
+          </w:tcPr>
+          <w:p>
+            <w:r>
+              <w:rPr>
+                <w:sz w:val="19"/>
+                <w:szCs w:val="19"/>
+              </w:rPr>
+              <w:t xml:space="preserve">Hybrid execution does known actions in one call; the Fast execution switch overlaps login with AI start-up. Every run reports its execution time.</w:t>
+            </w:r>
+          </w:p>
+        </w:tc>
+      </w:tr>
+      <w:tr>
+        <w:trPr>
+          <w:cantSplit/>
+        </w:trPr>
+        <w:tc>
+          <w:tcPr>
+            <w:tcW w:type="dxa" w:w="2900"/>
+            <w:tcBorders>
+              <w:top w:val="single" w:color="DFE4EA" w:sz="4"/>
+              <w:left w:val="single" w:color="DFE4EA" w:sz="4"/>
+              <w:bottom w:val="single" w:color="DFE4EA" w:sz="4"/>
+              <w:right w:val="single" w:color="DFE4EA" w:sz="4"/>
+            </w:tcBorders>
+            <w:tcMar>
+              <w:top w:type="dxa" w:w="60"/>
+              <w:left w:type="dxa" w:w="100"/>
+              <w:bottom w:type="dxa" w:w="60"/>
+              <w:right w:type="dxa" w:w="100"/>
+            </w:tcMar>
+            <w:vAlign w:val="top"/>
+          </w:tcPr>
+          <w:p>
+            <w:r>
+              <w:rPr>
+                <w:b/>
+                <w:bCs/>
+                <w:sz w:val="19"/>
+                <w:szCs w:val="19"/>
+              </w:rPr>
+              <w:t xml:space="preserve">Projects and org folders</w:t>
+            </w:r>
+          </w:p>
+        </w:tc>
+        <w:tc>
+          <w:tcPr>
+            <w:tcW w:type="dxa" w:w="6738"/>
+            <w:tcBorders>
+              <w:top w:val="single" w:color="DFE4EA" w:sz="4"/>
+              <w:left w:val="single" w:color="DFE4EA" w:sz="4"/>
+              <w:bottom w:val="single" w:color="DFE4EA" w:sz="4"/>
+              <w:right w:val="single" w:color="DFE4EA" w:sz="4"/>
+            </w:tcBorders>
+            <w:tcMar>
+              <w:top w:type="dxa" w:w="60"/>
+              <w:left w:type="dxa" w:w="100"/>
+              <w:bottom w:type="dxa" w:w="60"/>
+              <w:right w:type="dxa" w:w="100"/>
+            </w:tcMar>
+            <w:vAlign w:val="top"/>
+          </w:tcPr>
+          <w:p>
+            <w:r>
+              <w:rPr>
+                <w:sz w:val="19"/>
+                <w:szCs w:val="19"/>
+              </w:rPr>
+              <w:t xml:space="preserve">Reports, bugs, notes, test cases and test sets are kept per project and per org (for example RMS / TMCDEV and RMS / UAT).</w:t>
+            </w:r>
+          </w:p>
+        </w:tc>
+      </w:tr>
     </w:tbl>
     <w:p>
       <w:pPr>
@@ -1432,26 +1908,6 @@
     </w:p>
     <w:p>
       <w:pPr>
-        <w:pBdr>
-          <w:left w:val="single" w:color="0B5CAD" w:sz="24" w:space="8"/>
-        </w:pBdr>
-        <w:shd w:fill="F4F6F9" w:color="auto" w:val="clear"/>
-        <w:spacing w:after="200" w:before="120" w:line="300"/>
-        <w:ind w:left="160" w:right="160"/>
-      </w:pPr>
-      <w:r>
-        <w:rPr>
-          <w:b/>
-          <w:bCs/>
-        </w:rPr>
-        <w:t xml:space="preserve">Current status (5 October 2026).</w:t>
-      </w:r>
-      <w:r>
-        <w:t xml:space="preserve"> In use on the DRIVE-ENERGY-4828 - TMCDEV sandbox. 26 runs of 12 test cases have been recorded, with 7 open defects (2 High, 5 Medium), most of them Sales-profile access issues on Account. All 127 automated tests pass, and an end-to-end check of the requirements review ran successfully against the real Claude CLI.</w:t>
-      </w:r>
-    </w:p>
-    <w:p>
-      <w:pPr>
         <w:pStyle w:val="Heading1"/>
         <w:pageBreakBefore/>
       </w:pPr>
@@ -1490,9 +1946,9 @@
       <w:r>
         <w:drawing>
           <wp:inline distT="0" distB="0" distL="0" distR="0">
-            <wp:extent cx="6115050" cy="4286250"/>
+            <wp:extent cx="6115050" cy="4556312"/>
             <wp:effectExtent t="0" r="0" b="0" l="0"/>
-            <wp:docPr id="1" name="Figure 1" descr="Architecture. The extension talks only to the local server. The server starts Claude Code with two tool servers: Playwright MCP to operate an isolated browser, and the QA tools through which Claude reports results back to the server. Results are saved in the qa/ folder and shown in three reports." title="Figure 1"/>
+            <wp:docPr id="1" name="Figure 1" descr="Architecture: extension, local agent server, Claude Code with its tool servers, the test browsers and Salesforce, and the report folders." title="Figure 1"/>
             <wp:cNvGraphicFramePr>
               <a:graphicFrameLocks xmlns:a="http://schemas.openxmlformats.org/drawingml/2006/main" noChangeAspect="1"/>
             </wp:cNvGraphicFramePr>
@@ -1515,7 +1971,7 @@
                   <pic:spPr bwMode="auto">
                     <a:xfrm>
                       <a:off x="0" y="0"/>
-                      <a:ext cx="6115050" cy="4286250"/>
+                      <a:ext cx="6115050" cy="4556312"/>
                     </a:xfrm>
                     <a:prstGeom prst="rect">
                       <a:avLst/>
@@ -1548,7 +2004,7 @@
           <w:sz w:val="18"/>
           <w:szCs w:val="18"/>
         </w:rPr>
-        <w:t xml:space="preserve">Architecture. The extension talks only to the local server. The server starts Claude Code with two tool servers: Playwright MCP to operate an isolated browser, and the QA tools through which Claude reports results back to the server. Results are saved in the qa/ folder and shown in three reports.</w:t>
+        <w:t xml:space="preserve">Architecture. The extension talks only to the local server. The server starts Claude Code with the browser tools (Playwright MCP plus run_steps for several known actions in one call) and the QA tools through which Claude reports results. Jira stories and BRD reviews use their own tools without a browser. Results are saved in qa/ or, when a project is selected, in that project's folder for the org.</w:t>
       </w:r>
     </w:p>
     <w:p>
@@ -2416,23 +2872,7 @@
                 <w:sz w:val="19"/>
                 <w:szCs w:val="19"/>
               </w:rPr>
-              <w:t xml:space="preserve">Claude runs headless on the signed-in Claude Code seat (no API key billing). It only has two tool sets: Playwright MCP (browser) and the QA tools (record</w:t>
-            </w:r>
-            <w:r>
-              <w:rPr>
-                <w:i/>
-                <w:iCs/>
-                <w:sz w:val="19"/>
-                <w:szCs w:val="19"/>
-              </w:rPr>
-              <w:t xml:space="preserve">step, report</w:t>
-            </w:r>
-            <w:r>
-              <w:rPr>
-                <w:sz w:val="19"/>
-                <w:szCs w:val="19"/>
-              </w:rPr>
-              <w:t xml:space="preserve">bug, finish_test, test-data tools); for reviews, only the review tools.</w:t>
+              <w:t xml:space="preserve">Claude runs headless on the signed-in Claude Code seat (no API key billing). It only has two tool sets for a test: Playwright MCP with run_steps (browser) and the QA tools (record_step, report_bug, finish_test, test-data tools); for reviews, only the review tools.</w:t>
             </w:r>
           </w:p>
         </w:tc>
@@ -2854,6 +3294,636 @@
                 <w:shd w:fill="F4F6F9" w:color="auto" w:val="clear"/>
               </w:rPr>
               <w:t xml:space="preserve">packages/shared/</w:t>
+            </w:r>
+          </w:p>
+        </w:tc>
+      </w:tr>
+      <w:tr>
+        <w:trPr>
+          <w:cantSplit/>
+        </w:trPr>
+        <w:tc>
+          <w:tcPr>
+            <w:tcW w:type="dxa" w:w="2200"/>
+            <w:tcBorders>
+              <w:top w:val="single" w:color="DFE4EA" w:sz="4"/>
+              <w:left w:val="single" w:color="DFE4EA" w:sz="4"/>
+              <w:bottom w:val="single" w:color="DFE4EA" w:sz="4"/>
+              <w:right w:val="single" w:color="DFE4EA" w:sz="4"/>
+            </w:tcBorders>
+            <w:tcMar>
+              <w:top w:type="dxa" w:w="60"/>
+              <w:left w:type="dxa" w:w="100"/>
+              <w:bottom w:type="dxa" w:w="60"/>
+              <w:right w:type="dxa" w:w="100"/>
+            </w:tcMar>
+            <w:vAlign w:val="top"/>
+          </w:tcPr>
+          <w:p>
+            <w:r>
+              <w:rPr>
+                <w:b/>
+                <w:bCs/>
+                <w:sz w:val="19"/>
+                <w:szCs w:val="19"/>
+              </w:rPr>
+              <w:t xml:space="preserve">Browser tools + actions</w:t>
+            </w:r>
+          </w:p>
+        </w:tc>
+        <w:tc>
+          <w:tcPr>
+            <w:tcW w:type="dxa" w:w="4838"/>
+            <w:tcBorders>
+              <w:top w:val="single" w:color="DFE4EA" w:sz="4"/>
+              <w:left w:val="single" w:color="DFE4EA" w:sz="4"/>
+              <w:bottom w:val="single" w:color="DFE4EA" w:sz="4"/>
+              <w:right w:val="single" w:color="DFE4EA" w:sz="4"/>
+            </w:tcBorders>
+            <w:tcMar>
+              <w:top w:type="dxa" w:w="60"/>
+              <w:left w:type="dxa" w:w="100"/>
+              <w:bottom w:type="dxa" w:w="60"/>
+              <w:right w:type="dxa" w:w="100"/>
+            </w:tcMar>
+            <w:vAlign w:val="top"/>
+          </w:tcPr>
+          <w:p>
+            <w:r>
+              <w:rPr>
+                <w:sz w:val="19"/>
+                <w:szCs w:val="19"/>
+              </w:rPr>
+              <w:t xml:space="preserve">Playwright MCP plus run_steps: 21 generic actions (navigate, click, fill, select, lookup, waits, getField, verify, screenshot…) with Salesforce-aware waits. Stops and hands back to Claude when unsure.</w:t>
+            </w:r>
+          </w:p>
+        </w:tc>
+        <w:tc>
+          <w:tcPr>
+            <w:tcW w:type="dxa" w:w="2600"/>
+            <w:tcBorders>
+              <w:top w:val="single" w:color="DFE4EA" w:sz="4"/>
+              <w:left w:val="single" w:color="DFE4EA" w:sz="4"/>
+              <w:bottom w:val="single" w:color="DFE4EA" w:sz="4"/>
+              <w:right w:val="single" w:color="DFE4EA" w:sz="4"/>
+            </w:tcBorders>
+            <w:tcMar>
+              <w:top w:type="dxa" w:w="60"/>
+              <w:left w:type="dxa" w:w="100"/>
+              <w:bottom w:type="dxa" w:w="60"/>
+              <w:right w:type="dxa" w:w="100"/>
+            </w:tcMar>
+            <w:vAlign w:val="top"/>
+          </w:tcPr>
+          <w:p>
+            <w:r>
+              <w:rPr>
+                <w:rFonts w:ascii="Consolas" w:cs="Consolas" w:eastAsia="Consolas" w:hAnsi="Consolas"/>
+                <w:sz w:val="18"/>
+                <w:szCs w:val="18"/>
+                <w:shd w:fill="F4F6F9" w:color="auto" w:val="clear"/>
+              </w:rPr>
+              <w:t xml:space="preserve">server/src/agent/browser-mcp.ts, actions.ts</w:t>
+            </w:r>
+          </w:p>
+        </w:tc>
+      </w:tr>
+      <w:tr>
+        <w:trPr>
+          <w:cantSplit/>
+        </w:trPr>
+        <w:tc>
+          <w:tcPr>
+            <w:tcW w:type="dxa" w:w="2200"/>
+            <w:tcBorders>
+              <w:top w:val="single" w:color="DFE4EA" w:sz="4"/>
+              <w:left w:val="single" w:color="DFE4EA" w:sz="4"/>
+              <w:bottom w:val="single" w:color="DFE4EA" w:sz="4"/>
+              <w:right w:val="single" w:color="DFE4EA" w:sz="4"/>
+            </w:tcBorders>
+            <w:tcMar>
+              <w:top w:type="dxa" w:w="60"/>
+              <w:left w:type="dxa" w:w="100"/>
+              <w:bottom w:type="dxa" w:w="60"/>
+              <w:right w:type="dxa" w:w="100"/>
+            </w:tcMar>
+            <w:vAlign w:val="top"/>
+          </w:tcPr>
+          <w:p>
+            <w:r>
+              <w:rPr>
+                <w:b/>
+                <w:bCs/>
+                <w:sz w:val="19"/>
+                <w:szCs w:val="19"/>
+              </w:rPr>
+              <w:t xml:space="preserve">API checks</w:t>
+            </w:r>
+          </w:p>
+        </w:tc>
+        <w:tc>
+          <w:tcPr>
+            <w:tcW w:type="dxa" w:w="4838"/>
+            <w:tcBorders>
+              <w:top w:val="single" w:color="DFE4EA" w:sz="4"/>
+              <w:left w:val="single" w:color="DFE4EA" w:sz="4"/>
+              <w:bottom w:val="single" w:color="DFE4EA" w:sz="4"/>
+              <w:right w:val="single" w:color="DFE4EA" w:sz="4"/>
+            </w:tcBorders>
+            <w:tcMar>
+              <w:top w:type="dxa" w:w="60"/>
+              <w:left w:type="dxa" w:w="100"/>
+              <w:bottom w:type="dxa" w:w="60"/>
+              <w:right w:type="dxa" w:w="100"/>
+            </w:tcMar>
+            <w:vAlign w:val="top"/>
+          </w:tcPr>
+          <w:p>
+            <w:r>
+              <w:rPr>
+                <w:sz w:val="19"/>
+                <w:szCs w:val="19"/>
+              </w:rPr>
+              <w:t xml:space="preserve">call_api: org REST API as the admin or a persona, and external systems listed in config/apis.json; request and response saved as evidence.</w:t>
+            </w:r>
+          </w:p>
+        </w:tc>
+        <w:tc>
+          <w:tcPr>
+            <w:tcW w:type="dxa" w:w="2600"/>
+            <w:tcBorders>
+              <w:top w:val="single" w:color="DFE4EA" w:sz="4"/>
+              <w:left w:val="single" w:color="DFE4EA" w:sz="4"/>
+              <w:bottom w:val="single" w:color="DFE4EA" w:sz="4"/>
+              <w:right w:val="single" w:color="DFE4EA" w:sz="4"/>
+            </w:tcBorders>
+            <w:tcMar>
+              <w:top w:type="dxa" w:w="60"/>
+              <w:left w:type="dxa" w:w="100"/>
+              <w:bottom w:type="dxa" w:w="60"/>
+              <w:right w:type="dxa" w:w="100"/>
+            </w:tcMar>
+            <w:vAlign w:val="top"/>
+          </w:tcPr>
+          <w:p>
+            <w:r>
+              <w:rPr>
+                <w:rFonts w:ascii="Consolas" w:cs="Consolas" w:eastAsia="Consolas" w:hAnsi="Consolas"/>
+                <w:sz w:val="18"/>
+                <w:szCs w:val="18"/>
+                <w:shd w:fill="F4F6F9" w:color="auto" w:val="clear"/>
+              </w:rPr>
+              <w:t xml:space="preserve">server/src/agent/api-call.ts</w:t>
+            </w:r>
+          </w:p>
+        </w:tc>
+      </w:tr>
+      <w:tr>
+        <w:trPr>
+          <w:cantSplit/>
+        </w:trPr>
+        <w:tc>
+          <w:tcPr>
+            <w:tcW w:type="dxa" w:w="2200"/>
+            <w:tcBorders>
+              <w:top w:val="single" w:color="DFE4EA" w:sz="4"/>
+              <w:left w:val="single" w:color="DFE4EA" w:sz="4"/>
+              <w:bottom w:val="single" w:color="DFE4EA" w:sz="4"/>
+              <w:right w:val="single" w:color="DFE4EA" w:sz="4"/>
+            </w:tcBorders>
+            <w:tcMar>
+              <w:top w:type="dxa" w:w="60"/>
+              <w:left w:type="dxa" w:w="100"/>
+              <w:bottom w:type="dxa" w:w="60"/>
+              <w:right w:type="dxa" w:w="100"/>
+            </w:tcMar>
+            <w:vAlign w:val="top"/>
+          </w:tcPr>
+          <w:p>
+            <w:r>
+              <w:rPr>
+                <w:b/>
+                <w:bCs/>
+                <w:sz w:val="19"/>
+                <w:szCs w:val="19"/>
+              </w:rPr>
+              <w:t xml:space="preserve">Run metrics</w:t>
+            </w:r>
+          </w:p>
+        </w:tc>
+        <w:tc>
+          <w:tcPr>
+            <w:tcW w:type="dxa" w:w="4838"/>
+            <w:tcBorders>
+              <w:top w:val="single" w:color="DFE4EA" w:sz="4"/>
+              <w:left w:val="single" w:color="DFE4EA" w:sz="4"/>
+              <w:bottom w:val="single" w:color="DFE4EA" w:sz="4"/>
+              <w:right w:val="single" w:color="DFE4EA" w:sz="4"/>
+            </w:tcBorders>
+            <w:tcMar>
+              <w:top w:type="dxa" w:w="60"/>
+              <w:left w:type="dxa" w:w="100"/>
+              <w:bottom w:type="dxa" w:w="60"/>
+              <w:right w:type="dxa" w:w="100"/>
+            </w:tcMar>
+            <w:vAlign w:val="top"/>
+          </w:tcPr>
+          <w:p>
+            <w:r>
+              <w:rPr>
+                <w:sz w:val="19"/>
+                <w:szCs w:val="19"/>
+              </w:rPr>
+              <w:t xml:space="preserve">Per run: total time, login, Claude start-up and report time, turns, tokens, browser actions, batches and fallbacks.</w:t>
+            </w:r>
+          </w:p>
+        </w:tc>
+        <w:tc>
+          <w:tcPr>
+            <w:tcW w:type="dxa" w:w="2600"/>
+            <w:tcBorders>
+              <w:top w:val="single" w:color="DFE4EA" w:sz="4"/>
+              <w:left w:val="single" w:color="DFE4EA" w:sz="4"/>
+              <w:bottom w:val="single" w:color="DFE4EA" w:sz="4"/>
+              <w:right w:val="single" w:color="DFE4EA" w:sz="4"/>
+            </w:tcBorders>
+            <w:tcMar>
+              <w:top w:type="dxa" w:w="60"/>
+              <w:left w:type="dxa" w:w="100"/>
+              <w:bottom w:type="dxa" w:w="60"/>
+              <w:right w:type="dxa" w:w="100"/>
+            </w:tcMar>
+            <w:vAlign w:val="top"/>
+          </w:tcPr>
+          <w:p>
+            <w:r>
+              <w:rPr>
+                <w:rFonts w:ascii="Consolas" w:cs="Consolas" w:eastAsia="Consolas" w:hAnsi="Consolas"/>
+                <w:sz w:val="18"/>
+                <w:szCs w:val="18"/>
+                <w:shd w:fill="F4F6F9" w:color="auto" w:val="clear"/>
+              </w:rPr>
+              <w:t xml:space="preserve">server/src/agent/metrics.ts</w:t>
+            </w:r>
+          </w:p>
+        </w:tc>
+      </w:tr>
+      <w:tr>
+        <w:trPr>
+          <w:cantSplit/>
+        </w:trPr>
+        <w:tc>
+          <w:tcPr>
+            <w:tcW w:type="dxa" w:w="2200"/>
+            <w:tcBorders>
+              <w:top w:val="single" w:color="DFE4EA" w:sz="4"/>
+              <w:left w:val="single" w:color="DFE4EA" w:sz="4"/>
+              <w:bottom w:val="single" w:color="DFE4EA" w:sz="4"/>
+              <w:right w:val="single" w:color="DFE4EA" w:sz="4"/>
+            </w:tcBorders>
+            <w:tcMar>
+              <w:top w:type="dxa" w:w="60"/>
+              <w:left w:type="dxa" w:w="100"/>
+              <w:bottom w:type="dxa" w:w="60"/>
+              <w:right w:type="dxa" w:w="100"/>
+            </w:tcMar>
+            <w:vAlign w:val="top"/>
+          </w:tcPr>
+          <w:p>
+            <w:r>
+              <w:rPr>
+                <w:b/>
+                <w:bCs/>
+                <w:sz w:val="19"/>
+                <w:szCs w:val="19"/>
+              </w:rPr>
+              <w:t xml:space="preserve">Project store</w:t>
+            </w:r>
+          </w:p>
+        </w:tc>
+        <w:tc>
+          <w:tcPr>
+            <w:tcW w:type="dxa" w:w="4838"/>
+            <w:tcBorders>
+              <w:top w:val="single" w:color="DFE4EA" w:sz="4"/>
+              <w:left w:val="single" w:color="DFE4EA" w:sz="4"/>
+              <w:bottom w:val="single" w:color="DFE4EA" w:sz="4"/>
+              <w:right w:val="single" w:color="DFE4EA" w:sz="4"/>
+            </w:tcBorders>
+            <w:tcMar>
+              <w:top w:type="dxa" w:w="60"/>
+              <w:left w:type="dxa" w:w="100"/>
+              <w:bottom w:type="dxa" w:w="60"/>
+              <w:right w:type="dxa" w:w="100"/>
+            </w:tcMar>
+            <w:vAlign w:val="top"/>
+          </w:tcPr>
+          <w:p>
+            <w:r>
+              <w:rPr>
+                <w:sz w:val="19"/>
+                <w:szCs w:val="19"/>
+              </w:rPr>
+              <w:t xml:space="preserve">Creates projects and org folders in QA-Workspace, notes, and opens the right reports. Validates every name and path.</w:t>
+            </w:r>
+          </w:p>
+        </w:tc>
+        <w:tc>
+          <w:tcPr>
+            <w:tcW w:type="dxa" w:w="2600"/>
+            <w:tcBorders>
+              <w:top w:val="single" w:color="DFE4EA" w:sz="4"/>
+              <w:left w:val="single" w:color="DFE4EA" w:sz="4"/>
+              <w:bottom w:val="single" w:color="DFE4EA" w:sz="4"/>
+              <w:right w:val="single" w:color="DFE4EA" w:sz="4"/>
+            </w:tcBorders>
+            <w:tcMar>
+              <w:top w:type="dxa" w:w="60"/>
+              <w:left w:type="dxa" w:w="100"/>
+              <w:bottom w:type="dxa" w:w="60"/>
+              <w:right w:type="dxa" w:w="100"/>
+            </w:tcMar>
+            <w:vAlign w:val="top"/>
+          </w:tcPr>
+          <w:p>
+            <w:r>
+              <w:rPr>
+                <w:rFonts w:ascii="Consolas" w:cs="Consolas" w:eastAsia="Consolas" w:hAnsi="Consolas"/>
+                <w:sz w:val="18"/>
+                <w:szCs w:val="18"/>
+                <w:shd w:fill="F4F6F9" w:color="auto" w:val="clear"/>
+              </w:rPr>
+              <w:t xml:space="preserve">server/src/projects/</w:t>
+            </w:r>
+          </w:p>
+        </w:tc>
+      </w:tr>
+      <w:tr>
+        <w:trPr>
+          <w:cantSplit/>
+        </w:trPr>
+        <w:tc>
+          <w:tcPr>
+            <w:tcW w:type="dxa" w:w="2200"/>
+            <w:tcBorders>
+              <w:top w:val="single" w:color="DFE4EA" w:sz="4"/>
+              <w:left w:val="single" w:color="DFE4EA" w:sz="4"/>
+              <w:bottom w:val="single" w:color="DFE4EA" w:sz="4"/>
+              <w:right w:val="single" w:color="DFE4EA" w:sz="4"/>
+            </w:tcBorders>
+            <w:tcMar>
+              <w:top w:type="dxa" w:w="60"/>
+              <w:left w:type="dxa" w:w="100"/>
+              <w:bottom w:type="dxa" w:w="60"/>
+              <w:right w:type="dxa" w:w="100"/>
+            </w:tcMar>
+            <w:vAlign w:val="top"/>
+          </w:tcPr>
+          <w:p>
+            <w:r>
+              <w:rPr>
+                <w:b/>
+                <w:bCs/>
+                <w:sz w:val="19"/>
+                <w:szCs w:val="19"/>
+              </w:rPr>
+              <w:t xml:space="preserve">Generation service</w:t>
+            </w:r>
+          </w:p>
+        </w:tc>
+        <w:tc>
+          <w:tcPr>
+            <w:tcW w:type="dxa" w:w="4838"/>
+            <w:tcBorders>
+              <w:top w:val="single" w:color="DFE4EA" w:sz="4"/>
+              <w:left w:val="single" w:color="DFE4EA" w:sz="4"/>
+              <w:bottom w:val="single" w:color="DFE4EA" w:sz="4"/>
+              <w:right w:val="single" w:color="DFE4EA" w:sz="4"/>
+            </w:tcBorders>
+            <w:tcMar>
+              <w:top w:type="dxa" w:w="60"/>
+              <w:left w:type="dxa" w:w="100"/>
+              <w:bottom w:type="dxa" w:w="60"/>
+              <w:right w:type="dxa" w:w="100"/>
+            </w:tcMar>
+            <w:vAlign w:val="top"/>
+          </w:tcPr>
+          <w:p>
+            <w:r>
+              <w:rPr>
+                <w:sz w:val="19"/>
+                <w:szCs w:val="19"/>
+              </w:rPr>
+              <w:t xml:space="preserve">Jira story to test cases: runs Claude with the story tools, saves cases, review states and Excel exports.</w:t>
+            </w:r>
+          </w:p>
+        </w:tc>
+        <w:tc>
+          <w:tcPr>
+            <w:tcW w:type="dxa" w:w="2600"/>
+            <w:tcBorders>
+              <w:top w:val="single" w:color="DFE4EA" w:sz="4"/>
+              <w:left w:val="single" w:color="DFE4EA" w:sz="4"/>
+              <w:bottom w:val="single" w:color="DFE4EA" w:sz="4"/>
+              <w:right w:val="single" w:color="DFE4EA" w:sz="4"/>
+            </w:tcBorders>
+            <w:tcMar>
+              <w:top w:type="dxa" w:w="60"/>
+              <w:left w:type="dxa" w:w="100"/>
+              <w:bottom w:type="dxa" w:w="60"/>
+              <w:right w:type="dxa" w:w="100"/>
+            </w:tcMar>
+            <w:vAlign w:val="top"/>
+          </w:tcPr>
+          <w:p>
+            <w:r>
+              <w:rPr>
+                <w:rFonts w:ascii="Consolas" w:cs="Consolas" w:eastAsia="Consolas" w:hAnsi="Consolas"/>
+                <w:sz w:val="18"/>
+                <w:szCs w:val="18"/>
+                <w:shd w:fill="F4F6F9" w:color="auto" w:val="clear"/>
+              </w:rPr>
+              <w:t xml:space="preserve">server/src/generation/</w:t>
+            </w:r>
+          </w:p>
+        </w:tc>
+      </w:tr>
+      <w:tr>
+        <w:trPr>
+          <w:cantSplit/>
+        </w:trPr>
+        <w:tc>
+          <w:tcPr>
+            <w:tcW w:type="dxa" w:w="2200"/>
+            <w:tcBorders>
+              <w:top w:val="single" w:color="DFE4EA" w:sz="4"/>
+              <w:left w:val="single" w:color="DFE4EA" w:sz="4"/>
+              <w:bottom w:val="single" w:color="DFE4EA" w:sz="4"/>
+              <w:right w:val="single" w:color="DFE4EA" w:sz="4"/>
+            </w:tcBorders>
+            <w:tcMar>
+              <w:top w:type="dxa" w:w="60"/>
+              <w:left w:type="dxa" w:w="100"/>
+              <w:bottom w:type="dxa" w:w="60"/>
+              <w:right w:type="dxa" w:w="100"/>
+            </w:tcMar>
+            <w:vAlign w:val="top"/>
+          </w:tcPr>
+          <w:p>
+            <w:r>
+              <w:rPr>
+                <w:b/>
+                <w:bCs/>
+                <w:sz w:val="19"/>
+                <w:szCs w:val="19"/>
+              </w:rPr>
+              <w:t xml:space="preserve">Test set service</w:t>
+            </w:r>
+          </w:p>
+        </w:tc>
+        <w:tc>
+          <w:tcPr>
+            <w:tcW w:type="dxa" w:w="4838"/>
+            <w:tcBorders>
+              <w:top w:val="single" w:color="DFE4EA" w:sz="4"/>
+              <w:left w:val="single" w:color="DFE4EA" w:sz="4"/>
+              <w:bottom w:val="single" w:color="DFE4EA" w:sz="4"/>
+              <w:right w:val="single" w:color="DFE4EA" w:sz="4"/>
+            </w:tcBorders>
+            <w:tcMar>
+              <w:top w:type="dxa" w:w="60"/>
+              <w:left w:type="dxa" w:w="100"/>
+              <w:bottom w:type="dxa" w:w="60"/>
+              <w:right w:type="dxa" w:w="100"/>
+            </w:tcMar>
+            <w:vAlign w:val="top"/>
+          </w:tcPr>
+          <w:p>
+            <w:r>
+              <w:rPr>
+                <w:sz w:val="19"/>
+                <w:szCs w:val="19"/>
+              </w:rPr>
+              <w:t xml:space="preserve">Saves Sanity and Regression sets, runs them as batches, collects final results (after re-checks) and compares runs.</w:t>
+            </w:r>
+          </w:p>
+        </w:tc>
+        <w:tc>
+          <w:tcPr>
+            <w:tcW w:type="dxa" w:w="2600"/>
+            <w:tcBorders>
+              <w:top w:val="single" w:color="DFE4EA" w:sz="4"/>
+              <w:left w:val="single" w:color="DFE4EA" w:sz="4"/>
+              <w:bottom w:val="single" w:color="DFE4EA" w:sz="4"/>
+              <w:right w:val="single" w:color="DFE4EA" w:sz="4"/>
+            </w:tcBorders>
+            <w:tcMar>
+              <w:top w:type="dxa" w:w="60"/>
+              <w:left w:type="dxa" w:w="100"/>
+              <w:bottom w:type="dxa" w:w="60"/>
+              <w:right w:type="dxa" w:w="100"/>
+            </w:tcMar>
+            <w:vAlign w:val="top"/>
+          </w:tcPr>
+          <w:p>
+            <w:r>
+              <w:rPr>
+                <w:rFonts w:ascii="Consolas" w:cs="Consolas" w:eastAsia="Consolas" w:hAnsi="Consolas"/>
+                <w:sz w:val="18"/>
+                <w:szCs w:val="18"/>
+                <w:shd w:fill="F4F6F9" w:color="auto" w:val="clear"/>
+              </w:rPr>
+              <w:t xml:space="preserve">server/src/testsets/</w:t>
+            </w:r>
+          </w:p>
+        </w:tc>
+      </w:tr>
+      <w:tr>
+        <w:trPr>
+          <w:cantSplit/>
+        </w:trPr>
+        <w:tc>
+          <w:tcPr>
+            <w:tcW w:type="dxa" w:w="2200"/>
+            <w:tcBorders>
+              <w:top w:val="single" w:color="DFE4EA" w:sz="4"/>
+              <w:left w:val="single" w:color="DFE4EA" w:sz="4"/>
+              <w:bottom w:val="single" w:color="DFE4EA" w:sz="4"/>
+              <w:right w:val="single" w:color="DFE4EA" w:sz="4"/>
+            </w:tcBorders>
+            <w:tcMar>
+              <w:top w:type="dxa" w:w="60"/>
+              <w:left w:type="dxa" w:w="100"/>
+              <w:bottom w:type="dxa" w:w="60"/>
+              <w:right w:type="dxa" w:w="100"/>
+            </w:tcMar>
+            <w:vAlign w:val="top"/>
+          </w:tcPr>
+          <w:p>
+            <w:r>
+              <w:rPr>
+                <w:b/>
+                <w:bCs/>
+                <w:sz w:val="19"/>
+                <w:szCs w:val="19"/>
+              </w:rPr>
+              <w:t xml:space="preserve">Suite store (re-checks)</w:t>
+            </w:r>
+          </w:p>
+        </w:tc>
+        <w:tc>
+          <w:tcPr>
+            <w:tcW w:type="dxa" w:w="4838"/>
+            <w:tcBorders>
+              <w:top w:val="single" w:color="DFE4EA" w:sz="4"/>
+              <w:left w:val="single" w:color="DFE4EA" w:sz="4"/>
+              <w:bottom w:val="single" w:color="DFE4EA" w:sz="4"/>
+              <w:right w:val="single" w:color="DFE4EA" w:sz="4"/>
+            </w:tcBorders>
+            <w:tcMar>
+              <w:top w:type="dxa" w:w="60"/>
+              <w:left w:type="dxa" w:w="100"/>
+              <w:bottom w:type="dxa" w:w="60"/>
+              <w:right w:type="dxa" w:w="100"/>
+            </w:tcMar>
+            <w:vAlign w:val="top"/>
+          </w:tcPr>
+          <w:p>
+            <w:r>
+              <w:rPr>
+                <w:sz w:val="19"/>
+                <w:szCs w:val="19"/>
+              </w:rPr>
+              <w:t xml:space="preserve">Tracks batch progress and starts one re-check for each FAIL or BLOCKED case when asked; marks it confirmed or flaky.</w:t>
+            </w:r>
+          </w:p>
+        </w:tc>
+        <w:tc>
+          <w:tcPr>
+            <w:tcW w:type="dxa" w:w="2600"/>
+            <w:tcBorders>
+              <w:top w:val="single" w:color="DFE4EA" w:sz="4"/>
+              <w:left w:val="single" w:color="DFE4EA" w:sz="4"/>
+              <w:bottom w:val="single" w:color="DFE4EA" w:sz="4"/>
+              <w:right w:val="single" w:color="DFE4EA" w:sz="4"/>
+            </w:tcBorders>
+            <w:tcMar>
+              <w:top w:type="dxa" w:w="60"/>
+              <w:left w:type="dxa" w:w="100"/>
+              <w:bottom w:type="dxa" w:w="60"/>
+              <w:right w:type="dxa" w:w="100"/>
+            </w:tcMar>
+            <w:vAlign w:val="top"/>
+          </w:tcPr>
+          <w:p>
+            <w:r>
+              <w:rPr>
+                <w:rFonts w:ascii="Consolas" w:cs="Consolas" w:eastAsia="Consolas" w:hAnsi="Consolas"/>
+                <w:sz w:val="18"/>
+                <w:szCs w:val="18"/>
+                <w:shd w:fill="F4F6F9" w:color="auto" w:val="clear"/>
+              </w:rPr>
+              <w:t xml:space="preserve">server/src/suites/store.ts</w:t>
             </w:r>
           </w:p>
         </w:tc>
@@ -3727,6 +4797,137 @@
     </w:p>
     <w:p>
       <w:pPr>
+        <w:pStyle w:val="Heading2"/>
+      </w:pPr>
+      <w:r>
+        <w:t xml:space="preserve">Added since 5 October</w:t>
+      </w:r>
+    </w:p>
+    <w:p>
+      <w:pPr>
+        <w:pStyle w:val="ListParagraph"/>
+        <w:numPr>
+          <w:ilvl w:val="0"/>
+          <w:numId w:val="2"/>
+        </w:numPr>
+        <w:spacing w:after="60"/>
+      </w:pPr>
+      <w:r>
+        <w:rPr>
+          <w:b/>
+          <w:bCs/>
+        </w:rPr>
+        <w:t xml:space="preserve">New test case</w:t>
+      </w:r>
+      <w:r>
+        <w:t xml:space="preserve"> clears the form (title, test case, result, log) to start the next test without reloading the page.</w:t>
+      </w:r>
+    </w:p>
+    <w:p>
+      <w:pPr>
+        <w:pStyle w:val="ListParagraph"/>
+        <w:numPr>
+          <w:ilvl w:val="0"/>
+          <w:numId w:val="2"/>
+        </w:numPr>
+        <w:spacing w:after="60"/>
+      </w:pPr>
+      <w:r>
+        <w:rPr>
+          <w:b/>
+          <w:bCs/>
+        </w:rPr>
+        <w:t xml:space="preserve">Also involves</w:t>
+      </w:r>
+      <w:r>
+        <w:t xml:space="preserve"> adds more personas to a test; see section 10.</w:t>
+      </w:r>
+    </w:p>
+    <w:p>
+      <w:pPr>
+        <w:pStyle w:val="ListParagraph"/>
+        <w:numPr>
+          <w:ilvl w:val="0"/>
+          <w:numId w:val="2"/>
+        </w:numPr>
+        <w:spacing w:after="60"/>
+      </w:pPr>
+      <w:r>
+        <w:rPr>
+          <w:b/>
+          <w:bCs/>
+        </w:rPr>
+        <w:t xml:space="preserve">Fast execution</w:t>
+      </w:r>
+      <w:r>
+        <w:t xml:space="preserve"> switch: the run uses the faster path described in section 11. Off runs exactly as before.</w:t>
+      </w:r>
+    </w:p>
+    <w:p>
+      <w:pPr>
+        <w:pStyle w:val="ListParagraph"/>
+        <w:numPr>
+          <w:ilvl w:val="0"/>
+          <w:numId w:val="2"/>
+        </w:numPr>
+        <w:spacing w:after="60"/>
+      </w:pPr>
+      <w:r>
+        <w:rPr>
+          <w:b/>
+          <w:bCs/>
+        </w:rPr>
+        <w:t xml:space="preserve">Project</w:t>
+      </w:r>
+      <w:r>
+        <w:t xml:space="preserve">: with a project selected, the run is saved in that project's folder for the org (section 12).</w:t>
+      </w:r>
+    </w:p>
+    <w:p>
+      <w:pPr>
+        <w:pStyle w:val="ListParagraph"/>
+        <w:numPr>
+          <w:ilvl w:val="0"/>
+          <w:numId w:val="2"/>
+        </w:numPr>
+        <w:spacing w:after="60"/>
+      </w:pPr>
+      <w:r>
+        <w:rPr>
+          <w:b/>
+          <w:bCs/>
+        </w:rPr>
+        <w:t xml:space="preserve">Results survive Chrome suspending the extension</w:t>
+      </w:r>
+      <w:r>
+        <w:t xml:space="preserve">: the panel restores the last run, its steps and its report links when it is reopened.</w:t>
+      </w:r>
+    </w:p>
+    <w:p>
+      <w:pPr>
+        <w:pStyle w:val="ListParagraph"/>
+        <w:numPr>
+          <w:ilvl w:val="0"/>
+          <w:numId w:val="2"/>
+        </w:numPr>
+        <w:spacing w:after="60"/>
+      </w:pPr>
+      <w:r>
+        <w:t xml:space="preserve">The finished run shows its </w:t>
+      </w:r>
+      <w:r>
+        <w:rPr>
+          <w:b/>
+          <w:bCs/>
+        </w:rPr>
+        <w:t xml:space="preserve">execution time</w:t>
+      </w:r>
+      <w:r>
+        <w:t xml:space="preserve"> and a link to its own entry in the execution report.</w:t>
+      </w:r>
+    </w:p>
+    <w:p>
+      <w:pPr>
         <w:pStyle w:val="Heading1"/>
         <w:pageBreakBefore/>
       </w:pPr>
@@ -4657,6 +5858,122 @@
     </w:p>
     <w:p>
       <w:pPr>
+        <w:pStyle w:val="Heading2"/>
+      </w:pPr>
+      <w:r>
+        <w:t xml:space="preserve">Added since 5 October</w:t>
+      </w:r>
+    </w:p>
+    <w:p>
+      <w:pPr>
+        <w:pStyle w:val="ListParagraph"/>
+        <w:numPr>
+          <w:ilvl w:val="0"/>
+          <w:numId w:val="2"/>
+        </w:numPr>
+        <w:spacing w:after="60"/>
+      </w:pPr>
+      <w:r>
+        <w:rPr>
+          <w:b/>
+          <w:bCs/>
+        </w:rPr>
+        <w:t xml:space="preserve">Re-check failures once</w:t>
+      </w:r>
+      <w:r>
+        <w:t xml:space="preserve"> (optional for uploaded files): every FAIL or BLOCKED case runs once more; failing again confirms it, passing marks it </w:t>
+      </w:r>
+      <w:r>
+        <w:rPr>
+          <w:b/>
+          <w:bCs/>
+        </w:rPr>
+        <w:t xml:space="preserve">flaky</w:t>
+      </w:r>
+      <w:r>
+        <w:t xml:space="preserve">. The summary shows a Flaky count.</w:t>
+      </w:r>
+    </w:p>
+    <w:p>
+      <w:pPr>
+        <w:pStyle w:val="ListParagraph"/>
+        <w:numPr>
+          <w:ilvl w:val="0"/>
+          <w:numId w:val="2"/>
+        </w:numPr>
+        <w:spacing w:after="60"/>
+      </w:pPr>
+      <w:r>
+        <w:rPr>
+          <w:b/>
+          <w:bCs/>
+        </w:rPr>
+        <w:t xml:space="preserve">Save as test set (N)</w:t>
+      </w:r>
+      <w:r>
+        <w:t xml:space="preserve"> keeps the selected rows as a named Sanity or Regression set (section 14).</w:t>
+      </w:r>
+    </w:p>
+    <w:p>
+      <w:pPr>
+        <w:pStyle w:val="ListParagraph"/>
+        <w:numPr>
+          <w:ilvl w:val="0"/>
+          <w:numId w:val="2"/>
+        </w:numPr>
+        <w:spacing w:after="60"/>
+      </w:pPr>
+      <w:r>
+        <w:t xml:space="preserve">A batch uses the selected </w:t>
+      </w:r>
+      <w:r>
+        <w:rPr>
+          <w:b/>
+          <w:bCs/>
+        </w:rPr>
+        <w:t xml:space="preserve">project</w:t>
+      </w:r>
+      <w:r>
+        <w:t xml:space="preserve"> and the </w:t>
+      </w:r>
+      <w:r>
+        <w:rPr>
+          <w:b/>
+          <w:bCs/>
+        </w:rPr>
+        <w:t xml:space="preserve">Fast execution</w:t>
+      </w:r>
+      <w:r>
+        <w:t xml:space="preserve"> switch, like a single test.</w:t>
+      </w:r>
+    </w:p>
+    <w:p>
+      <w:pPr>
+        <w:pStyle w:val="ListParagraph"/>
+        <w:numPr>
+          <w:ilvl w:val="0"/>
+          <w:numId w:val="2"/>
+        </w:numPr>
+        <w:spacing w:after="60"/>
+      </w:pPr>
+      <w:r>
+        <w:t xml:space="preserve">A Persona cell may name several personas (</w:t>
+      </w:r>
+      <w:r>
+        <w:rPr>
+          <w:rFonts w:ascii="Consolas" w:cs="Consolas" w:eastAsia="Consolas" w:hAnsi="Consolas"/>
+          <w:sz w:val="18"/>
+          <w:szCs w:val="18"/>
+          <w:shd w:fill="F4F6F9" w:color="auto" w:val="clear"/>
+        </w:rPr>
+        <w:t xml:space="preserve">Sales User, Sales Manager</w:t>
+      </w:r>
+      <w:r>
+        <w:t xml:space="preserve">) for multi-user tests.</w:t>
+      </w:r>
+    </w:p>
+    <w:p>
+      <w:pPr>
         <w:pStyle w:val="Heading1"/>
         <w:pageBreakBefore/>
       </w:pPr>
@@ -5772,7 +7089,7 @@
           <wp:inline distT="0" distB="0" distL="0" distR="0">
             <wp:extent cx="5334000" cy="3686175"/>
             <wp:effectExtent t="0" r="0" b="0" l="0"/>
-            <wp:docPr id="10" name="Figure 10" descr="Test Execution Report with live data from the TMCDEV sandbox (12 test cases, 17% pass rate, 7 open defects)." title="Figure 10"/>
+            <wp:docPr id="10" name="Figure 10" descr="Test Execution Report showing trial runs on the TMCDEV sandbox while the agent was being built (12 test cases, 7 bugs at the time). Not results of a real test cycle." title="Figure 10"/>
             <wp:cNvGraphicFramePr>
               <a:graphicFrameLocks xmlns:a="http://schemas.openxmlformats.org/drawingml/2006/main" noChangeAspect="1"/>
             </wp:cNvGraphicFramePr>
@@ -5828,7 +7145,7 @@
           <w:sz w:val="18"/>
           <w:szCs w:val="18"/>
         </w:rPr>
-        <w:t xml:space="preserve">Test Execution Report with live data from the TMCDEV sandbox (12 test cases, 17% pass rate, 7 open defects).</w:t>
+        <w:t xml:space="preserve">Test Execution Report showing trial runs on the TMCDEV sandbox while the agent was being built (12 test cases, 7 bugs at the time). Not results of a real test cycle.</w:t>
       </w:r>
     </w:p>
     <w:p>
@@ -5842,7 +7159,7 @@
           <wp:inline distT="0" distB="0" distL="0" distR="0">
             <wp:extent cx="5334000" cy="3686175"/>
             <wp:effectExtent t="0" r="0" b="0" l="0"/>
-            <wp:docPr id="11" name="Figure 11" descr="Defect Report with live data: 7 open defects, 2 High; most concern Sales-profile access on Account." title="Figure 11"/>
+            <wp:docPr id="11" name="Figure 11" descr="Defect Report showing the bugs filed during trial runs (7 at the time). They show how defects are reported; they are not confirmed defects of the org." title="Figure 11"/>
             <wp:cNvGraphicFramePr>
               <a:graphicFrameLocks xmlns:a="http://schemas.openxmlformats.org/drawingml/2006/main" noChangeAspect="1"/>
             </wp:cNvGraphicFramePr>
@@ -5898,7 +7215,7 @@
           <w:sz w:val="18"/>
           <w:szCs w:val="18"/>
         </w:rPr>
-        <w:t xml:space="preserve">Defect Report with live data: 7 open defects, 2 High; most concern Sales-profile access on Account.</w:t>
+        <w:t xml:space="preserve">Defect Report showing the bugs filed during trial runs (7 at the time). They show how defects are reported; they are not confirmed defects of the org.</w:t>
       </w:r>
     </w:p>
     <w:p>
@@ -5973,14 +7290,307 @@
     </w:p>
     <w:p>
       <w:pPr>
+        <w:pStyle w:val="Heading2"/>
+      </w:pPr>
+      <w:r>
+        <w:t xml:space="preserve">Added since 5 October</w:t>
+      </w:r>
+    </w:p>
+    <w:p>
+      <w:pPr>
+        <w:pStyle w:val="ListParagraph"/>
+        <w:numPr>
+          <w:ilvl w:val="0"/>
+          <w:numId w:val="2"/>
+        </w:numPr>
+        <w:spacing w:after="60"/>
+      </w:pPr>
+      <w:r>
+        <w:rPr>
+          <w:b/>
+          <w:bCs/>
+        </w:rPr>
+        <w:t xml:space="preserve">Execution time</w:t>
+      </w:r>
+      <w:r>
+        <w:t xml:space="preserve">: a Time column per test and an Execution time tile; the CSV export includes durationSec and the execution mode (Standard or Fast).</w:t>
+      </w:r>
+    </w:p>
+    <w:p>
+      <w:pPr>
+        <w:pStyle w:val="ListParagraph"/>
+        <w:numPr>
+          <w:ilvl w:val="0"/>
+          <w:numId w:val="2"/>
+        </w:numPr>
+        <w:spacing w:after="60"/>
+      </w:pPr>
+      <w:r>
+        <w:rPr>
+          <w:b/>
+          <w:bCs/>
+        </w:rPr>
+        <w:t xml:space="preserve">Re-check of</w:t>
+      </w:r>
+      <w:r>
+        <w:t xml:space="preserve">: a re-check run names the run it re-checked.</w:t>
+      </w:r>
+    </w:p>
+    <w:p>
+      <w:pPr>
+        <w:pStyle w:val="ListParagraph"/>
+        <w:numPr>
+          <w:ilvl w:val="0"/>
+          <w:numId w:val="2"/>
+        </w:numPr>
+        <w:spacing w:after="60"/>
+      </w:pPr>
+      <w:r>
+        <w:rPr>
+          <w:b/>
+          <w:bCs/>
+        </w:rPr>
+        <w:t xml:space="preserve">API evidence</w:t>
+      </w:r>
+      <w:r>
+        <w:t xml:space="preserve">: request and response files of API checks are linked from the step that used them.</w:t>
+      </w:r>
+    </w:p>
+    <w:p>
+      <w:pPr>
+        <w:pStyle w:val="ListParagraph"/>
+        <w:numPr>
+          <w:ilvl w:val="0"/>
+          <w:numId w:val="2"/>
+        </w:numPr>
+        <w:spacing w:after="60"/>
+      </w:pPr>
+      <w:r>
+        <w:rPr>
+          <w:b/>
+          <w:bCs/>
+        </w:rPr>
+        <w:t xml:space="preserve">Org filter</w:t>
+      </w:r>
+      <w:r>
+        <w:t xml:space="preserve">: shared reports opened from the panel show only the selected org; older records without an org show as Unassigned.</w:t>
+      </w:r>
+    </w:p>
+    <w:p>
+      <w:pPr>
+        <w:pStyle w:val="ListParagraph"/>
+        <w:numPr>
+          <w:ilvl w:val="0"/>
+          <w:numId w:val="2"/>
+        </w:numPr>
+        <w:spacing w:after="60"/>
+      </w:pPr>
+      <w:r>
+        <w:rPr>
+          <w:b/>
+          <w:bCs/>
+        </w:rPr>
+        <w:t xml:space="preserve">Per project and org</w:t>
+      </w:r>
+      <w:r>
+        <w:t xml:space="preserve">: with a project, each org folder has its own Test Execution and Bug reports, one RUN folder per run, and bug numbers starting at BUG-001.</w:t>
+      </w:r>
+    </w:p>
+    <w:p>
+      <w:pPr>
         <w:pStyle w:val="Heading1"/>
         <w:pageBreakBefore/>
       </w:pPr>
-      <w:bookmarkStart w:name="sec10" w:id="10"/>
-      <w:r>
-        <w:t xml:space="preserve">10. Security and safeguards</w:t>
-      </w:r>
-      <w:bookmarkEnd w:id="10"/>
+      <w:bookmarkStart w:name="sec10" w:id="201"/>
+      <w:r>
+        <w:t xml:space="preserve">10. Tests with several users and API checks</w:t>
+      </w:r>
+      <w:bookmarkEnd w:id="201"/>
+    </w:p>
+    <w:p>
+      <w:pPr>
+        <w:spacing w:after="120"/>
+      </w:pPr>
+      <w:r>
+        <w:t xml:space="preserve">Some business flows need more than one user, and some results cannot be seen in the UI. Both are now covered by the same run, with the same evidence rules.</w:t>
+      </w:r>
+    </w:p>
+    <w:p>
+      <w:pPr>
+        <w:pStyle w:val="Heading2"/>
+      </w:pPr>
+      <w:r>
+        <w:t xml:space="preserve">Several users in one test</w:t>
+      </w:r>
+    </w:p>
+    <w:p>
+      <w:pPr>
+        <w:pStyle w:val="ListParagraph"/>
+        <w:numPr>
+          <w:ilvl w:val="0"/>
+          <w:numId w:val="2"/>
+        </w:numPr>
+        <w:spacing w:after="60"/>
+      </w:pPr>
+      <w:r>
+        <w:rPr>
+          <w:b/>
+          <w:bCs/>
+        </w:rPr>
+        <w:t xml:space="preserve">Single test:</w:t>
+      </w:r>
+      <w:r>
+        <w:t xml:space="preserve"> pick the first persona, then tick the others under </w:t>
+      </w:r>
+      <w:r>
+        <w:rPr>
+          <w:b/>
+          <w:bCs/>
+        </w:rPr>
+        <w:t xml:space="preserve">Also involves</w:t>
+      </w:r>
+      <w:r>
+        <w:t xml:space="preserve">. </w:t>
+      </w:r>
+      <w:r>
+        <w:rPr>
+          <w:b/>
+          <w:bCs/>
+        </w:rPr>
+        <w:t xml:space="preserve">Excel / CSV:</w:t>
+      </w:r>
+      <w:r>
+        <w:t xml:space="preserve"> list them in the Persona cell, first one first (</w:t>
+      </w:r>
+      <w:r>
+        <w:rPr>
+          <w:rFonts w:ascii="Consolas" w:cs="Consolas" w:eastAsia="Consolas" w:hAnsi="Consolas"/>
+          <w:sz w:val="18"/>
+          <w:szCs w:val="18"/>
+          <w:shd w:fill="F4F6F9" w:color="auto" w:val="clear"/>
+        </w:rPr>
+        <w:t xml:space="preserve">Sales User, Sales Manager</w:t>
+      </w:r>
+      <w:r>
+        <w:t xml:space="preserve">; also </w:t>
+      </w:r>
+      <w:r>
+        <w:rPr>
+          <w:rFonts w:ascii="Consolas" w:cs="Consolas" w:eastAsia="Consolas" w:hAnsi="Consolas"/>
+          <w:sz w:val="18"/>
+          <w:szCs w:val="18"/>
+          <w:shd w:fill="F4F6F9" w:color="auto" w:val="clear"/>
+        </w:rPr>
+        <w:t xml:space="preserve">+</w:t>
+      </w:r>
+      <w:r>
+        <w:t xml:space="preserve">, </w:t>
+      </w:r>
+      <w:r>
+        <w:rPr>
+          <w:rFonts w:ascii="Consolas" w:cs="Consolas" w:eastAsia="Consolas" w:hAnsi="Consolas"/>
+          <w:sz w:val="18"/>
+          <w:szCs w:val="18"/>
+          <w:shd w:fill="F4F6F9" w:color="auto" w:val="clear"/>
+        </w:rPr>
+        <w:t xml:space="preserve">;</w:t>
+      </w:r>
+      <w:r>
+        <w:t xml:space="preserve">, </w:t>
+      </w:r>
+      <w:r>
+        <w:rPr>
+          <w:rFonts w:ascii="Consolas" w:cs="Consolas" w:eastAsia="Consolas" w:hAnsi="Consolas"/>
+          <w:sz w:val="18"/>
+          <w:szCs w:val="18"/>
+          <w:shd w:fill="F4F6F9" w:color="auto" w:val="clear"/>
+        </w:rPr>
+        <w:t xml:space="preserve">-&gt;</w:t>
+      </w:r>
+      <w:r>
+        <w:t xml:space="preserve">, </w:t>
+      </w:r>
+      <w:r>
+        <w:rPr>
+          <w:rFonts w:ascii="Consolas" w:cs="Consolas" w:eastAsia="Consolas" w:hAnsi="Consolas"/>
+          <w:sz w:val="18"/>
+          <w:szCs w:val="18"/>
+          <w:shd w:fill="F4F6F9" w:color="auto" w:val="clear"/>
+        </w:rPr>
+        <w:t xml:space="preserve">then</w:t>
+      </w:r>
+      <w:r>
+        <w:t xml:space="preserve">).</w:t>
+      </w:r>
+    </w:p>
+    <w:p>
+      <w:pPr>
+        <w:pStyle w:val="ListParagraph"/>
+        <w:numPr>
+          <w:ilvl w:val="0"/>
+          <w:numId w:val="2"/>
+        </w:numPr>
+        <w:spacing w:after="60"/>
+      </w:pPr>
+      <w:r>
+        <w:t xml:space="preserve">Every persona logs in through Login As before the test starts and gets </w:t>
+      </w:r>
+      <w:r>
+        <w:rPr>
+          <w:b/>
+          <w:bCs/>
+        </w:rPr>
+        <w:t xml:space="preserve">its own browser</w:t>
+      </w:r>
+      <w:r>
+        <w:t xml:space="preserve"> for the whole run. Up to 4 personas per test.</w:t>
+      </w:r>
+    </w:p>
+    <w:p>
+      <w:pPr>
+        <w:pStyle w:val="ListParagraph"/>
+        <w:numPr>
+          <w:ilvl w:val="0"/>
+          <w:numId w:val="2"/>
+        </w:numPr>
+        <w:spacing w:after="60"/>
+      </w:pPr>
+      <w:r>
+        <w:t xml:space="preserve">Each step is done in the browser of the persona it is for and is labelled with it, for example </w:t>
+      </w:r>
+      <w:r>
+        <w:rPr>
+          <w:rFonts w:ascii="Consolas" w:cs="Consolas" w:eastAsia="Consolas" w:hAnsi="Consolas"/>
+          <w:sz w:val="18"/>
+          <w:szCs w:val="18"/>
+          <w:shd w:fill="F4F6F9" w:color="auto" w:val="clear"/>
+        </w:rPr>
+        <w:t xml:space="preserve">[Sales Manager] Approve the discount</w:t>
+      </w:r>
+      <w:r>
+        <w:t xml:space="preserve">.</w:t>
+      </w:r>
+    </w:p>
+    <w:p>
+      <w:pPr>
+        <w:pStyle w:val="ListParagraph"/>
+        <w:numPr>
+          <w:ilvl w:val="0"/>
+          <w:numId w:val="2"/>
+        </w:numPr>
+        <w:spacing w:after="60"/>
+      </w:pPr>
+      <w:r>
+        <w:t xml:space="preserve">Right after the logins the run checks every session is still active. If Salesforce ended an earlier Login As when a later one started, the run is BLOCKED with that explanation.</w:t>
+      </w:r>
+    </w:p>
+    <w:p>
+      <w:pPr>
+        <w:pStyle w:val="Heading2"/>
+      </w:pPr>
+      <w:r>
+        <w:t xml:space="preserve">API checks (integration testing)</w:t>
+      </w:r>
     </w:p>
     <w:tbl>
       <w:tblPr>
@@ -6030,7 +7640,7 @@
                 <w:sz w:val="18"/>
                 <w:szCs w:val="18"/>
               </w:rPr>
-              <w:t xml:space="preserve">Area</w:t>
+              <w:t xml:space="preserve">Target</w:t>
             </w:r>
           </w:p>
         </w:tc>
@@ -6061,7 +7671,7 @@
                 <w:sz w:val="18"/>
                 <w:szCs w:val="18"/>
               </w:rPr>
-              <w:t xml:space="preserve">Safeguard</w:t>
+              <w:t xml:space="preserve">What is allowed</w:t>
             </w:r>
           </w:p>
         </w:tc>
@@ -6090,10 +7700,12 @@
           <w:p>
             <w:r>
               <w:rPr>
-                <w:sz w:val="19"/>
-                <w:szCs w:val="19"/>
-              </w:rPr>
-              <w:t xml:space="preserve">Network exposure</w:t>
+                <w:b/>
+                <w:bCs/>
+                <w:sz w:val="19"/>
+                <w:szCs w:val="19"/>
+              </w:rPr>
+              <w:t xml:space="preserve">Org REST API</w:t>
             </w:r>
           </w:p>
         </w:tc>
@@ -6120,7 +7732,7 @@
                 <w:sz w:val="19"/>
                 <w:szCs w:val="19"/>
               </w:rPr>
-              <w:t xml:space="preserve">The server listens on 127.0.0.1 only and rejects requests from other hosts and from web pages' origins; it cannot be reached from the network.</w:t>
+              <w:t xml:space="preserve">As the admin, or as a persona to check that user's own access. Only GET on /services/data/. POST, PUT and PATCH only to Apex REST endpoints, for example to simulate an external system pushing data in.</w:t>
             </w:r>
           </w:p>
         </w:tc>
@@ -6149,10 +7761,12 @@
           <w:p>
             <w:r>
               <w:rPr>
-                <w:sz w:val="19"/>
-                <w:szCs w:val="19"/>
-              </w:rPr>
-              <w:t xml:space="preserve">Who can call the server</w:t>
+                <w:b/>
+                <w:bCs/>
+                <w:sz w:val="19"/>
+                <w:szCs w:val="19"/>
+              </w:rPr>
+              <w:t xml:space="preserve">External systems</w:t>
             </w:r>
           </w:p>
         </w:tc>
@@ -6179,7 +7793,7 @@
                 <w:sz w:val="19"/>
                 <w:szCs w:val="19"/>
               </w:rPr>
-              <w:t xml:space="preserve">Every API call needs the agent token (compared in constant time). The token lives in the extension's background worker, never in the Salesforce page. Reports use a separate unguessable link key derived from the token.</w:t>
+              <w:t xml:space="preserve">Only base URLs listed in config/apis.json. Read-only unless the entry says allowWrite. Secrets stay in .env and are referenced as ${NAME}, so Claude never sees them.</w:t>
             </w:r>
           </w:p>
         </w:tc>
@@ -6208,10 +7822,12 @@
           <w:p>
             <w:r>
               <w:rPr>
-                <w:sz w:val="19"/>
-                <w:szCs w:val="19"/>
-              </w:rPr>
-              <w:t xml:space="preserve">Claude's tools</w:t>
+                <w:b/>
+                <w:bCs/>
+                <w:sz w:val="19"/>
+                <w:szCs w:val="19"/>
+              </w:rPr>
+              <w:t xml:space="preserve">Evidence</w:t>
             </w:r>
           </w:p>
         </w:tc>
@@ -6238,7 +7854,443 @@
                 <w:sz w:val="19"/>
                 <w:szCs w:val="19"/>
               </w:rPr>
-              <w:t xml:space="preserve">Claude Code runs with no built-in tools (no shell, no file reads or edits). Test runs get only the browser and QA tools; reviews get only the review tools.</w:t>
+              <w:t xml:space="preserve">Each request and response is saved as api_NN_….json next to the screenshots, shown in the panel and linked from the report. A step checked through an API uses that file as its evidence.</w:t>
+            </w:r>
+          </w:p>
+        </w:tc>
+      </w:tr>
+    </w:tbl>
+    <w:p>
+      <w:pPr>
+        <w:spacing w:after="120"/>
+      </w:pPr>
+    </w:p>
+    <w:p>
+      <w:pPr>
+        <w:pStyle w:val="Heading1"/>
+        <w:pageBreakBefore/>
+      </w:pPr>
+      <w:bookmarkStart w:name="sec11" w:id="202"/>
+      <w:r>
+        <w:t xml:space="preserve">11. Hybrid execution and Fast execution</w:t>
+      </w:r>
+      <w:bookmarkEnd w:id="202"/>
+    </w:p>
+    <w:p>
+      <w:pPr>
+        <w:spacing w:after="120"/>
+      </w:pPr>
+      <w:r>
+        <w:t xml:space="preserve">Claude still reads the test case, decides every action and judges every result. What changed is how much work each Claude decision does, and how much waiting happens before Claude starts.</w:t>
+      </w:r>
+    </w:p>
+    <w:p>
+      <w:pPr>
+        <w:pStyle w:val="Heading2"/>
+      </w:pPr>
+      <w:r>
+        <w:t xml:space="preserve">Hybrid execution</w:t>
+      </w:r>
+    </w:p>
+    <w:p>
+      <w:pPr>
+        <w:keepNext/>
+        <w:spacing w:after="60" w:before="120"/>
+        <w:jc w:val="center"/>
+      </w:pPr>
+      <w:r>
+        <w:drawing>
+          <wp:inline distT="0" distB="0" distL="0" distR="0">
+            <wp:extent cx="6115050" cy="2817719"/>
+            <wp:effectExtent t="0" r="0" b="0" l="0"/>
+            <wp:docPr id="113" name="Figure 13" descr="Hybrid execution. Known, simple actions run as one run_steps call; anything new, dynamic or uncertain uses the single browser tools. run_steps stops at the first doubt and Claude takes over. Verdict rules are unchanged." title="Figure 13"/>
+            <wp:cNvGraphicFramePr>
+              <a:graphicFrameLocks xmlns:a="http://schemas.openxmlformats.org/drawingml/2006/main" noChangeAspect="1"/>
+            </wp:cNvGraphicFramePr>
+            <a:graphic xmlns:a="http://schemas.openxmlformats.org/drawingml/2006/main">
+              <a:graphicData uri="http://schemas.openxmlformats.org/drawingml/2006/picture">
+                <pic:pic xmlns:pic="http://schemas.openxmlformats.org/drawingml/2006/picture">
+                  <pic:nvPicPr>
+                    <pic:cNvPr id="0" name="" descr=""/>
+                    <pic:cNvPicPr>
+                      <a:picLocks noChangeAspect="1" noChangeArrowheads="1"/>
+                    </pic:cNvPicPr>
+                  </pic:nvPicPr>
+                  <pic:blipFill>
+                    <a:blip r:embed="rId100" cstate="none"/>
+                    <a:srcRect/>
+                    <a:stretch>
+                      <a:fillRect/>
+                    </a:stretch>
+                  </pic:blipFill>
+                  <pic:spPr bwMode="auto">
+                    <a:xfrm>
+                      <a:off x="0" y="0"/>
+                      <a:ext cx="6115050" cy="2817719"/>
+                    </a:xfrm>
+                    <a:prstGeom prst="rect">
+                      <a:avLst/>
+                    </a:prstGeom>
+                  </pic:spPr>
+                </pic:pic>
+              </a:graphicData>
+            </a:graphic>
+          </wp:inline>
+        </w:drawing>
+      </w:r>
+    </w:p>
+    <w:p>
+      <w:pPr>
+        <w:spacing w:after="220"/>
+      </w:pPr>
+      <w:r>
+        <w:rPr>
+          <w:b/>
+          <w:bCs/>
+          <w:color w:val="17202B"/>
+          <w:sz w:val="18"/>
+          <w:szCs w:val="18"/>
+        </w:rPr>
+        <w:t xml:space="preserve">Figure 13. </w:t>
+      </w:r>
+      <w:r>
+        <w:rPr>
+          <w:color w:val="5D6875"/>
+          <w:sz w:val="18"/>
+          <w:szCs w:val="18"/>
+        </w:rPr>
+        <w:t xml:space="preserve">Hybrid execution. Known, simple actions run as one run_steps call; anything new, dynamic or uncertain uses the single browser tools. run_steps stops at the first doubt and Claude takes over. Verdict rules are unchanged.</w:t>
+      </w:r>
+    </w:p>
+    <w:p>
+      <w:pPr>
+        <w:pStyle w:val="ListParagraph"/>
+        <w:numPr>
+          <w:ilvl w:val="0"/>
+          <w:numId w:val="2"/>
+        </w:numPr>
+        <w:spacing w:after="60"/>
+      </w:pPr>
+      <w:r>
+        <w:rPr>
+          <w:b/>
+          <w:bCs/>
+        </w:rPr>
+        <w:t xml:space="preserve">run_steps</w:t>
+      </w:r>
+      <w:r>
+        <w:t xml:space="preserve"> holds no business logic. It finds elements by visible label, role or text, waits for Lightning spinners (no fixed waits), and returns one short line per action plus any toasts, errors and dialogs.</w:t>
+      </w:r>
+    </w:p>
+    <w:p>
+      <w:pPr>
+        <w:pStyle w:val="ListParagraph"/>
+        <w:numPr>
+          <w:ilvl w:val="0"/>
+          <w:numId w:val="2"/>
+        </w:numPr>
+        <w:spacing w:after="60"/>
+      </w:pPr>
+      <w:r>
+        <w:t xml:space="preserve">It stops at an element it cannot find for certain, an unexpected dialog, or a check that does not match. Screenshots taken by it are saved as evidence but not sent to Claude, which saves tokens.</w:t>
+      </w:r>
+    </w:p>
+    <w:p>
+      <w:pPr>
+        <w:pStyle w:val="ListParagraph"/>
+        <w:numPr>
+          <w:ilvl w:val="0"/>
+          <w:numId w:val="2"/>
+        </w:numPr>
+        <w:spacing w:after="60"/>
+      </w:pPr>
+      <w:r>
+        <w:rPr>
+          <w:rFonts w:ascii="Consolas" w:cs="Consolas" w:eastAsia="Consolas" w:hAnsi="Consolas"/>
+          <w:sz w:val="18"/>
+          <w:szCs w:val="18"/>
+          <w:shd w:fill="F4F6F9" w:color="auto" w:val="clear"/>
+        </w:rPr>
+        <w:t xml:space="preserve">HYBRID_EXECUTION=false</w:t>
+      </w:r>
+      <w:r>
+        <w:t xml:space="preserve"> in .env goes back to one Claude decision per browser action.</w:t>
+      </w:r>
+    </w:p>
+    <w:p>
+      <w:pPr>
+        <w:pStyle w:val="Heading2"/>
+      </w:pPr>
+      <w:r>
+        <w:t xml:space="preserve">Fast execution switch</w:t>
+      </w:r>
+    </w:p>
+    <w:p>
+      <w:pPr>
+        <w:spacing w:after="120"/>
+      </w:pPr>
+      <w:r>
+        <w:t xml:space="preserve">The switch in the panel applies to the runs started from it (single tests, uploaded files, approved Jira cases, test sets). </w:t>
+      </w:r>
+      <w:r>
+        <w:rPr>
+          <w:b/>
+          <w:bCs/>
+        </w:rPr>
+        <w:t xml:space="preserve">Off</w:t>
+      </w:r>
+      <w:r>
+        <w:t xml:space="preserve"> runs exactly as before. </w:t>
+      </w:r>
+      <w:r>
+        <w:rPr>
+          <w:b/>
+          <w:bCs/>
+        </w:rPr>
+        <w:t xml:space="preserve">On</w:t>
+      </w:r>
+      <w:r>
+        <w:t xml:space="preserve"> changes three things:</w:t>
+      </w:r>
+    </w:p>
+    <w:p>
+      <w:pPr>
+        <w:pStyle w:val="ListParagraph"/>
+        <w:numPr>
+          <w:ilvl w:val="0"/>
+          <w:numId w:val="20"/>
+        </w:numPr>
+        <w:spacing w:after="60"/>
+      </w:pPr>
+      <w:r>
+        <w:rPr>
+          <w:b/>
+          <w:bCs/>
+        </w:rPr>
+        <w:t xml:space="preserve">Claude starts while the persona logs in.</w:t>
+      </w:r>
+      <w:r>
+        <w:t xml:space="preserve"> Claude may plan but cannot touch the browser until the login has been confirmed (a login gate). If the login fails, the run is BLOCKED as before.</w:t>
+      </w:r>
+    </w:p>
+    <w:p>
+      <w:pPr>
+        <w:pStyle w:val="ListParagraph"/>
+        <w:numPr>
+          <w:ilvl w:val="0"/>
+          <w:numId w:val="20"/>
+        </w:numPr>
+        <w:spacing w:after="60"/>
+      </w:pPr>
+      <w:r>
+        <w:rPr>
+          <w:b/>
+          <w:bCs/>
+        </w:rPr>
+        <w:t xml:space="preserve">Several finished steps are recorded in one call</w:t>
+      </w:r>
+      <w:r>
+        <w:t xml:space="preserve"> (record_steps). Each step remains its own entry with its own screenshot; merged steps such as "Steps 2-3" are rejected.</w:t>
+      </w:r>
+    </w:p>
+    <w:p>
+      <w:pPr>
+        <w:pStyle w:val="ListParagraph"/>
+        <w:numPr>
+          <w:ilvl w:val="0"/>
+          <w:numId w:val="20"/>
+        </w:numPr>
+        <w:spacing w:after="60"/>
+      </w:pPr>
+      <w:r>
+        <w:rPr>
+          <w:b/>
+          <w:bCs/>
+        </w:rPr>
+        <w:t xml:space="preserve">Claude is told which records the last run of the same test case used</w:t>
+      </w:r>
+      <w:r>
+        <w:t xml:space="preserve">, so it can open them directly instead of searching.</w:t>
+      </w:r>
+    </w:p>
+    <w:p>
+      <w:pPr>
+        <w:spacing w:after="120"/>
+      </w:pPr>
+      <w:r>
+        <w:t xml:space="preserve">Validations, screenshots, negative checks and the PASS / FAIL / BLOCKED rules are the same in both modes. </w:t>
+      </w:r>
+      <w:r>
+        <w:rPr>
+          <w:rFonts w:ascii="Consolas" w:cs="Consolas" w:eastAsia="Consolas" w:hAnsi="Consolas"/>
+          <w:sz w:val="18"/>
+          <w:szCs w:val="18"/>
+          <w:shd w:fill="F4F6F9" w:color="auto" w:val="clear"/>
+        </w:rPr>
+        <w:t xml:space="preserve">FAST_EXECUTION=true</w:t>
+      </w:r>
+      <w:r>
+        <w:t xml:space="preserve"> in .env sets the default for runs that don't say.</w:t>
+      </w:r>
+    </w:p>
+    <w:p>
+      <w:pPr>
+        <w:pStyle w:val="Heading2"/>
+      </w:pPr>
+      <w:r>
+        <w:t xml:space="preserve">Measured results</w:t>
+      </w:r>
+    </w:p>
+    <w:p>
+      <w:pPr>
+        <w:keepNext/>
+        <w:spacing w:after="60" w:before="120"/>
+        <w:jc w:val="center"/>
+      </w:pPr>
+      <w:r>
+        <w:drawing>
+          <wp:inline distT="0" distB="0" distL="0" distR="0">
+            <wp:extent cx="6115050" cy="2817719"/>
+            <wp:effectExtent t="0" r="0" b="0" l="0"/>
+            <wp:docPr id="114" name="Figure 14" descr="Execution time per run on 20 October, standard against Fast, two runs of each of four test cases on the TMCDEV sandbox. Verdicts, steps and evidence were the same in both modes." title="Figure 14"/>
+            <wp:cNvGraphicFramePr>
+              <a:graphicFrameLocks xmlns:a="http://schemas.openxmlformats.org/drawingml/2006/main" noChangeAspect="1"/>
+            </wp:cNvGraphicFramePr>
+            <a:graphic xmlns:a="http://schemas.openxmlformats.org/drawingml/2006/main">
+              <a:graphicData uri="http://schemas.openxmlformats.org/drawingml/2006/picture">
+                <pic:pic xmlns:pic="http://schemas.openxmlformats.org/drawingml/2006/picture">
+                  <pic:nvPicPr>
+                    <pic:cNvPr id="0" name="" descr=""/>
+                    <pic:cNvPicPr>
+                      <a:picLocks noChangeAspect="1" noChangeArrowheads="1"/>
+                    </pic:cNvPicPr>
+                  </pic:nvPicPr>
+                  <pic:blipFill>
+                    <a:blip r:embed="rId101" cstate="none"/>
+                    <a:srcRect/>
+                    <a:stretch>
+                      <a:fillRect/>
+                    </a:stretch>
+                  </pic:blipFill>
+                  <pic:spPr bwMode="auto">
+                    <a:xfrm>
+                      <a:off x="0" y="0"/>
+                      <a:ext cx="6115050" cy="2817719"/>
+                    </a:xfrm>
+                    <a:prstGeom prst="rect">
+                      <a:avLst/>
+                    </a:prstGeom>
+                  </pic:spPr>
+                </pic:pic>
+              </a:graphicData>
+            </a:graphic>
+          </wp:inline>
+        </w:drawing>
+      </w:r>
+    </w:p>
+    <w:p>
+      <w:pPr>
+        <w:spacing w:after="220"/>
+      </w:pPr>
+      <w:r>
+        <w:rPr>
+          <w:b/>
+          <w:bCs/>
+          <w:color w:val="17202B"/>
+          <w:sz w:val="18"/>
+          <w:szCs w:val="18"/>
+        </w:rPr>
+        <w:t xml:space="preserve">Figure 14. </w:t>
+      </w:r>
+      <w:r>
+        <w:rPr>
+          <w:color w:val="5D6875"/>
+          <w:sz w:val="18"/>
+          <w:szCs w:val="18"/>
+        </w:rPr>
+        <w:t xml:space="preserve">Execution time per run on 20 October, standard against Fast, two runs of each of four test cases on the TMCDEV sandbox. Verdicts, steps and evidence were the same in both modes.</w:t>
+      </w:r>
+    </w:p>
+    <w:tbl>
+      <w:tblPr>
+        <w:tblW w:type="dxa" w:w="9638"/>
+        <w:tblBorders>
+          <w:top w:val="single" w:color="auto" w:sz="4"/>
+          <w:left w:val="single" w:color="auto" w:sz="4"/>
+          <w:bottom w:val="single" w:color="auto" w:sz="4"/>
+          <w:right w:val="single" w:color="auto" w:sz="4"/>
+          <w:insideH w:val="single" w:color="auto" w:sz="4"/>
+          <w:insideV w:val="single" w:color="auto" w:sz="4"/>
+        </w:tblBorders>
+      </w:tblPr>
+      <w:tblGrid>
+        <w:gridCol w:w="3000"/>
+        <w:gridCol w:w="6638"/>
+      </w:tblGrid>
+      <w:tr>
+        <w:trPr>
+          <w:cantSplit/>
+          <w:tblHeader/>
+        </w:trPr>
+        <w:tc>
+          <w:tcPr>
+            <w:tcW w:type="dxa" w:w="3000"/>
+            <w:tcBorders>
+              <w:top w:val="single" w:color="DFE4EA" w:sz="4"/>
+              <w:left w:val="single" w:color="DFE4EA" w:sz="4"/>
+              <w:bottom w:val="single" w:color="DFE4EA" w:sz="4"/>
+              <w:right w:val="single" w:color="DFE4EA" w:sz="4"/>
+            </w:tcBorders>
+            <w:shd w:fill="EEF1F5" w:color="auto" w:val="clear"/>
+            <w:tcMar>
+              <w:top w:type="dxa" w:w="60"/>
+              <w:left w:type="dxa" w:w="100"/>
+              <w:bottom w:type="dxa" w:w="60"/>
+              <w:right w:type="dxa" w:w="100"/>
+            </w:tcMar>
+            <w:vAlign w:val="top"/>
+          </w:tcPr>
+          <w:p>
+            <w:r>
+              <w:rPr>
+                <w:b/>
+                <w:bCs/>
+                <w:color w:val="5D6875"/>
+                <w:sz w:val="18"/>
+                <w:szCs w:val="18"/>
+              </w:rPr>
+              <w:t xml:space="preserve">Measurement</w:t>
+            </w:r>
+          </w:p>
+        </w:tc>
+        <w:tc>
+          <w:tcPr>
+            <w:tcW w:type="dxa" w:w="6638"/>
+            <w:tcBorders>
+              <w:top w:val="single" w:color="DFE4EA" w:sz="4"/>
+              <w:left w:val="single" w:color="DFE4EA" w:sz="4"/>
+              <w:bottom w:val="single" w:color="DFE4EA" w:sz="4"/>
+              <w:right w:val="single" w:color="DFE4EA" w:sz="4"/>
+            </w:tcBorders>
+            <w:shd w:fill="EEF1F5" w:color="auto" w:val="clear"/>
+            <w:tcMar>
+              <w:top w:type="dxa" w:w="60"/>
+              <w:left w:type="dxa" w:w="100"/>
+              <w:bottom w:type="dxa" w:w="60"/>
+              <w:right w:type="dxa" w:w="100"/>
+            </w:tcMar>
+            <w:vAlign w:val="top"/>
+          </w:tcPr>
+          <w:p>
+            <w:r>
+              <w:rPr>
+                <w:b/>
+                <w:bCs/>
+                <w:color w:val="5D6875"/>
+                <w:sz w:val="18"/>
+                <w:szCs w:val="18"/>
+              </w:rPr>
+              <w:t xml:space="preserve">Result</w:t>
             </w:r>
           </w:p>
         </w:tc>
@@ -6249,55 +8301,57 @@
         </w:trPr>
         <w:tc>
           <w:tcPr>
-            <w:tcW w:type="dxa" w:w="2600"/>
-            <w:tcBorders>
-              <w:top w:val="single" w:color="DFE4EA" w:sz="4"/>
-              <w:left w:val="single" w:color="DFE4EA" w:sz="4"/>
-              <w:bottom w:val="single" w:color="DFE4EA" w:sz="4"/>
-              <w:right w:val="single" w:color="DFE4EA" w:sz="4"/>
-            </w:tcBorders>
-            <w:tcMar>
-              <w:top w:type="dxa" w:w="60"/>
-              <w:left w:type="dxa" w:w="100"/>
-              <w:bottom w:type="dxa" w:w="60"/>
-              <w:right w:type="dxa" w:w="100"/>
-            </w:tcMar>
-            <w:vAlign w:val="top"/>
-          </w:tcPr>
-          <w:p>
-            <w:r>
-              <w:rPr>
-                <w:sz w:val="19"/>
-                <w:szCs w:val="19"/>
-              </w:rPr>
-              <w:t xml:space="preserve">Tool-call isolation</w:t>
-            </w:r>
-          </w:p>
-        </w:tc>
-        <w:tc>
-          <w:tcPr>
-            <w:tcW w:type="dxa" w:w="7038"/>
-            <w:tcBorders>
-              <w:top w:val="single" w:color="DFE4EA" w:sz="4"/>
-              <w:left w:val="single" w:color="DFE4EA" w:sz="4"/>
-              <w:bottom w:val="single" w:color="DFE4EA" w:sz="4"/>
-              <w:right w:val="single" w:color="DFE4EA" w:sz="4"/>
-            </w:tcBorders>
-            <w:tcMar>
-              <w:top w:type="dxa" w:w="60"/>
-              <w:left w:type="dxa" w:w="100"/>
-              <w:bottom w:type="dxa" w:w="60"/>
-              <w:right w:type="dxa" w:w="100"/>
-            </w:tcMar>
-            <w:vAlign w:val="top"/>
-          </w:tcPr>
-          <w:p>
-            <w:r>
-              <w:rPr>
-                <w:sz w:val="19"/>
-                <w:szCs w:val="19"/>
-              </w:rPr>
-              <w:t xml:space="preserve">Each run or review gets its own random key, so a Claude process can only report into its own run. Every tool call is schema-validated.</w:t>
+            <w:tcW w:type="dxa" w:w="3000"/>
+            <w:tcBorders>
+              <w:top w:val="single" w:color="DFE4EA" w:sz="4"/>
+              <w:left w:val="single" w:color="DFE4EA" w:sz="4"/>
+              <w:bottom w:val="single" w:color="DFE4EA" w:sz="4"/>
+              <w:right w:val="single" w:color="DFE4EA" w:sz="4"/>
+            </w:tcBorders>
+            <w:tcMar>
+              <w:top w:type="dxa" w:w="60"/>
+              <w:left w:type="dxa" w:w="100"/>
+              <w:bottom w:type="dxa" w:w="60"/>
+              <w:right w:type="dxa" w:w="100"/>
+            </w:tcMar>
+            <w:vAlign w:val="top"/>
+          </w:tcPr>
+          <w:p>
+            <w:r>
+              <w:rPr>
+                <w:b/>
+                <w:bCs/>
+                <w:sz w:val="19"/>
+                <w:szCs w:val="19"/>
+              </w:rPr>
+              <w:t xml:space="preserve">Typical gain</w:t>
+            </w:r>
+          </w:p>
+        </w:tc>
+        <w:tc>
+          <w:tcPr>
+            <w:tcW w:type="dxa" w:w="6638"/>
+            <w:tcBorders>
+              <w:top w:val="single" w:color="DFE4EA" w:sz="4"/>
+              <w:left w:val="single" w:color="DFE4EA" w:sz="4"/>
+              <w:bottom w:val="single" w:color="DFE4EA" w:sz="4"/>
+              <w:right w:val="single" w:color="DFE4EA" w:sz="4"/>
+            </w:tcBorders>
+            <w:tcMar>
+              <w:top w:type="dxa" w:w="60"/>
+              <w:left w:type="dxa" w:w="100"/>
+              <w:bottom w:type="dxa" w:w="60"/>
+              <w:right w:type="dxa" w:w="100"/>
+            </w:tcMar>
+            <w:vAlign w:val="top"/>
+          </w:tcPr>
+          <w:p>
+            <w:r>
+              <w:rPr>
+                <w:sz w:val="19"/>
+                <w:szCs w:val="19"/>
+              </w:rPr>
+              <w:t xml:space="preserve">About 1–12% per test case. Fast is mainly steadier: standard runs of TC_014 took 44–225 s, Fast runs 50–54 s.</w:t>
             </w:r>
           </w:p>
         </w:tc>
@@ -6308,71 +8362,57 @@
         </w:trPr>
         <w:tc>
           <w:tcPr>
-            <w:tcW w:type="dxa" w:w="2600"/>
-            <w:tcBorders>
-              <w:top w:val="single" w:color="DFE4EA" w:sz="4"/>
-              <w:left w:val="single" w:color="DFE4EA" w:sz="4"/>
-              <w:bottom w:val="single" w:color="DFE4EA" w:sz="4"/>
-              <w:right w:val="single" w:color="DFE4EA" w:sz="4"/>
-            </w:tcBorders>
-            <w:tcMar>
-              <w:top w:type="dxa" w:w="60"/>
-              <w:left w:type="dxa" w:w="100"/>
-              <w:bottom w:type="dxa" w:w="60"/>
-              <w:right w:type="dxa" w:w="100"/>
-            </w:tcMar>
-            <w:vAlign w:val="top"/>
-          </w:tcPr>
-          <w:p>
-            <w:r>
-              <w:rPr>
-                <w:sz w:val="19"/>
-                <w:szCs w:val="19"/>
-              </w:rPr>
-              <w:t xml:space="preserve">Salesforce credentials</w:t>
-            </w:r>
-          </w:p>
-        </w:tc>
-        <w:tc>
-          <w:tcPr>
-            <w:tcW w:type="dxa" w:w="7038"/>
-            <w:tcBorders>
-              <w:top w:val="single" w:color="DFE4EA" w:sz="4"/>
-              <w:left w:val="single" w:color="DFE4EA" w:sz="4"/>
-              <w:bottom w:val="single" w:color="DFE4EA" w:sz="4"/>
-              <w:right w:val="single" w:color="DFE4EA" w:sz="4"/>
-            </w:tcBorders>
-            <w:tcMar>
-              <w:top w:type="dxa" w:w="60"/>
-              <w:left w:type="dxa" w:w="100"/>
-              <w:bottom w:type="dxa" w:w="60"/>
-              <w:right w:type="dxa" w:w="100"/>
-            </w:tcMar>
-            <w:vAlign w:val="top"/>
-          </w:tcPr>
-          <w:p>
-            <w:r>
-              <w:rPr>
-                <w:sz w:val="19"/>
-                <w:szCs w:val="19"/>
-              </w:rPr>
-              <w:t xml:space="preserve">No persona passwords exist. The admin session is saved locally under </w:t>
-            </w:r>
-            <w:r>
-              <w:rPr>
-                <w:rFonts w:ascii="Consolas" w:cs="Consolas" w:eastAsia="Consolas" w:hAnsi="Consolas"/>
-                <w:sz w:val="19"/>
-                <w:szCs w:val="19"/>
-                <w:shd w:fill="F4F6F9" w:color="auto" w:val="clear"/>
-              </w:rPr>
-              <w:t xml:space="preserve">auth/</w:t>
-            </w:r>
-            <w:r>
-              <w:rPr>
-                <w:sz w:val="19"/>
-                <w:szCs w:val="19"/>
-              </w:rPr>
-              <w:t xml:space="preserve">; the persona session file is deleted after every run, and any left over from an interrupted run is removed at start-up.</w:t>
+            <w:tcW w:type="dxa" w:w="3000"/>
+            <w:tcBorders>
+              <w:top w:val="single" w:color="DFE4EA" w:sz="4"/>
+              <w:left w:val="single" w:color="DFE4EA" w:sz="4"/>
+              <w:bottom w:val="single" w:color="DFE4EA" w:sz="4"/>
+              <w:right w:val="single" w:color="DFE4EA" w:sz="4"/>
+            </w:tcBorders>
+            <w:tcMar>
+              <w:top w:type="dxa" w:w="60"/>
+              <w:left w:type="dxa" w:w="100"/>
+              <w:bottom w:type="dxa" w:w="60"/>
+              <w:right w:type="dxa" w:w="100"/>
+            </w:tcMar>
+            <w:vAlign w:val="top"/>
+          </w:tcPr>
+          <w:p>
+            <w:r>
+              <w:rPr>
+                <w:b/>
+                <w:bCs/>
+                <w:sz w:val="19"/>
+                <w:szCs w:val="19"/>
+              </w:rPr>
+              <w:t xml:space="preserve">Where the time goes</w:t>
+            </w:r>
+          </w:p>
+        </w:tc>
+        <w:tc>
+          <w:tcPr>
+            <w:tcW w:type="dxa" w:w="6638"/>
+            <w:tcBorders>
+              <w:top w:val="single" w:color="DFE4EA" w:sz="4"/>
+              <w:left w:val="single" w:color="DFE4EA" w:sz="4"/>
+              <w:bottom w:val="single" w:color="DFE4EA" w:sz="4"/>
+              <w:right w:val="single" w:color="DFE4EA" w:sz="4"/>
+            </w:tcBorders>
+            <w:tcMar>
+              <w:top w:type="dxa" w:w="60"/>
+              <w:left w:type="dxa" w:w="100"/>
+              <w:bottom w:type="dxa" w:w="60"/>
+              <w:right w:type="dxa" w:w="100"/>
+            </w:tcMar>
+            <w:vAlign w:val="top"/>
+          </w:tcPr>
+          <w:p>
+            <w:r>
+              <w:rPr>
+                <w:sz w:val="19"/>
+                <w:szCs w:val="19"/>
+              </w:rPr>
+              <w:t xml:space="preserve">About 85% of a run is Claude reading Salesforce pages and deciding what to do; login and reporting are small.</w:t>
             </w:r>
           </w:p>
         </w:tc>
@@ -6383,55 +8423,57 @@
         </w:trPr>
         <w:tc>
           <w:tcPr>
-            <w:tcW w:type="dxa" w:w="2600"/>
-            <w:tcBorders>
-              <w:top w:val="single" w:color="DFE4EA" w:sz="4"/>
-              <w:left w:val="single" w:color="DFE4EA" w:sz="4"/>
-              <w:bottom w:val="single" w:color="DFE4EA" w:sz="4"/>
-              <w:right w:val="single" w:color="DFE4EA" w:sz="4"/>
-            </w:tcBorders>
-            <w:tcMar>
-              <w:top w:type="dxa" w:w="60"/>
-              <w:left w:type="dxa" w:w="100"/>
-              <w:bottom w:type="dxa" w:w="60"/>
-              <w:right w:type="dxa" w:w="100"/>
-            </w:tcMar>
-            <w:vAlign w:val="top"/>
-          </w:tcPr>
-          <w:p>
-            <w:r>
-              <w:rPr>
-                <w:sz w:val="19"/>
-                <w:szCs w:val="19"/>
-              </w:rPr>
-              <w:t xml:space="preserve">Your own browser</w:t>
-            </w:r>
-          </w:p>
-        </w:tc>
-        <w:tc>
-          <w:tcPr>
-            <w:tcW w:type="dxa" w:w="7038"/>
-            <w:tcBorders>
-              <w:top w:val="single" w:color="DFE4EA" w:sz="4"/>
-              <w:left w:val="single" w:color="DFE4EA" w:sz="4"/>
-              <w:bottom w:val="single" w:color="DFE4EA" w:sz="4"/>
-              <w:right w:val="single" w:color="DFE4EA" w:sz="4"/>
-            </w:tcBorders>
-            <w:tcMar>
-              <w:top w:type="dxa" w:w="60"/>
-              <w:left w:type="dxa" w:w="100"/>
-              <w:bottom w:type="dxa" w:w="60"/>
-              <w:right w:type="dxa" w:w="100"/>
-            </w:tcMar>
-            <w:vAlign w:val="top"/>
-          </w:tcPr>
-          <w:p>
-            <w:r>
-              <w:rPr>
-                <w:sz w:val="19"/>
-                <w:szCs w:val="19"/>
-              </w:rPr>
-              <w:t xml:space="preserve">Tests run in a separate Playwright browser; the tester's Chrome session is never used or changed.</w:t>
+            <w:tcW w:type="dxa" w:w="3000"/>
+            <w:tcBorders>
+              <w:top w:val="single" w:color="DFE4EA" w:sz="4"/>
+              <w:left w:val="single" w:color="DFE4EA" w:sz="4"/>
+              <w:bottom w:val="single" w:color="DFE4EA" w:sz="4"/>
+              <w:right w:val="single" w:color="DFE4EA" w:sz="4"/>
+            </w:tcBorders>
+            <w:tcMar>
+              <w:top w:type="dxa" w:w="60"/>
+              <w:left w:type="dxa" w:w="100"/>
+              <w:bottom w:type="dxa" w:w="60"/>
+              <w:right w:type="dxa" w:w="100"/>
+            </w:tcMar>
+            <w:vAlign w:val="top"/>
+          </w:tcPr>
+          <w:p>
+            <w:r>
+              <w:rPr>
+                <w:b/>
+                <w:bCs/>
+                <w:sz w:val="19"/>
+                <w:szCs w:val="19"/>
+              </w:rPr>
+              <w:t xml:space="preserve">Batch baseline (21 Oct)</w:t>
+            </w:r>
+          </w:p>
+        </w:tc>
+        <w:tc>
+          <w:tcPr>
+            <w:tcW w:type="dxa" w:w="6638"/>
+            <w:tcBorders>
+              <w:top w:val="single" w:color="DFE4EA" w:sz="4"/>
+              <w:left w:val="single" w:color="DFE4EA" w:sz="4"/>
+              <w:bottom w:val="single" w:color="DFE4EA" w:sz="4"/>
+              <w:right w:val="single" w:color="DFE4EA" w:sz="4"/>
+            </w:tcBorders>
+            <w:tcMar>
+              <w:top w:type="dxa" w:w="60"/>
+              <w:left w:type="dxa" w:w="100"/>
+              <w:bottom w:type="dxa" w:w="60"/>
+              <w:right w:type="dxa" w:w="100"/>
+            </w:tcMar>
+            <w:vAlign w:val="top"/>
+          </w:tcPr>
+          <w:p>
+            <w:r>
+              <w:rPr>
+                <w:sz w:val="19"/>
+                <w:szCs w:val="19"/>
+              </w:rPr>
+              <w:t xml:space="preserve">Five test cases as one batch with Fast on: 300 s and 295 s (two runs), about 1 minute per test, all evidence complete and the same verdicts both times.</w:t>
             </w:r>
           </w:p>
         </w:tc>
@@ -6442,55 +8484,196 @@
         </w:trPr>
         <w:tc>
           <w:tcPr>
-            <w:tcW w:type="dxa" w:w="2600"/>
-            <w:tcBorders>
-              <w:top w:val="single" w:color="DFE4EA" w:sz="4"/>
-              <w:left w:val="single" w:color="DFE4EA" w:sz="4"/>
-              <w:bottom w:val="single" w:color="DFE4EA" w:sz="4"/>
-              <w:right w:val="single" w:color="DFE4EA" w:sz="4"/>
-            </w:tcBorders>
-            <w:tcMar>
-              <w:top w:type="dxa" w:w="60"/>
-              <w:left w:type="dxa" w:w="100"/>
-              <w:bottom w:type="dxa" w:w="60"/>
-              <w:right w:type="dxa" w:w="100"/>
-            </w:tcMar>
-            <w:vAlign w:val="top"/>
-          </w:tcPr>
-          <w:p>
-            <w:r>
-              <w:rPr>
-                <w:sz w:val="19"/>
-                <w:szCs w:val="19"/>
-              </w:rPr>
-              <w:t xml:space="preserve">Test data</w:t>
-            </w:r>
-          </w:p>
-        </w:tc>
-        <w:tc>
-          <w:tcPr>
-            <w:tcW w:type="dxa" w:w="7038"/>
-            <w:tcBorders>
-              <w:top w:val="single" w:color="DFE4EA" w:sz="4"/>
-              <w:left w:val="single" w:color="DFE4EA" w:sz="4"/>
-              <w:bottom w:val="single" w:color="DFE4EA" w:sz="4"/>
-              <w:right w:val="single" w:color="DFE4EA" w:sz="4"/>
-            </w:tcBorders>
-            <w:tcMar>
-              <w:top w:type="dxa" w:w="60"/>
-              <w:left w:type="dxa" w:w="100"/>
-              <w:bottom w:type="dxa" w:w="60"/>
-              <w:right w:type="dxa" w:w="100"/>
-            </w:tcMar>
-            <w:vAlign w:val="top"/>
-          </w:tcPr>
-          <w:p>
-            <w:r>
-              <w:rPr>
-                <w:sz w:val="19"/>
-                <w:szCs w:val="19"/>
-              </w:rPr>
-              <w:t xml:space="preserve">Claude may read with single, bounded SOQL SELECT queries; may create only business records (standard business objects and custom objects); may edit only records created for testing; may not delete anything or change Setup.</w:t>
+            <w:tcW w:type="dxa" w:w="3000"/>
+            <w:tcBorders>
+              <w:top w:val="single" w:color="DFE4EA" w:sz="4"/>
+              <w:left w:val="single" w:color="DFE4EA" w:sz="4"/>
+              <w:bottom w:val="single" w:color="DFE4EA" w:sz="4"/>
+              <w:right w:val="single" w:color="DFE4EA" w:sz="4"/>
+            </w:tcBorders>
+            <w:tcMar>
+              <w:top w:type="dxa" w:w="60"/>
+              <w:left w:type="dxa" w:w="100"/>
+              <w:bottom w:type="dxa" w:w="60"/>
+              <w:right w:type="dxa" w:w="100"/>
+            </w:tcMar>
+            <w:vAlign w:val="top"/>
+          </w:tcPr>
+          <w:p>
+            <w:r>
+              <w:rPr>
+                <w:b/>
+                <w:bCs/>
+                <w:sz w:val="19"/>
+                <w:szCs w:val="19"/>
+              </w:rPr>
+              <w:t xml:space="preserve">Goal</w:t>
+            </w:r>
+          </w:p>
+        </w:tc>
+        <w:tc>
+          <w:tcPr>
+            <w:tcW w:type="dxa" w:w="6638"/>
+            <w:tcBorders>
+              <w:top w:val="single" w:color="DFE4EA" w:sz="4"/>
+              <w:left w:val="single" w:color="DFE4EA" w:sz="4"/>
+              <w:bottom w:val="single" w:color="DFE4EA" w:sz="4"/>
+              <w:right w:val="single" w:color="DFE4EA" w:sz="4"/>
+            </w:tcBorders>
+            <w:tcMar>
+              <w:top w:type="dxa" w:w="60"/>
+              <w:left w:type="dxa" w:w="100"/>
+              <w:bottom w:type="dxa" w:w="60"/>
+              <w:right w:type="dxa" w:w="100"/>
+            </w:tcMar>
+            <w:vAlign w:val="top"/>
+          </w:tcPr>
+          <w:p>
+            <w:r>
+              <w:rPr>
+                <w:sz w:val="19"/>
+                <w:szCs w:val="19"/>
+              </w:rPr>
+              <w:t xml:space="preserve">5 test cases within 150 s on re-runs, by replaying steps already proven in earlier runs (in progress, section 18).</w:t>
+            </w:r>
+          </w:p>
+        </w:tc>
+      </w:tr>
+    </w:tbl>
+    <w:p>
+      <w:pPr>
+        <w:spacing w:after="120"/>
+      </w:pPr>
+    </w:p>
+    <w:p>
+      <w:pPr>
+        <w:pBdr>
+          <w:left w:val="single" w:color="0B5CAD" w:sz="24" w:space="8"/>
+        </w:pBdr>
+        <w:shd w:fill="F4F6F9" w:color="auto" w:val="clear"/>
+        <w:spacing w:after="200" w:before="120" w:line="300"/>
+        <w:ind w:left="160" w:right="160"/>
+      </w:pPr>
+      <w:r>
+        <w:rPr>
+          <w:b/>
+          <w:bCs/>
+        </w:rPr>
+        <w:t xml:space="preserve">Honest reading.</w:t>
+      </w:r>
+      <w:r>
+        <w:t xml:space="preserve"> The speed-up so far is modest. The larger saving needs Claude to spend less time discovering pages it has seen before, which is the next step.</w:t>
+      </w:r>
+    </w:p>
+    <w:p>
+      <w:pPr>
+        <w:pStyle w:val="Heading1"/>
+        <w:pageBreakBefore/>
+      </w:pPr>
+      <w:bookmarkStart w:name="sec12" w:id="203"/>
+      <w:r>
+        <w:t xml:space="preserve">12. Projects and org folders</w:t>
+      </w:r>
+      <w:bookmarkEnd w:id="203"/>
+    </w:p>
+    <w:p>
+      <w:pPr>
+        <w:spacing w:after="120"/>
+      </w:pPr>
+      <w:r>
+        <w:t xml:space="preserve">The </w:t>
+      </w:r>
+      <w:r>
+        <w:rPr>
+          <w:b/>
+          <w:bCs/>
+        </w:rPr>
+        <w:t xml:space="preserve">Project</w:t>
+      </w:r>
+      <w:r>
+        <w:t xml:space="preserve"> section of the panel keeps each project's results apart, per Salesforce org. All folder work is done by the local agent server; the extension cannot write files itself.</w:t>
+      </w:r>
+    </w:p>
+    <w:tbl>
+      <w:tblPr>
+        <w:tblW w:type="dxa" w:w="9638"/>
+        <w:tblBorders>
+          <w:top w:val="single" w:color="auto" w:sz="4"/>
+          <w:left w:val="single" w:color="auto" w:sz="4"/>
+          <w:bottom w:val="single" w:color="auto" w:sz="4"/>
+          <w:right w:val="single" w:color="auto" w:sz="4"/>
+          <w:insideH w:val="single" w:color="auto" w:sz="4"/>
+          <w:insideV w:val="single" w:color="auto" w:sz="4"/>
+        </w:tblBorders>
+      </w:tblPr>
+      <w:tblGrid>
+        <w:gridCol w:w="3600"/>
+        <w:gridCol w:w="6038"/>
+      </w:tblGrid>
+      <w:tr>
+        <w:trPr>
+          <w:cantSplit/>
+          <w:tblHeader/>
+        </w:trPr>
+        <w:tc>
+          <w:tcPr>
+            <w:tcW w:type="dxa" w:w="3600"/>
+            <w:tcBorders>
+              <w:top w:val="single" w:color="DFE4EA" w:sz="4"/>
+              <w:left w:val="single" w:color="DFE4EA" w:sz="4"/>
+              <w:bottom w:val="single" w:color="DFE4EA" w:sz="4"/>
+              <w:right w:val="single" w:color="DFE4EA" w:sz="4"/>
+            </w:tcBorders>
+            <w:shd w:fill="EEF1F5" w:color="auto" w:val="clear"/>
+            <w:tcMar>
+              <w:top w:type="dxa" w:w="60"/>
+              <w:left w:type="dxa" w:w="100"/>
+              <w:bottom w:type="dxa" w:w="60"/>
+              <w:right w:type="dxa" w:w="100"/>
+            </w:tcMar>
+            <w:vAlign w:val="top"/>
+          </w:tcPr>
+          <w:p>
+            <w:r>
+              <w:rPr>
+                <w:b/>
+                <w:bCs/>
+                <w:color w:val="5D6875"/>
+                <w:sz w:val="18"/>
+                <w:szCs w:val="18"/>
+              </w:rPr>
+              <w:t xml:space="preserve">Folder</w:t>
+            </w:r>
+          </w:p>
+        </w:tc>
+        <w:tc>
+          <w:tcPr>
+            <w:tcW w:type="dxa" w:w="6038"/>
+            <w:tcBorders>
+              <w:top w:val="single" w:color="DFE4EA" w:sz="4"/>
+              <w:left w:val="single" w:color="DFE4EA" w:sz="4"/>
+              <w:bottom w:val="single" w:color="DFE4EA" w:sz="4"/>
+              <w:right w:val="single" w:color="DFE4EA" w:sz="4"/>
+            </w:tcBorders>
+            <w:shd w:fill="EEF1F5" w:color="auto" w:val="clear"/>
+            <w:tcMar>
+              <w:top w:type="dxa" w:w="60"/>
+              <w:left w:type="dxa" w:w="100"/>
+              <w:bottom w:type="dxa" w:w="60"/>
+              <w:right w:type="dxa" w:w="100"/>
+            </w:tcMar>
+            <w:vAlign w:val="top"/>
+          </w:tcPr>
+          <w:p>
+            <w:r>
+              <w:rPr>
+                <w:b/>
+                <w:bCs/>
+                <w:color w:val="5D6875"/>
+                <w:sz w:val="18"/>
+                <w:szCs w:val="18"/>
+              </w:rPr>
+              <w:t xml:space="preserve">Contents</w:t>
             </w:r>
           </w:p>
         </w:tc>
@@ -6501,55 +8684,57 @@
         </w:trPr>
         <w:tc>
           <w:tcPr>
-            <w:tcW w:type="dxa" w:w="2600"/>
-            <w:tcBorders>
-              <w:top w:val="single" w:color="DFE4EA" w:sz="4"/>
-              <w:left w:val="single" w:color="DFE4EA" w:sz="4"/>
-              <w:bottom w:val="single" w:color="DFE4EA" w:sz="4"/>
-              <w:right w:val="single" w:color="DFE4EA" w:sz="4"/>
-            </w:tcBorders>
-            <w:tcMar>
-              <w:top w:type="dxa" w:w="60"/>
-              <w:left w:type="dxa" w:w="100"/>
-              <w:bottom w:type="dxa" w:w="60"/>
-              <w:right w:type="dxa" w:w="100"/>
-            </w:tcMar>
-            <w:vAlign w:val="top"/>
-          </w:tcPr>
-          <w:p>
-            <w:r>
-              <w:rPr>
-                <w:sz w:val="19"/>
-                <w:szCs w:val="19"/>
-              </w:rPr>
-              <w:t xml:space="preserve">Untrusted content</w:t>
-            </w:r>
-          </w:p>
-        </w:tc>
-        <w:tc>
-          <w:tcPr>
-            <w:tcW w:type="dxa" w:w="7038"/>
-            <w:tcBorders>
-              <w:top w:val="single" w:color="DFE4EA" w:sz="4"/>
-              <w:left w:val="single" w:color="DFE4EA" w:sz="4"/>
-              <w:bottom w:val="single" w:color="DFE4EA" w:sz="4"/>
-              <w:right w:val="single" w:color="DFE4EA" w:sz="4"/>
-            </w:tcBorders>
-            <w:tcMar>
-              <w:top w:type="dxa" w:w="60"/>
-              <w:left w:type="dxa" w:w="100"/>
-              <w:bottom w:type="dxa" w:w="60"/>
-              <w:right w:type="dxa" w:w="100"/>
-            </w:tcMar>
-            <w:vAlign w:val="top"/>
-          </w:tcPr>
-          <w:p>
-            <w:r>
-              <w:rPr>
-                <w:sz w:val="19"/>
-                <w:szCs w:val="19"/>
-              </w:rPr>
-              <w:t xml:space="preserve">Test cases and BRDs are passed to Claude as data, with instructions to ignore any instructions inside them; panel text is rendered without HTML, so pasted text cannot inject markup.</w:t>
+            <w:tcW w:type="dxa" w:w="3600"/>
+            <w:tcBorders>
+              <w:top w:val="single" w:color="DFE4EA" w:sz="4"/>
+              <w:left w:val="single" w:color="DFE4EA" w:sz="4"/>
+              <w:bottom w:val="single" w:color="DFE4EA" w:sz="4"/>
+              <w:right w:val="single" w:color="DFE4EA" w:sz="4"/>
+            </w:tcBorders>
+            <w:tcMar>
+              <w:top w:type="dxa" w:w="60"/>
+              <w:left w:type="dxa" w:w="100"/>
+              <w:bottom w:type="dxa" w:w="60"/>
+              <w:right w:type="dxa" w:w="100"/>
+            </w:tcMar>
+            <w:vAlign w:val="top"/>
+          </w:tcPr>
+          <w:p>
+            <w:r>
+              <w:rPr>
+                <w:b/>
+                <w:bCs/>
+                <w:sz w:val="19"/>
+                <w:szCs w:val="19"/>
+              </w:rPr>
+              <w:t xml:space="preserve">QA-Workspace/Projects/&lt;project&gt;/</w:t>
+            </w:r>
+          </w:p>
+        </w:tc>
+        <w:tc>
+          <w:tcPr>
+            <w:tcW w:type="dxa" w:w="6038"/>
+            <w:tcBorders>
+              <w:top w:val="single" w:color="DFE4EA" w:sz="4"/>
+              <w:left w:val="single" w:color="DFE4EA" w:sz="4"/>
+              <w:bottom w:val="single" w:color="DFE4EA" w:sz="4"/>
+              <w:right w:val="single" w:color="DFE4EA" w:sz="4"/>
+            </w:tcBorders>
+            <w:tcMar>
+              <w:top w:type="dxa" w:w="60"/>
+              <w:left w:type="dxa" w:w="100"/>
+              <w:bottom w:type="dxa" w:w="60"/>
+              <w:right w:type="dxa" w:w="100"/>
+            </w:tcMar>
+            <w:vAlign w:val="top"/>
+          </w:tcPr>
+          <w:p>
+            <w:r>
+              <w:rPr>
+                <w:sz w:val="19"/>
+                <w:szCs w:val="19"/>
+              </w:rPr>
+              <w:t xml:space="preserve">project.json: the project's orgs and their folder names.</w:t>
             </w:r>
           </w:p>
         </w:tc>
@@ -6560,55 +8745,301 @@
         </w:trPr>
         <w:tc>
           <w:tcPr>
-            <w:tcW w:type="dxa" w:w="2600"/>
-            <w:tcBorders>
-              <w:top w:val="single" w:color="DFE4EA" w:sz="4"/>
-              <w:left w:val="single" w:color="DFE4EA" w:sz="4"/>
-              <w:bottom w:val="single" w:color="DFE4EA" w:sz="4"/>
-              <w:right w:val="single" w:color="DFE4EA" w:sz="4"/>
-            </w:tcBorders>
-            <w:tcMar>
-              <w:top w:type="dxa" w:w="60"/>
-              <w:left w:type="dxa" w:w="100"/>
-              <w:bottom w:type="dxa" w:w="60"/>
-              <w:right w:type="dxa" w:w="100"/>
-            </w:tcMar>
-            <w:vAlign w:val="top"/>
-          </w:tcPr>
-          <w:p>
-            <w:r>
-              <w:rPr>
-                <w:sz w:val="19"/>
-                <w:szCs w:val="19"/>
-              </w:rPr>
-              <w:t xml:space="preserve">AI usage and cost</w:t>
-            </w:r>
-          </w:p>
-        </w:tc>
-        <w:tc>
-          <w:tcPr>
-            <w:tcW w:type="dxa" w:w="7038"/>
-            <w:tcBorders>
-              <w:top w:val="single" w:color="DFE4EA" w:sz="4"/>
-              <w:left w:val="single" w:color="DFE4EA" w:sz="4"/>
-              <w:bottom w:val="single" w:color="DFE4EA" w:sz="4"/>
-              <w:right w:val="single" w:color="DFE4EA" w:sz="4"/>
-            </w:tcBorders>
-            <w:tcMar>
-              <w:top w:type="dxa" w:w="60"/>
-              <w:left w:type="dxa" w:w="100"/>
-              <w:bottom w:type="dxa" w:w="60"/>
-              <w:right w:type="dxa" w:w="100"/>
-            </w:tcMar>
-            <w:vAlign w:val="top"/>
-          </w:tcPr>
-          <w:p>
-            <w:r>
-              <w:rPr>
-                <w:sz w:val="19"/>
-                <w:szCs w:val="19"/>
-              </w:rPr>
-              <w:t xml:space="preserve">Claude runs on the signed-in Claude Code seat (Sonnet by default); API keys are deliberately not passed to it. Runs have a turn limit and a 30-minute timeout.</w:t>
+            <w:tcW w:type="dxa" w:w="3600"/>
+            <w:tcBorders>
+              <w:top w:val="single" w:color="DFE4EA" w:sz="4"/>
+              <w:left w:val="single" w:color="DFE4EA" w:sz="4"/>
+              <w:bottom w:val="single" w:color="DFE4EA" w:sz="4"/>
+              <w:right w:val="single" w:color="DFE4EA" w:sz="4"/>
+            </w:tcBorders>
+            <w:tcMar>
+              <w:top w:type="dxa" w:w="60"/>
+              <w:left w:type="dxa" w:w="100"/>
+              <w:bottom w:type="dxa" w:w="60"/>
+              <w:right w:type="dxa" w:w="100"/>
+            </w:tcMar>
+            <w:vAlign w:val="top"/>
+          </w:tcPr>
+          <w:p>
+            <w:r>
+              <w:rPr>
+                <w:b/>
+                <w:bCs/>
+                <w:sz w:val="19"/>
+                <w:szCs w:val="19"/>
+              </w:rPr>
+              <w:t xml:space="preserve">…/&lt;org&gt;/Test Execution Reports/</w:t>
+            </w:r>
+          </w:p>
+        </w:tc>
+        <w:tc>
+          <w:tcPr>
+            <w:tcW w:type="dxa" w:w="6038"/>
+            <w:tcBorders>
+              <w:top w:val="single" w:color="DFE4EA" w:sz="4"/>
+              <w:left w:val="single" w:color="DFE4EA" w:sz="4"/>
+              <w:bottom w:val="single" w:color="DFE4EA" w:sz="4"/>
+              <w:right w:val="single" w:color="DFE4EA" w:sz="4"/>
+            </w:tcBorders>
+            <w:tcMar>
+              <w:top w:type="dxa" w:w="60"/>
+              <w:left w:type="dxa" w:w="100"/>
+              <w:bottom w:type="dxa" w:w="60"/>
+              <w:right w:type="dxa" w:w="100"/>
+            </w:tcMar>
+            <w:vAlign w:val="top"/>
+          </w:tcPr>
+          <w:p>
+            <w:r>
+              <w:rPr>
+                <w:sz w:val="19"/>
+                <w:szCs w:val="19"/>
+              </w:rPr>
+              <w:t xml:space="preserve">Test_Execution_Report.html, execution-data.js, one RUN-… folder per run with its screenshots and execution.json.</w:t>
+            </w:r>
+          </w:p>
+        </w:tc>
+      </w:tr>
+      <w:tr>
+        <w:trPr>
+          <w:cantSplit/>
+        </w:trPr>
+        <w:tc>
+          <w:tcPr>
+            <w:tcW w:type="dxa" w:w="3600"/>
+            <w:tcBorders>
+              <w:top w:val="single" w:color="DFE4EA" w:sz="4"/>
+              <w:left w:val="single" w:color="DFE4EA" w:sz="4"/>
+              <w:bottom w:val="single" w:color="DFE4EA" w:sz="4"/>
+              <w:right w:val="single" w:color="DFE4EA" w:sz="4"/>
+            </w:tcBorders>
+            <w:tcMar>
+              <w:top w:type="dxa" w:w="60"/>
+              <w:left w:type="dxa" w:w="100"/>
+              <w:bottom w:type="dxa" w:w="60"/>
+              <w:right w:type="dxa" w:w="100"/>
+            </w:tcMar>
+            <w:vAlign w:val="top"/>
+          </w:tcPr>
+          <w:p>
+            <w:r>
+              <w:rPr>
+                <w:b/>
+                <w:bCs/>
+                <w:sz w:val="19"/>
+                <w:szCs w:val="19"/>
+              </w:rPr>
+              <w:t xml:space="preserve">…/&lt;org&gt;/Bug Reports/</w:t>
+            </w:r>
+          </w:p>
+        </w:tc>
+        <w:tc>
+          <w:tcPr>
+            <w:tcW w:type="dxa" w:w="6038"/>
+            <w:tcBorders>
+              <w:top w:val="single" w:color="DFE4EA" w:sz="4"/>
+              <w:left w:val="single" w:color="DFE4EA" w:sz="4"/>
+              <w:bottom w:val="single" w:color="DFE4EA" w:sz="4"/>
+              <w:right w:val="single" w:color="DFE4EA" w:sz="4"/>
+            </w:tcBorders>
+            <w:tcMar>
+              <w:top w:type="dxa" w:w="60"/>
+              <w:left w:type="dxa" w:w="100"/>
+              <w:bottom w:type="dxa" w:w="60"/>
+              <w:right w:type="dxa" w:w="100"/>
+            </w:tcMar>
+            <w:vAlign w:val="top"/>
+          </w:tcPr>
+          <w:p>
+            <w:r>
+              <w:rPr>
+                <w:sz w:val="19"/>
+                <w:szCs w:val="19"/>
+              </w:rPr>
+              <w:t xml:space="preserve">Bug_Report.html, bug-data.js, one BUG-… folder of evidence per bug. Bug numbers start at BUG-001 per project and org.</w:t>
+            </w:r>
+          </w:p>
+        </w:tc>
+      </w:tr>
+      <w:tr>
+        <w:trPr>
+          <w:cantSplit/>
+        </w:trPr>
+        <w:tc>
+          <w:tcPr>
+            <w:tcW w:type="dxa" w:w="3600"/>
+            <w:tcBorders>
+              <w:top w:val="single" w:color="DFE4EA" w:sz="4"/>
+              <w:left w:val="single" w:color="DFE4EA" w:sz="4"/>
+              <w:bottom w:val="single" w:color="DFE4EA" w:sz="4"/>
+              <w:right w:val="single" w:color="DFE4EA" w:sz="4"/>
+            </w:tcBorders>
+            <w:tcMar>
+              <w:top w:type="dxa" w:w="60"/>
+              <w:left w:type="dxa" w:w="100"/>
+              <w:bottom w:type="dxa" w:w="60"/>
+              <w:right w:type="dxa" w:w="100"/>
+            </w:tcMar>
+            <w:vAlign w:val="top"/>
+          </w:tcPr>
+          <w:p>
+            <w:r>
+              <w:rPr>
+                <w:b/>
+                <w:bCs/>
+                <w:sz w:val="19"/>
+                <w:szCs w:val="19"/>
+              </w:rPr>
+              <w:t xml:space="preserve">…/&lt;org&gt;/Notes/</w:t>
+            </w:r>
+          </w:p>
+        </w:tc>
+        <w:tc>
+          <w:tcPr>
+            <w:tcW w:type="dxa" w:w="6038"/>
+            <w:tcBorders>
+              <w:top w:val="single" w:color="DFE4EA" w:sz="4"/>
+              <w:left w:val="single" w:color="DFE4EA" w:sz="4"/>
+              <w:bottom w:val="single" w:color="DFE4EA" w:sz="4"/>
+              <w:right w:val="single" w:color="DFE4EA" w:sz="4"/>
+            </w:tcBorders>
+            <w:tcMar>
+              <w:top w:type="dxa" w:w="60"/>
+              <w:left w:type="dxa" w:w="100"/>
+              <w:bottom w:type="dxa" w:w="60"/>
+              <w:right w:type="dxa" w:w="100"/>
+            </w:tcMar>
+            <w:vAlign w:val="top"/>
+          </w:tcPr>
+          <w:p>
+            <w:r>
+              <w:rPr>
+                <w:sz w:val="19"/>
+                <w:szCs w:val="19"/>
+              </w:rPr>
+              <w:t xml:space="preserve">One .md file per note; list, create, edit and delete from the panel.</w:t>
+            </w:r>
+          </w:p>
+        </w:tc>
+      </w:tr>
+      <w:tr>
+        <w:trPr>
+          <w:cantSplit/>
+        </w:trPr>
+        <w:tc>
+          <w:tcPr>
+            <w:tcW w:type="dxa" w:w="3600"/>
+            <w:tcBorders>
+              <w:top w:val="single" w:color="DFE4EA" w:sz="4"/>
+              <w:left w:val="single" w:color="DFE4EA" w:sz="4"/>
+              <w:bottom w:val="single" w:color="DFE4EA" w:sz="4"/>
+              <w:right w:val="single" w:color="DFE4EA" w:sz="4"/>
+            </w:tcBorders>
+            <w:tcMar>
+              <w:top w:type="dxa" w:w="60"/>
+              <w:left w:type="dxa" w:w="100"/>
+              <w:bottom w:type="dxa" w:w="60"/>
+              <w:right w:type="dxa" w:w="100"/>
+            </w:tcMar>
+            <w:vAlign w:val="top"/>
+          </w:tcPr>
+          <w:p>
+            <w:r>
+              <w:rPr>
+                <w:b/>
+                <w:bCs/>
+                <w:sz w:val="19"/>
+                <w:szCs w:val="19"/>
+              </w:rPr>
+              <w:t xml:space="preserve">…/&lt;org&gt;/Test Cases/</w:t>
+            </w:r>
+          </w:p>
+        </w:tc>
+        <w:tc>
+          <w:tcPr>
+            <w:tcW w:type="dxa" w:w="6038"/>
+            <w:tcBorders>
+              <w:top w:val="single" w:color="DFE4EA" w:sz="4"/>
+              <w:left w:val="single" w:color="DFE4EA" w:sz="4"/>
+              <w:bottom w:val="single" w:color="DFE4EA" w:sz="4"/>
+              <w:right w:val="single" w:color="DFE4EA" w:sz="4"/>
+            </w:tcBorders>
+            <w:tcMar>
+              <w:top w:type="dxa" w:w="60"/>
+              <w:left w:type="dxa" w:w="100"/>
+              <w:bottom w:type="dxa" w:w="60"/>
+              <w:right w:type="dxa" w:w="100"/>
+            </w:tcMar>
+            <w:vAlign w:val="top"/>
+          </w:tcPr>
+          <w:p>
+            <w:r>
+              <w:rPr>
+                <w:sz w:val="19"/>
+                <w:szCs w:val="19"/>
+              </w:rPr>
+              <w:t xml:space="preserve">Test cases generated from Jira stories and their Excel exports.</w:t>
+            </w:r>
+          </w:p>
+        </w:tc>
+      </w:tr>
+      <w:tr>
+        <w:trPr>
+          <w:cantSplit/>
+        </w:trPr>
+        <w:tc>
+          <w:tcPr>
+            <w:tcW w:type="dxa" w:w="3600"/>
+            <w:tcBorders>
+              <w:top w:val="single" w:color="DFE4EA" w:sz="4"/>
+              <w:left w:val="single" w:color="DFE4EA" w:sz="4"/>
+              <w:bottom w:val="single" w:color="DFE4EA" w:sz="4"/>
+              <w:right w:val="single" w:color="DFE4EA" w:sz="4"/>
+            </w:tcBorders>
+            <w:tcMar>
+              <w:top w:type="dxa" w:w="60"/>
+              <w:left w:type="dxa" w:w="100"/>
+              <w:bottom w:type="dxa" w:w="60"/>
+              <w:right w:type="dxa" w:w="100"/>
+            </w:tcMar>
+            <w:vAlign w:val="top"/>
+          </w:tcPr>
+          <w:p>
+            <w:r>
+              <w:rPr>
+                <w:b/>
+                <w:bCs/>
+                <w:sz w:val="19"/>
+                <w:szCs w:val="19"/>
+              </w:rPr>
+              <w:t xml:space="preserve">…/&lt;org&gt;/Test Sets/</w:t>
+            </w:r>
+          </w:p>
+        </w:tc>
+        <w:tc>
+          <w:tcPr>
+            <w:tcW w:type="dxa" w:w="6038"/>
+            <w:tcBorders>
+              <w:top w:val="single" w:color="DFE4EA" w:sz="4"/>
+              <w:left w:val="single" w:color="DFE4EA" w:sz="4"/>
+              <w:bottom w:val="single" w:color="DFE4EA" w:sz="4"/>
+              <w:right w:val="single" w:color="DFE4EA" w:sz="4"/>
+            </w:tcBorders>
+            <w:tcMar>
+              <w:top w:type="dxa" w:w="60"/>
+              <w:left w:type="dxa" w:w="100"/>
+              <w:bottom w:type="dxa" w:w="60"/>
+              <w:right w:type="dxa" w:w="100"/>
+            </w:tcMar>
+            <w:vAlign w:val="top"/>
+          </w:tcPr>
+          <w:p>
+            <w:r>
+              <w:rPr>
+                <w:sz w:val="19"/>
+                <w:szCs w:val="19"/>
+              </w:rPr>
+              <w:t xml:space="preserve">Saved Sanity and Regression sets with their run history.</w:t>
             </w:r>
           </w:p>
         </w:tc>
@@ -6621,12 +9052,1920 @@
     </w:p>
     <w:p>
       <w:pPr>
+        <w:pStyle w:val="ListParagraph"/>
+        <w:numPr>
+          <w:ilvl w:val="0"/>
+          <w:numId w:val="2"/>
+        </w:numPr>
+        <w:spacing w:after="60"/>
+      </w:pPr>
+      <w:r>
+        <w:rPr>
+          <w:b/>
+          <w:bCs/>
+        </w:rPr>
+        <w:t xml:space="preserve">+ New project</w:t>
+      </w:r>
+      <w:r>
+        <w:t xml:space="preserve"> creates the project. Selecting it adds a folder for the selected org, named after its environment (DRIVE-ENERGY-4828 - TMCDEV becomes TMCDEV).</w:t>
+      </w:r>
+    </w:p>
+    <w:p>
+      <w:pPr>
+        <w:pStyle w:val="ListParagraph"/>
+        <w:numPr>
+          <w:ilvl w:val="0"/>
+          <w:numId w:val="2"/>
+        </w:numPr>
+        <w:spacing w:after="60"/>
+      </w:pPr>
+      <w:r>
+        <w:rPr>
+          <w:b/>
+          <w:bCs/>
+        </w:rPr>
+        <w:t xml:space="preserve">Test Execution Reports / Bug Reports / Notes / Open folder</w:t>
+      </w:r>
+      <w:r>
+        <w:t xml:space="preserve"> open that project's folder for the org, so TMCDEV shows only TMCDEV runs.</w:t>
+      </w:r>
+    </w:p>
+    <w:p>
+      <w:pPr>
+        <w:pStyle w:val="ListParagraph"/>
+        <w:numPr>
+          <w:ilvl w:val="0"/>
+          <w:numId w:val="2"/>
+        </w:numPr>
+        <w:spacing w:after="60"/>
+      </w:pPr>
+      <w:r>
+        <w:rPr>
+          <w:b/>
+          <w:bCs/>
+        </w:rPr>
+        <w:t xml:space="preserve">No project (shared reports)</w:t>
+      </w:r>
+      <w:r>
+        <w:t xml:space="preserve"> works as before, in qa/. Runs recorded before projects existed stay in qa/ unchanged; nothing is moved or deleted.</w:t>
+      </w:r>
+    </w:p>
+    <w:p>
+      <w:pPr>
+        <w:pStyle w:val="ListParagraph"/>
+        <w:numPr>
+          <w:ilvl w:val="0"/>
+          <w:numId w:val="2"/>
+        </w:numPr>
+        <w:spacing w:after="60"/>
+      </w:pPr>
+      <w:r>
+        <w:rPr>
+          <w:rFonts w:ascii="Consolas" w:cs="Consolas" w:eastAsia="Consolas" w:hAnsi="Consolas"/>
+          <w:sz w:val="18"/>
+          <w:szCs w:val="18"/>
+          <w:shd w:fill="F4F6F9" w:color="auto" w:val="clear"/>
+        </w:rPr>
+        <w:t xml:space="preserve">QA_WORKSPACE_DIR</w:t>
+      </w:r>
+      <w:r>
+        <w:t xml:space="preserve"> in .env moves the workspace, for example to D:\QA-Workspace. Names are restricted to letters, digits, spaces and - _ . &amp; ( ) ' +.</w:t>
+      </w:r>
+    </w:p>
+    <w:p>
+      <w:pPr>
         <w:pStyle w:val="Heading1"/>
         <w:pageBreakBefore/>
       </w:pPr>
-      <w:bookmarkStart w:name="sec11" w:id="11"/>
-      <w:r>
-        <w:t xml:space="preserve">11. Operating the agent</w:t>
+      <w:bookmarkStart w:name="sec13" w:id="204"/>
+      <w:r>
+        <w:t xml:space="preserve">13. Jira story to test cases</w:t>
+      </w:r>
+      <w:bookmarkEnd w:id="204"/>
+    </w:p>
+    <w:p>
+      <w:pPr>
+        <w:spacing w:after="120"/>
+      </w:pPr>
+      <w:r>
+        <w:t xml:space="preserve">The </w:t>
+      </w:r>
+      <w:r>
+        <w:rPr>
+          <w:b/>
+          <w:bCs/>
+        </w:rPr>
+        <w:t xml:space="preserve">Jira story</w:t>
+      </w:r>
+      <w:r>
+        <w:t xml:space="preserve"> tab turns a pasted story into test cases. Generation takes about a minute. Nothing runs in Salesforce until the tester starts the approved cases.</w:t>
+      </w:r>
+    </w:p>
+    <w:p>
+      <w:pPr>
+        <w:keepNext/>
+        <w:spacing w:after="60" w:before="120"/>
+        <w:jc w:val="center"/>
+      </w:pPr>
+      <w:r>
+        <w:drawing>
+          <wp:inline distT="0" distB="0" distL="0" distR="0">
+            <wp:extent cx="6115050" cy="1978399"/>
+            <wp:effectExtent t="0" r="0" b="0" l="0"/>
+            <wp:docPr id="115" name="Figure 15" descr="From story to approved test cases. Claude records the acceptance criteria first, then writes cases linked to them; the tester decides which cases are used." title="Figure 15"/>
+            <wp:cNvGraphicFramePr>
+              <a:graphicFrameLocks xmlns:a="http://schemas.openxmlformats.org/drawingml/2006/main" noChangeAspect="1"/>
+            </wp:cNvGraphicFramePr>
+            <a:graphic xmlns:a="http://schemas.openxmlformats.org/drawingml/2006/main">
+              <a:graphicData uri="http://schemas.openxmlformats.org/drawingml/2006/picture">
+                <pic:pic xmlns:pic="http://schemas.openxmlformats.org/drawingml/2006/picture">
+                  <pic:nvPicPr>
+                    <pic:cNvPr id="0" name="" descr=""/>
+                    <pic:cNvPicPr>
+                      <a:picLocks noChangeAspect="1" noChangeArrowheads="1"/>
+                    </pic:cNvPicPr>
+                  </pic:nvPicPr>
+                  <pic:blipFill>
+                    <a:blip r:embed="rId102" cstate="none"/>
+                    <a:srcRect/>
+                    <a:stretch>
+                      <a:fillRect/>
+                    </a:stretch>
+                  </pic:blipFill>
+                  <pic:spPr bwMode="auto">
+                    <a:xfrm>
+                      <a:off x="0" y="0"/>
+                      <a:ext cx="6115050" cy="1978399"/>
+                    </a:xfrm>
+                    <a:prstGeom prst="rect">
+                      <a:avLst/>
+                    </a:prstGeom>
+                  </pic:spPr>
+                </pic:pic>
+              </a:graphicData>
+            </a:graphic>
+          </wp:inline>
+        </w:drawing>
+      </w:r>
+    </w:p>
+    <w:p>
+      <w:pPr>
+        <w:spacing w:after="220"/>
+      </w:pPr>
+      <w:r>
+        <w:rPr>
+          <w:b/>
+          <w:bCs/>
+          <w:color w:val="17202B"/>
+          <w:sz w:val="18"/>
+          <w:szCs w:val="18"/>
+        </w:rPr>
+        <w:t xml:space="preserve">Figure 15. </w:t>
+      </w:r>
+      <w:r>
+        <w:rPr>
+          <w:color w:val="5D6875"/>
+          <w:sz w:val="18"/>
+          <w:szCs w:val="18"/>
+        </w:rPr>
+        <w:t xml:space="preserve">From story to approved test cases. Claude records the acceptance criteria first, then writes cases linked to them; the tester decides which cases are used.</w:t>
+      </w:r>
+    </w:p>
+    <w:p>
+      <w:pPr>
+        <w:pStyle w:val="ListParagraph"/>
+        <w:numPr>
+          <w:ilvl w:val="0"/>
+          <w:numId w:val="21"/>
+        </w:numPr>
+        <w:spacing w:after="60"/>
+      </w:pPr>
+      <w:r>
+        <w:t xml:space="preserve">Paste the story (summary, description, acceptance criteria, rules, notes) and optionally its Jira key, then click </w:t>
+      </w:r>
+      <w:r>
+        <w:rPr>
+          <w:b/>
+          <w:bCs/>
+        </w:rPr>
+        <w:t xml:space="preserve">Generate test cases</w:t>
+      </w:r>
+      <w:r>
+        <w:t xml:space="preserve">.</w:t>
+      </w:r>
+    </w:p>
+    <w:p>
+      <w:pPr>
+        <w:pStyle w:val="ListParagraph"/>
+        <w:numPr>
+          <w:ilvl w:val="0"/>
+          <w:numId w:val="21"/>
+        </w:numPr>
+        <w:spacing w:after="60"/>
+      </w:pPr>
+      <w:r>
+        <w:t xml:space="preserve">Claude lists the criteria and writes cases where they apply: positive, negative, boundary and edge, validation, permission and persona, data integrity, integration and regression. Negative cases are favoured and duplicates dropped.</w:t>
+      </w:r>
+    </w:p>
+    <w:p>
+      <w:pPr>
+        <w:pStyle w:val="ListParagraph"/>
+        <w:numPr>
+          <w:ilvl w:val="0"/>
+          <w:numId w:val="21"/>
+        </w:numPr>
+        <w:spacing w:after="60"/>
+      </w:pPr>
+      <w:r>
+        <w:t xml:space="preserve">Review each case: </w:t>
+      </w:r>
+      <w:r>
+        <w:rPr>
+          <w:b/>
+          <w:bCs/>
+        </w:rPr>
+        <w:t xml:space="preserve">Approve</w:t>
+      </w:r>
+      <w:r>
+        <w:t xml:space="preserve">, </w:t>
+      </w:r>
+      <w:r>
+        <w:rPr>
+          <w:b/>
+          <w:bCs/>
+        </w:rPr>
+        <w:t xml:space="preserve">Reject</w:t>
+      </w:r>
+      <w:r>
+        <w:t xml:space="preserve"> or </w:t>
+      </w:r>
+      <w:r>
+        <w:rPr>
+          <w:b/>
+          <w:bCs/>
+        </w:rPr>
+        <w:t xml:space="preserve">Edit</w:t>
+      </w:r>
+      <w:r>
+        <w:t xml:space="preserve"> any field. The coverage panel shows traceability, criteria without a case, gaps, assumptions, questions for the business and possibly affected areas.</w:t>
+      </w:r>
+    </w:p>
+    <w:p>
+      <w:pPr>
+        <w:pStyle w:val="ListParagraph"/>
+        <w:numPr>
+          <w:ilvl w:val="0"/>
+          <w:numId w:val="21"/>
+        </w:numPr>
+        <w:spacing w:after="60"/>
+      </w:pPr>
+      <w:r>
+        <w:rPr>
+          <w:b/>
+          <w:bCs/>
+        </w:rPr>
+        <w:t xml:space="preserve">Export all / Export approved</w:t>
+      </w:r>
+      <w:r>
+        <w:t xml:space="preserve"> to Excel (Test Cases, Traceability and Notes tabs, plus empty Actual Result, Status and Bug ID columns). The file can be uploaded again in Upload file.</w:t>
+      </w:r>
+    </w:p>
+    <w:p>
+      <w:pPr>
+        <w:pStyle w:val="ListParagraph"/>
+        <w:numPr>
+          <w:ilvl w:val="0"/>
+          <w:numId w:val="21"/>
+        </w:numPr>
+        <w:spacing w:after="60"/>
+      </w:pPr>
+      <w:r>
+        <w:rPr>
+          <w:b/>
+          <w:bCs/>
+        </w:rPr>
+        <w:t xml:space="preserve">Run approved (N)</w:t>
+      </w:r>
+      <w:r>
+        <w:t xml:space="preserve"> runs the approved cases as a batch; </w:t>
+      </w:r>
+      <w:r>
+        <w:rPr>
+          <w:b/>
+          <w:bCs/>
+        </w:rPr>
+        <w:t xml:space="preserve">Save approved as test set</w:t>
+      </w:r>
+      <w:r>
+        <w:t xml:space="preserve"> keeps them as a Sanity or Regression set.</w:t>
+      </w:r>
+    </w:p>
+    <w:p>
+      <w:pPr>
+        <w:spacing w:after="120"/>
+      </w:pPr>
+      <w:r>
+        <w:rPr>
+          <w:b/>
+          <w:bCs/>
+        </w:rPr>
+        <w:t xml:space="preserve">New story</w:t>
+      </w:r>
+      <w:r>
+        <w:t xml:space="preserve"> starts over, </w:t>
+      </w:r>
+      <w:r>
+        <w:rPr>
+          <w:b/>
+          <w:bCs/>
+        </w:rPr>
+        <w:t xml:space="preserve">Recent stories</w:t>
+      </w:r>
+      <w:r>
+        <w:t xml:space="preserve"> reopens an earlier story of the org, and </w:t>
+      </w:r>
+      <w:r>
+        <w:rPr>
+          <w:b/>
+          <w:bCs/>
+        </w:rPr>
+        <w:t xml:space="preserve">Delete story</w:t>
+      </w:r>
+      <w:r>
+        <w:t xml:space="preserve"> removes its saved cases (exported Excel files are kept). Cases are saved in &lt;project&gt;/&lt;org&gt;/Test Cases/, or qa/test-cases/ without a project.</w:t>
+      </w:r>
+    </w:p>
+    <w:p>
+      <w:pPr>
+        <w:pStyle w:val="Heading1"/>
+        <w:pageBreakBefore/>
+      </w:pPr>
+      <w:bookmarkStart w:name="sec14" w:id="205"/>
+      <w:r>
+        <w:t xml:space="preserve">14. Sanity and Regression test sets</w:t>
+      </w:r>
+      <w:bookmarkEnd w:id="205"/>
+    </w:p>
+    <w:p>
+      <w:pPr>
+        <w:spacing w:after="120"/>
+      </w:pPr>
+      <w:r>
+        <w:t xml:space="preserve">The </w:t>
+      </w:r>
+      <w:r>
+        <w:rPr>
+          <w:b/>
+          <w:bCs/>
+        </w:rPr>
+        <w:t xml:space="preserve">Test sets</w:t>
+      </w:r>
+      <w:r>
+        <w:t xml:space="preserve"> tab keeps named sets of test cases per org and project, run with one click. </w:t>
+      </w:r>
+      <w:r>
+        <w:rPr>
+          <w:b/>
+          <w:bCs/>
+        </w:rPr>
+        <w:t xml:space="preserve">Sanity</w:t>
+      </w:r>
+      <w:r>
+        <w:t xml:space="preserve"> is a quick check of the main flows; </w:t>
+      </w:r>
+      <w:r>
+        <w:rPr>
+          <w:b/>
+          <w:bCs/>
+        </w:rPr>
+        <w:t xml:space="preserve">Regression</w:t>
+      </w:r>
+      <w:r>
+        <w:t xml:space="preserve"> is the full set, re-run after every change.</w:t>
+      </w:r>
+    </w:p>
+    <w:p>
+      <w:pPr>
+        <w:keepNext/>
+        <w:spacing w:after="60" w:before="120"/>
+        <w:jc w:val="center"/>
+      </w:pPr>
+      <w:r>
+        <w:drawing>
+          <wp:inline distT="0" distB="0" distL="0" distR="0">
+            <wp:extent cx="6115050" cy="2158253"/>
+            <wp:effectExtent t="0" r="0" b="0" l="0"/>
+            <wp:docPr id="116" name="Figure 16" descr="Running a test set. Each FAIL or BLOCKED case is re-checked once; the final results are saved with the set and compared with its previous run." title="Figure 16"/>
+            <wp:cNvGraphicFramePr>
+              <a:graphicFrameLocks xmlns:a="http://schemas.openxmlformats.org/drawingml/2006/main" noChangeAspect="1"/>
+            </wp:cNvGraphicFramePr>
+            <a:graphic xmlns:a="http://schemas.openxmlformats.org/drawingml/2006/main">
+              <a:graphicData uri="http://schemas.openxmlformats.org/drawingml/2006/picture">
+                <pic:pic xmlns:pic="http://schemas.openxmlformats.org/drawingml/2006/picture">
+                  <pic:nvPicPr>
+                    <pic:cNvPr id="0" name="" descr=""/>
+                    <pic:cNvPicPr>
+                      <a:picLocks noChangeAspect="1" noChangeArrowheads="1"/>
+                    </pic:cNvPicPr>
+                  </pic:nvPicPr>
+                  <pic:blipFill>
+                    <a:blip r:embed="rId103" cstate="none"/>
+                    <a:srcRect/>
+                    <a:stretch>
+                      <a:fillRect/>
+                    </a:stretch>
+                  </pic:blipFill>
+                  <pic:spPr bwMode="auto">
+                    <a:xfrm>
+                      <a:off x="0" y="0"/>
+                      <a:ext cx="6115050" cy="2158253"/>
+                    </a:xfrm>
+                    <a:prstGeom prst="rect">
+                      <a:avLst/>
+                    </a:prstGeom>
+                  </pic:spPr>
+                </pic:pic>
+              </a:graphicData>
+            </a:graphic>
+          </wp:inline>
+        </w:drawing>
+      </w:r>
+    </w:p>
+    <w:p>
+      <w:pPr>
+        <w:spacing w:after="220"/>
+      </w:pPr>
+      <w:r>
+        <w:rPr>
+          <w:b/>
+          <w:bCs/>
+          <w:color w:val="17202B"/>
+          <w:sz w:val="18"/>
+          <w:szCs w:val="18"/>
+        </w:rPr>
+        <w:t xml:space="preserve">Figure 16. </w:t>
+      </w:r>
+      <w:r>
+        <w:rPr>
+          <w:color w:val="5D6875"/>
+          <w:sz w:val="18"/>
+          <w:szCs w:val="18"/>
+        </w:rPr>
+        <w:t xml:space="preserve">Running a test set. Each FAIL or BLOCKED case is re-checked once; the final results are saved with the set and compared with its previous run.</w:t>
+      </w:r>
+    </w:p>
+    <w:tbl>
+      <w:tblPr>
+        <w:tblW w:type="dxa" w:w="9638"/>
+        <w:tblBorders>
+          <w:top w:val="single" w:color="auto" w:sz="4"/>
+          <w:left w:val="single" w:color="auto" w:sz="4"/>
+          <w:bottom w:val="single" w:color="auto" w:sz="4"/>
+          <w:right w:val="single" w:color="auto" w:sz="4"/>
+          <w:insideH w:val="single" w:color="auto" w:sz="4"/>
+          <w:insideV w:val="single" w:color="auto" w:sz="4"/>
+        </w:tblBorders>
+      </w:tblPr>
+      <w:tblGrid>
+        <w:gridCol w:w="2400"/>
+        <w:gridCol w:w="7238"/>
+      </w:tblGrid>
+      <w:tr>
+        <w:trPr>
+          <w:cantSplit/>
+          <w:tblHeader/>
+        </w:trPr>
+        <w:tc>
+          <w:tcPr>
+            <w:tcW w:type="dxa" w:w="2400"/>
+            <w:tcBorders>
+              <w:top w:val="single" w:color="DFE4EA" w:sz="4"/>
+              <w:left w:val="single" w:color="DFE4EA" w:sz="4"/>
+              <w:bottom w:val="single" w:color="DFE4EA" w:sz="4"/>
+              <w:right w:val="single" w:color="DFE4EA" w:sz="4"/>
+            </w:tcBorders>
+            <w:shd w:fill="EEF1F5" w:color="auto" w:val="clear"/>
+            <w:tcMar>
+              <w:top w:type="dxa" w:w="60"/>
+              <w:left w:type="dxa" w:w="100"/>
+              <w:bottom w:type="dxa" w:w="60"/>
+              <w:right w:type="dxa" w:w="100"/>
+            </w:tcMar>
+            <w:vAlign w:val="top"/>
+          </w:tcPr>
+          <w:p>
+            <w:r>
+              <w:rPr>
+                <w:b/>
+                <w:bCs/>
+                <w:color w:val="5D6875"/>
+                <w:sz w:val="18"/>
+                <w:szCs w:val="18"/>
+              </w:rPr>
+              <w:t xml:space="preserve">Result</w:t>
+            </w:r>
+          </w:p>
+        </w:tc>
+        <w:tc>
+          <w:tcPr>
+            <w:tcW w:type="dxa" w:w="7238"/>
+            <w:tcBorders>
+              <w:top w:val="single" w:color="DFE4EA" w:sz="4"/>
+              <w:left w:val="single" w:color="DFE4EA" w:sz="4"/>
+              <w:bottom w:val="single" w:color="DFE4EA" w:sz="4"/>
+              <w:right w:val="single" w:color="DFE4EA" w:sz="4"/>
+            </w:tcBorders>
+            <w:shd w:fill="EEF1F5" w:color="auto" w:val="clear"/>
+            <w:tcMar>
+              <w:top w:type="dxa" w:w="60"/>
+              <w:left w:type="dxa" w:w="100"/>
+              <w:bottom w:type="dxa" w:w="60"/>
+              <w:right w:type="dxa" w:w="100"/>
+            </w:tcMar>
+            <w:vAlign w:val="top"/>
+          </w:tcPr>
+          <w:p>
+            <w:r>
+              <w:rPr>
+                <w:b/>
+                <w:bCs/>
+                <w:color w:val="5D6875"/>
+                <w:sz w:val="18"/>
+                <w:szCs w:val="18"/>
+              </w:rPr>
+              <w:t xml:space="preserve">Meaning</w:t>
+            </w:r>
+          </w:p>
+        </w:tc>
+      </w:tr>
+      <w:tr>
+        <w:trPr>
+          <w:cantSplit/>
+        </w:trPr>
+        <w:tc>
+          <w:tcPr>
+            <w:tcW w:type="dxa" w:w="2400"/>
+            <w:tcBorders>
+              <w:top w:val="single" w:color="DFE4EA" w:sz="4"/>
+              <w:left w:val="single" w:color="DFE4EA" w:sz="4"/>
+              <w:bottom w:val="single" w:color="DFE4EA" w:sz="4"/>
+              <w:right w:val="single" w:color="DFE4EA" w:sz="4"/>
+            </w:tcBorders>
+            <w:tcMar>
+              <w:top w:type="dxa" w:w="60"/>
+              <w:left w:type="dxa" w:w="100"/>
+              <w:bottom w:type="dxa" w:w="60"/>
+              <w:right w:type="dxa" w:w="100"/>
+            </w:tcMar>
+            <w:vAlign w:val="top"/>
+          </w:tcPr>
+          <w:p>
+            <w:r>
+              <w:rPr>
+                <w:b/>
+                <w:bCs/>
+                <w:sz w:val="19"/>
+                <w:szCs w:val="19"/>
+              </w:rPr>
+              <w:t xml:space="preserve">New failure</w:t>
+            </w:r>
+          </w:p>
+        </w:tc>
+        <w:tc>
+          <w:tcPr>
+            <w:tcW w:type="dxa" w:w="7238"/>
+            <w:tcBorders>
+              <w:top w:val="single" w:color="DFE4EA" w:sz="4"/>
+              <w:left w:val="single" w:color="DFE4EA" w:sz="4"/>
+              <w:bottom w:val="single" w:color="DFE4EA" w:sz="4"/>
+              <w:right w:val="single" w:color="DFE4EA" w:sz="4"/>
+            </w:tcBorders>
+            <w:tcMar>
+              <w:top w:type="dxa" w:w="60"/>
+              <w:left w:type="dxa" w:w="100"/>
+              <w:bottom w:type="dxa" w:w="60"/>
+              <w:right w:type="dxa" w:w="100"/>
+            </w:tcMar>
+            <w:vAlign w:val="top"/>
+          </w:tcPr>
+          <w:p>
+            <w:r>
+              <w:rPr>
+                <w:sz w:val="19"/>
+                <w:szCs w:val="19"/>
+              </w:rPr>
+              <w:t xml:space="preserve">Passed in the previous run, fails now. Listed first: the most likely regression.</w:t>
+            </w:r>
+          </w:p>
+        </w:tc>
+      </w:tr>
+      <w:tr>
+        <w:trPr>
+          <w:cantSplit/>
+        </w:trPr>
+        <w:tc>
+          <w:tcPr>
+            <w:tcW w:type="dxa" w:w="2400"/>
+            <w:tcBorders>
+              <w:top w:val="single" w:color="DFE4EA" w:sz="4"/>
+              <w:left w:val="single" w:color="DFE4EA" w:sz="4"/>
+              <w:bottom w:val="single" w:color="DFE4EA" w:sz="4"/>
+              <w:right w:val="single" w:color="DFE4EA" w:sz="4"/>
+            </w:tcBorders>
+            <w:tcMar>
+              <w:top w:type="dxa" w:w="60"/>
+              <w:left w:type="dxa" w:w="100"/>
+              <w:bottom w:type="dxa" w:w="60"/>
+              <w:right w:type="dxa" w:w="100"/>
+            </w:tcMar>
+            <w:vAlign w:val="top"/>
+          </w:tcPr>
+          <w:p>
+            <w:r>
+              <w:rPr>
+                <w:b/>
+                <w:bCs/>
+                <w:sz w:val="19"/>
+                <w:szCs w:val="19"/>
+              </w:rPr>
+              <w:t xml:space="preserve">Still failing</w:t>
+            </w:r>
+          </w:p>
+        </w:tc>
+        <w:tc>
+          <w:tcPr>
+            <w:tcW w:type="dxa" w:w="7238"/>
+            <w:tcBorders>
+              <w:top w:val="single" w:color="DFE4EA" w:sz="4"/>
+              <w:left w:val="single" w:color="DFE4EA" w:sz="4"/>
+              <w:bottom w:val="single" w:color="DFE4EA" w:sz="4"/>
+              <w:right w:val="single" w:color="DFE4EA" w:sz="4"/>
+            </w:tcBorders>
+            <w:tcMar>
+              <w:top w:type="dxa" w:w="60"/>
+              <w:left w:type="dxa" w:w="100"/>
+              <w:bottom w:type="dxa" w:w="60"/>
+              <w:right w:type="dxa" w:w="100"/>
+            </w:tcMar>
+            <w:vAlign w:val="top"/>
+          </w:tcPr>
+          <w:p>
+            <w:r>
+              <w:rPr>
+                <w:sz w:val="19"/>
+                <w:szCs w:val="19"/>
+              </w:rPr>
+              <w:t xml:space="preserve">Failed in both runs.</w:t>
+            </w:r>
+          </w:p>
+        </w:tc>
+      </w:tr>
+      <w:tr>
+        <w:trPr>
+          <w:cantSplit/>
+        </w:trPr>
+        <w:tc>
+          <w:tcPr>
+            <w:tcW w:type="dxa" w:w="2400"/>
+            <w:tcBorders>
+              <w:top w:val="single" w:color="DFE4EA" w:sz="4"/>
+              <w:left w:val="single" w:color="DFE4EA" w:sz="4"/>
+              <w:bottom w:val="single" w:color="DFE4EA" w:sz="4"/>
+              <w:right w:val="single" w:color="DFE4EA" w:sz="4"/>
+            </w:tcBorders>
+            <w:tcMar>
+              <w:top w:type="dxa" w:w="60"/>
+              <w:left w:type="dxa" w:w="100"/>
+              <w:bottom w:type="dxa" w:w="60"/>
+              <w:right w:type="dxa" w:w="100"/>
+            </w:tcMar>
+            <w:vAlign w:val="top"/>
+          </w:tcPr>
+          <w:p>
+            <w:r>
+              <w:rPr>
+                <w:b/>
+                <w:bCs/>
+                <w:sz w:val="19"/>
+                <w:szCs w:val="19"/>
+              </w:rPr>
+              <w:t xml:space="preserve">Fixed</w:t>
+            </w:r>
+          </w:p>
+        </w:tc>
+        <w:tc>
+          <w:tcPr>
+            <w:tcW w:type="dxa" w:w="7238"/>
+            <w:tcBorders>
+              <w:top w:val="single" w:color="DFE4EA" w:sz="4"/>
+              <w:left w:val="single" w:color="DFE4EA" w:sz="4"/>
+              <w:bottom w:val="single" w:color="DFE4EA" w:sz="4"/>
+              <w:right w:val="single" w:color="DFE4EA" w:sz="4"/>
+            </w:tcBorders>
+            <w:tcMar>
+              <w:top w:type="dxa" w:w="60"/>
+              <w:left w:type="dxa" w:w="100"/>
+              <w:bottom w:type="dxa" w:w="60"/>
+              <w:right w:type="dxa" w:w="100"/>
+            </w:tcMar>
+            <w:vAlign w:val="top"/>
+          </w:tcPr>
+          <w:p>
+            <w:r>
+              <w:rPr>
+                <w:sz w:val="19"/>
+                <w:szCs w:val="19"/>
+              </w:rPr>
+              <w:t xml:space="preserve">Failed before, passes now.</w:t>
+            </w:r>
+          </w:p>
+        </w:tc>
+      </w:tr>
+      <w:tr>
+        <w:trPr>
+          <w:cantSplit/>
+        </w:trPr>
+        <w:tc>
+          <w:tcPr>
+            <w:tcW w:type="dxa" w:w="2400"/>
+            <w:tcBorders>
+              <w:top w:val="single" w:color="DFE4EA" w:sz="4"/>
+              <w:left w:val="single" w:color="DFE4EA" w:sz="4"/>
+              <w:bottom w:val="single" w:color="DFE4EA" w:sz="4"/>
+              <w:right w:val="single" w:color="DFE4EA" w:sz="4"/>
+            </w:tcBorders>
+            <w:tcMar>
+              <w:top w:type="dxa" w:w="60"/>
+              <w:left w:type="dxa" w:w="100"/>
+              <w:bottom w:type="dxa" w:w="60"/>
+              <w:right w:type="dxa" w:w="100"/>
+            </w:tcMar>
+            <w:vAlign w:val="top"/>
+          </w:tcPr>
+          <w:p>
+            <w:r>
+              <w:rPr>
+                <w:b/>
+                <w:bCs/>
+                <w:sz w:val="19"/>
+                <w:szCs w:val="19"/>
+              </w:rPr>
+              <w:t xml:space="preserve">Flaky</w:t>
+            </w:r>
+          </w:p>
+        </w:tc>
+        <w:tc>
+          <w:tcPr>
+            <w:tcW w:type="dxa" w:w="7238"/>
+            <w:tcBorders>
+              <w:top w:val="single" w:color="DFE4EA" w:sz="4"/>
+              <w:left w:val="single" w:color="DFE4EA" w:sz="4"/>
+              <w:bottom w:val="single" w:color="DFE4EA" w:sz="4"/>
+              <w:right w:val="single" w:color="DFE4EA" w:sz="4"/>
+            </w:tcBorders>
+            <w:tcMar>
+              <w:top w:type="dxa" w:w="60"/>
+              <w:left w:type="dxa" w:w="100"/>
+              <w:bottom w:type="dxa" w:w="60"/>
+              <w:right w:type="dxa" w:w="100"/>
+            </w:tcMar>
+            <w:vAlign w:val="top"/>
+          </w:tcPr>
+          <w:p>
+            <w:r>
+              <w:rPr>
+                <w:sz w:val="19"/>
+                <w:szCs w:val="19"/>
+              </w:rPr>
+              <w:t xml:space="preserve">Failed, then passed on the re-check. Its bug from the first attempt stays for review.</w:t>
+            </w:r>
+          </w:p>
+        </w:tc>
+      </w:tr>
+      <w:tr>
+        <w:trPr>
+          <w:cantSplit/>
+        </w:trPr>
+        <w:tc>
+          <w:tcPr>
+            <w:tcW w:type="dxa" w:w="2400"/>
+            <w:tcBorders>
+              <w:top w:val="single" w:color="DFE4EA" w:sz="4"/>
+              <w:left w:val="single" w:color="DFE4EA" w:sz="4"/>
+              <w:bottom w:val="single" w:color="DFE4EA" w:sz="4"/>
+              <w:right w:val="single" w:color="DFE4EA" w:sz="4"/>
+            </w:tcBorders>
+            <w:tcMar>
+              <w:top w:type="dxa" w:w="60"/>
+              <w:left w:type="dxa" w:w="100"/>
+              <w:bottom w:type="dxa" w:w="60"/>
+              <w:right w:type="dxa" w:w="100"/>
+            </w:tcMar>
+            <w:vAlign w:val="top"/>
+          </w:tcPr>
+          <w:p>
+            <w:r>
+              <w:rPr>
+                <w:b/>
+                <w:bCs/>
+                <w:sz w:val="19"/>
+                <w:szCs w:val="19"/>
+              </w:rPr>
+              <w:t xml:space="preserve">Passing</w:t>
+            </w:r>
+          </w:p>
+        </w:tc>
+        <w:tc>
+          <w:tcPr>
+            <w:tcW w:type="dxa" w:w="7238"/>
+            <w:tcBorders>
+              <w:top w:val="single" w:color="DFE4EA" w:sz="4"/>
+              <w:left w:val="single" w:color="DFE4EA" w:sz="4"/>
+              <w:bottom w:val="single" w:color="DFE4EA" w:sz="4"/>
+              <w:right w:val="single" w:color="DFE4EA" w:sz="4"/>
+            </w:tcBorders>
+            <w:tcMar>
+              <w:top w:type="dxa" w:w="60"/>
+              <w:left w:type="dxa" w:w="100"/>
+              <w:bottom w:type="dxa" w:w="60"/>
+              <w:right w:type="dxa" w:w="100"/>
+            </w:tcMar>
+            <w:vAlign w:val="top"/>
+          </w:tcPr>
+          <w:p>
+            <w:r>
+              <w:rPr>
+                <w:sz w:val="19"/>
+                <w:szCs w:val="19"/>
+              </w:rPr>
+              <w:t xml:space="preserve">Passed in both runs.</w:t>
+            </w:r>
+          </w:p>
+        </w:tc>
+      </w:tr>
+      <w:tr>
+        <w:trPr>
+          <w:cantSplit/>
+        </w:trPr>
+        <w:tc>
+          <w:tcPr>
+            <w:tcW w:type="dxa" w:w="2400"/>
+            <w:tcBorders>
+              <w:top w:val="single" w:color="DFE4EA" w:sz="4"/>
+              <w:left w:val="single" w:color="DFE4EA" w:sz="4"/>
+              <w:bottom w:val="single" w:color="DFE4EA" w:sz="4"/>
+              <w:right w:val="single" w:color="DFE4EA" w:sz="4"/>
+            </w:tcBorders>
+            <w:tcMar>
+              <w:top w:type="dxa" w:w="60"/>
+              <w:left w:type="dxa" w:w="100"/>
+              <w:bottom w:type="dxa" w:w="60"/>
+              <w:right w:type="dxa" w:w="100"/>
+            </w:tcMar>
+            <w:vAlign w:val="top"/>
+          </w:tcPr>
+          <w:p>
+            <w:r>
+              <w:rPr>
+                <w:b/>
+                <w:bCs/>
+                <w:sz w:val="19"/>
+                <w:szCs w:val="19"/>
+              </w:rPr>
+              <w:t xml:space="preserve">New / Not run</w:t>
+            </w:r>
+          </w:p>
+        </w:tc>
+        <w:tc>
+          <w:tcPr>
+            <w:tcW w:type="dxa" w:w="7238"/>
+            <w:tcBorders>
+              <w:top w:val="single" w:color="DFE4EA" w:sz="4"/>
+              <w:left w:val="single" w:color="DFE4EA" w:sz="4"/>
+              <w:bottom w:val="single" w:color="DFE4EA" w:sz="4"/>
+              <w:right w:val="single" w:color="DFE4EA" w:sz="4"/>
+            </w:tcBorders>
+            <w:tcMar>
+              <w:top w:type="dxa" w:w="60"/>
+              <w:left w:type="dxa" w:w="100"/>
+              <w:bottom w:type="dxa" w:w="60"/>
+              <w:right w:type="dxa" w:w="100"/>
+            </w:tcMar>
+            <w:vAlign w:val="top"/>
+          </w:tcPr>
+          <w:p>
+            <w:r>
+              <w:rPr>
+                <w:sz w:val="19"/>
+                <w:szCs w:val="19"/>
+              </w:rPr>
+              <w:t xml:space="preserve">Not in the previous run / not run this time (for example stopped).</w:t>
+            </w:r>
+          </w:p>
+        </w:tc>
+      </w:tr>
+    </w:tbl>
+    <w:p>
+      <w:pPr>
+        <w:spacing w:after="120"/>
+      </w:pPr>
+    </w:p>
+    <w:p>
+      <w:pPr>
+        <w:pStyle w:val="ListParagraph"/>
+        <w:numPr>
+          <w:ilvl w:val="0"/>
+          <w:numId w:val="2"/>
+        </w:numPr>
+        <w:spacing w:after="60"/>
+      </w:pPr>
+      <w:r>
+        <w:rPr>
+          <w:b/>
+          <w:bCs/>
+        </w:rPr>
+        <w:t xml:space="preserve">Create</w:t>
+      </w:r>
+      <w:r>
+        <w:t xml:space="preserve"> a set from Upload file (</w:t>
+      </w:r>
+      <w:r>
+        <w:rPr>
+          <w:b/>
+          <w:bCs/>
+        </w:rPr>
+        <w:t xml:space="preserve">Save as test set</w:t>
+      </w:r>
+      <w:r>
+        <w:t xml:space="preserve"> for the selected rows) or from the Jira story tab (</w:t>
+      </w:r>
+      <w:r>
+        <w:rPr>
+          <w:b/>
+          <w:bCs/>
+        </w:rPr>
+        <w:t xml:space="preserve">Save approved as test set</w:t>
+      </w:r>
+      <w:r>
+        <w:t xml:space="preserve">). Names are unique per org and project.</w:t>
+      </w:r>
+    </w:p>
+    <w:p>
+      <w:pPr>
+        <w:pStyle w:val="ListParagraph"/>
+        <w:numPr>
+          <w:ilvl w:val="0"/>
+          <w:numId w:val="2"/>
+        </w:numPr>
+        <w:spacing w:after="60"/>
+      </w:pPr>
+      <w:r>
+        <w:rPr>
+          <w:b/>
+          <w:bCs/>
+        </w:rPr>
+        <w:t xml:space="preserve">Run</w:t>
+      </w:r>
+      <w:r>
+        <w:t xml:space="preserve"> uses the selected persona, project and Fast execution switch; progress shows in Upload file. </w:t>
+      </w:r>
+      <w:r>
+        <w:rPr>
+          <w:b/>
+          <w:bCs/>
+        </w:rPr>
+        <w:t xml:space="preserve">Re-check failures once</w:t>
+      </w:r>
+      <w:r>
+        <w:t xml:space="preserve"> is on by default for sets.</w:t>
+      </w:r>
+    </w:p>
+    <w:p>
+      <w:pPr>
+        <w:pStyle w:val="ListParagraph"/>
+        <w:numPr>
+          <w:ilvl w:val="0"/>
+          <w:numId w:val="2"/>
+        </w:numPr>
+        <w:spacing w:after="60"/>
+      </w:pPr>
+      <w:r>
+        <w:t xml:space="preserve">Each case links to its execution report. The last 20 runs of a set are kept; deleting a set keeps its runs' reports and screenshots.</w:t>
+      </w:r>
+    </w:p>
+    <w:p>
+      <w:pPr>
+        <w:pStyle w:val="ListParagraph"/>
+        <w:numPr>
+          <w:ilvl w:val="0"/>
+          <w:numId w:val="2"/>
+        </w:numPr>
+        <w:spacing w:after="60"/>
+      </w:pPr>
+      <w:r>
+        <w:t xml:space="preserve">Sets are saved in &lt;project&gt;/&lt;org&gt;/Test Sets/, or qa/test-sets/&lt;org&gt;/ without a project.</w:t>
+      </w:r>
+    </w:p>
+    <w:p>
+      <w:pPr>
+        <w:pStyle w:val="Heading1"/>
+        <w:pageBreakBefore/>
+      </w:pPr>
+      <w:bookmarkStart w:name="sec15" w:id="10"/>
+      <w:r>
+        <w:t xml:space="preserve">15. Security and safeguards</w:t>
+      </w:r>
+      <w:bookmarkEnd w:id="10"/>
+    </w:p>
+    <w:tbl>
+      <w:tblPr>
+        <w:tblW w:type="dxa" w:w="9638"/>
+        <w:tblBorders>
+          <w:top w:val="single" w:color="auto" w:sz="4"/>
+          <w:left w:val="single" w:color="auto" w:sz="4"/>
+          <w:bottom w:val="single" w:color="auto" w:sz="4"/>
+          <w:right w:val="single" w:color="auto" w:sz="4"/>
+          <w:insideH w:val="single" w:color="auto" w:sz="4"/>
+          <w:insideV w:val="single" w:color="auto" w:sz="4"/>
+        </w:tblBorders>
+      </w:tblPr>
+      <w:tblGrid>
+        <w:gridCol w:w="2600"/>
+        <w:gridCol w:w="7038"/>
+      </w:tblGrid>
+      <w:tr>
+        <w:trPr>
+          <w:cantSplit/>
+          <w:tblHeader/>
+        </w:trPr>
+        <w:tc>
+          <w:tcPr>
+            <w:tcW w:type="dxa" w:w="2600"/>
+            <w:tcBorders>
+              <w:top w:val="single" w:color="DFE4EA" w:sz="4"/>
+              <w:left w:val="single" w:color="DFE4EA" w:sz="4"/>
+              <w:bottom w:val="single" w:color="DFE4EA" w:sz="4"/>
+              <w:right w:val="single" w:color="DFE4EA" w:sz="4"/>
+            </w:tcBorders>
+            <w:shd w:fill="EEF1F5" w:color="auto" w:val="clear"/>
+            <w:tcMar>
+              <w:top w:type="dxa" w:w="60"/>
+              <w:left w:type="dxa" w:w="100"/>
+              <w:bottom w:type="dxa" w:w="60"/>
+              <w:right w:type="dxa" w:w="100"/>
+            </w:tcMar>
+            <w:vAlign w:val="top"/>
+          </w:tcPr>
+          <w:p>
+            <w:r>
+              <w:rPr>
+                <w:b/>
+                <w:bCs/>
+                <w:color w:val="5D6875"/>
+                <w:sz w:val="18"/>
+                <w:szCs w:val="18"/>
+              </w:rPr>
+              <w:t xml:space="preserve">Area</w:t>
+            </w:r>
+          </w:p>
+        </w:tc>
+        <w:tc>
+          <w:tcPr>
+            <w:tcW w:type="dxa" w:w="7038"/>
+            <w:tcBorders>
+              <w:top w:val="single" w:color="DFE4EA" w:sz="4"/>
+              <w:left w:val="single" w:color="DFE4EA" w:sz="4"/>
+              <w:bottom w:val="single" w:color="DFE4EA" w:sz="4"/>
+              <w:right w:val="single" w:color="DFE4EA" w:sz="4"/>
+            </w:tcBorders>
+            <w:shd w:fill="EEF1F5" w:color="auto" w:val="clear"/>
+            <w:tcMar>
+              <w:top w:type="dxa" w:w="60"/>
+              <w:left w:type="dxa" w:w="100"/>
+              <w:bottom w:type="dxa" w:w="60"/>
+              <w:right w:type="dxa" w:w="100"/>
+            </w:tcMar>
+            <w:vAlign w:val="top"/>
+          </w:tcPr>
+          <w:p>
+            <w:r>
+              <w:rPr>
+                <w:b/>
+                <w:bCs/>
+                <w:color w:val="5D6875"/>
+                <w:sz w:val="18"/>
+                <w:szCs w:val="18"/>
+              </w:rPr>
+              <w:t xml:space="preserve">Safeguard</w:t>
+            </w:r>
+          </w:p>
+        </w:tc>
+      </w:tr>
+      <w:tr>
+        <w:trPr>
+          <w:cantSplit/>
+        </w:trPr>
+        <w:tc>
+          <w:tcPr>
+            <w:tcW w:type="dxa" w:w="2600"/>
+            <w:tcBorders>
+              <w:top w:val="single" w:color="DFE4EA" w:sz="4"/>
+              <w:left w:val="single" w:color="DFE4EA" w:sz="4"/>
+              <w:bottom w:val="single" w:color="DFE4EA" w:sz="4"/>
+              <w:right w:val="single" w:color="DFE4EA" w:sz="4"/>
+            </w:tcBorders>
+            <w:tcMar>
+              <w:top w:type="dxa" w:w="60"/>
+              <w:left w:type="dxa" w:w="100"/>
+              <w:bottom w:type="dxa" w:w="60"/>
+              <w:right w:type="dxa" w:w="100"/>
+            </w:tcMar>
+            <w:vAlign w:val="top"/>
+          </w:tcPr>
+          <w:p>
+            <w:r>
+              <w:rPr>
+                <w:sz w:val="19"/>
+                <w:szCs w:val="19"/>
+              </w:rPr>
+              <w:t xml:space="preserve">Network exposure</w:t>
+            </w:r>
+          </w:p>
+        </w:tc>
+        <w:tc>
+          <w:tcPr>
+            <w:tcW w:type="dxa" w:w="7038"/>
+            <w:tcBorders>
+              <w:top w:val="single" w:color="DFE4EA" w:sz="4"/>
+              <w:left w:val="single" w:color="DFE4EA" w:sz="4"/>
+              <w:bottom w:val="single" w:color="DFE4EA" w:sz="4"/>
+              <w:right w:val="single" w:color="DFE4EA" w:sz="4"/>
+            </w:tcBorders>
+            <w:tcMar>
+              <w:top w:type="dxa" w:w="60"/>
+              <w:left w:type="dxa" w:w="100"/>
+              <w:bottom w:type="dxa" w:w="60"/>
+              <w:right w:type="dxa" w:w="100"/>
+            </w:tcMar>
+            <w:vAlign w:val="top"/>
+          </w:tcPr>
+          <w:p>
+            <w:r>
+              <w:rPr>
+                <w:sz w:val="19"/>
+                <w:szCs w:val="19"/>
+              </w:rPr>
+              <w:t xml:space="preserve">The server listens on 127.0.0.1 only and rejects requests from other hosts and from web pages' origins; it cannot be reached from the network.</w:t>
+            </w:r>
+          </w:p>
+        </w:tc>
+      </w:tr>
+      <w:tr>
+        <w:trPr>
+          <w:cantSplit/>
+        </w:trPr>
+        <w:tc>
+          <w:tcPr>
+            <w:tcW w:type="dxa" w:w="2600"/>
+            <w:tcBorders>
+              <w:top w:val="single" w:color="DFE4EA" w:sz="4"/>
+              <w:left w:val="single" w:color="DFE4EA" w:sz="4"/>
+              <w:bottom w:val="single" w:color="DFE4EA" w:sz="4"/>
+              <w:right w:val="single" w:color="DFE4EA" w:sz="4"/>
+            </w:tcBorders>
+            <w:tcMar>
+              <w:top w:type="dxa" w:w="60"/>
+              <w:left w:type="dxa" w:w="100"/>
+              <w:bottom w:type="dxa" w:w="60"/>
+              <w:right w:type="dxa" w:w="100"/>
+            </w:tcMar>
+            <w:vAlign w:val="top"/>
+          </w:tcPr>
+          <w:p>
+            <w:r>
+              <w:rPr>
+                <w:sz w:val="19"/>
+                <w:szCs w:val="19"/>
+              </w:rPr>
+              <w:t xml:space="preserve">Who can call the server</w:t>
+            </w:r>
+          </w:p>
+        </w:tc>
+        <w:tc>
+          <w:tcPr>
+            <w:tcW w:type="dxa" w:w="7038"/>
+            <w:tcBorders>
+              <w:top w:val="single" w:color="DFE4EA" w:sz="4"/>
+              <w:left w:val="single" w:color="DFE4EA" w:sz="4"/>
+              <w:bottom w:val="single" w:color="DFE4EA" w:sz="4"/>
+              <w:right w:val="single" w:color="DFE4EA" w:sz="4"/>
+            </w:tcBorders>
+            <w:tcMar>
+              <w:top w:type="dxa" w:w="60"/>
+              <w:left w:type="dxa" w:w="100"/>
+              <w:bottom w:type="dxa" w:w="60"/>
+              <w:right w:type="dxa" w:w="100"/>
+            </w:tcMar>
+            <w:vAlign w:val="top"/>
+          </w:tcPr>
+          <w:p>
+            <w:r>
+              <w:rPr>
+                <w:sz w:val="19"/>
+                <w:szCs w:val="19"/>
+              </w:rPr>
+              <w:t xml:space="preserve">Every API call needs the agent token (compared in constant time). The token lives in the extension's background worker, never in the Salesforce page. Reports use a separate unguessable link key derived from the token.</w:t>
+            </w:r>
+          </w:p>
+        </w:tc>
+      </w:tr>
+      <w:tr>
+        <w:trPr>
+          <w:cantSplit/>
+        </w:trPr>
+        <w:tc>
+          <w:tcPr>
+            <w:tcW w:type="dxa" w:w="2600"/>
+            <w:tcBorders>
+              <w:top w:val="single" w:color="DFE4EA" w:sz="4"/>
+              <w:left w:val="single" w:color="DFE4EA" w:sz="4"/>
+              <w:bottom w:val="single" w:color="DFE4EA" w:sz="4"/>
+              <w:right w:val="single" w:color="DFE4EA" w:sz="4"/>
+            </w:tcBorders>
+            <w:tcMar>
+              <w:top w:type="dxa" w:w="60"/>
+              <w:left w:type="dxa" w:w="100"/>
+              <w:bottom w:type="dxa" w:w="60"/>
+              <w:right w:type="dxa" w:w="100"/>
+            </w:tcMar>
+            <w:vAlign w:val="top"/>
+          </w:tcPr>
+          <w:p>
+            <w:r>
+              <w:rPr>
+                <w:sz w:val="19"/>
+                <w:szCs w:val="19"/>
+              </w:rPr>
+              <w:t xml:space="preserve">Claude's tools</w:t>
+            </w:r>
+          </w:p>
+        </w:tc>
+        <w:tc>
+          <w:tcPr>
+            <w:tcW w:type="dxa" w:w="7038"/>
+            <w:tcBorders>
+              <w:top w:val="single" w:color="DFE4EA" w:sz="4"/>
+              <w:left w:val="single" w:color="DFE4EA" w:sz="4"/>
+              <w:bottom w:val="single" w:color="DFE4EA" w:sz="4"/>
+              <w:right w:val="single" w:color="DFE4EA" w:sz="4"/>
+            </w:tcBorders>
+            <w:tcMar>
+              <w:top w:type="dxa" w:w="60"/>
+              <w:left w:type="dxa" w:w="100"/>
+              <w:bottom w:type="dxa" w:w="60"/>
+              <w:right w:type="dxa" w:w="100"/>
+            </w:tcMar>
+            <w:vAlign w:val="top"/>
+          </w:tcPr>
+          <w:p>
+            <w:r>
+              <w:rPr>
+                <w:sz w:val="19"/>
+                <w:szCs w:val="19"/>
+              </w:rPr>
+              <w:t xml:space="preserve">Claude Code runs with no built-in tools (no shell, no file reads or edits). Test runs get only the browser and QA tools; reviews get only the review tools.</w:t>
+            </w:r>
+          </w:p>
+        </w:tc>
+      </w:tr>
+      <w:tr>
+        <w:trPr>
+          <w:cantSplit/>
+        </w:trPr>
+        <w:tc>
+          <w:tcPr>
+            <w:tcW w:type="dxa" w:w="2600"/>
+            <w:tcBorders>
+              <w:top w:val="single" w:color="DFE4EA" w:sz="4"/>
+              <w:left w:val="single" w:color="DFE4EA" w:sz="4"/>
+              <w:bottom w:val="single" w:color="DFE4EA" w:sz="4"/>
+              <w:right w:val="single" w:color="DFE4EA" w:sz="4"/>
+            </w:tcBorders>
+            <w:tcMar>
+              <w:top w:type="dxa" w:w="60"/>
+              <w:left w:type="dxa" w:w="100"/>
+              <w:bottom w:type="dxa" w:w="60"/>
+              <w:right w:type="dxa" w:w="100"/>
+            </w:tcMar>
+            <w:vAlign w:val="top"/>
+          </w:tcPr>
+          <w:p>
+            <w:r>
+              <w:rPr>
+                <w:sz w:val="19"/>
+                <w:szCs w:val="19"/>
+              </w:rPr>
+              <w:t xml:space="preserve">Tool-call isolation</w:t>
+            </w:r>
+          </w:p>
+        </w:tc>
+        <w:tc>
+          <w:tcPr>
+            <w:tcW w:type="dxa" w:w="7038"/>
+            <w:tcBorders>
+              <w:top w:val="single" w:color="DFE4EA" w:sz="4"/>
+              <w:left w:val="single" w:color="DFE4EA" w:sz="4"/>
+              <w:bottom w:val="single" w:color="DFE4EA" w:sz="4"/>
+              <w:right w:val="single" w:color="DFE4EA" w:sz="4"/>
+            </w:tcBorders>
+            <w:tcMar>
+              <w:top w:type="dxa" w:w="60"/>
+              <w:left w:type="dxa" w:w="100"/>
+              <w:bottom w:type="dxa" w:w="60"/>
+              <w:right w:type="dxa" w:w="100"/>
+            </w:tcMar>
+            <w:vAlign w:val="top"/>
+          </w:tcPr>
+          <w:p>
+            <w:r>
+              <w:rPr>
+                <w:sz w:val="19"/>
+                <w:szCs w:val="19"/>
+              </w:rPr>
+              <w:t xml:space="preserve">Each run or review gets its own random key, so a Claude process can only report into its own run. Every tool call is schema-validated.</w:t>
+            </w:r>
+          </w:p>
+        </w:tc>
+      </w:tr>
+      <w:tr>
+        <w:trPr>
+          <w:cantSplit/>
+        </w:trPr>
+        <w:tc>
+          <w:tcPr>
+            <w:tcW w:type="dxa" w:w="2600"/>
+            <w:tcBorders>
+              <w:top w:val="single" w:color="DFE4EA" w:sz="4"/>
+              <w:left w:val="single" w:color="DFE4EA" w:sz="4"/>
+              <w:bottom w:val="single" w:color="DFE4EA" w:sz="4"/>
+              <w:right w:val="single" w:color="DFE4EA" w:sz="4"/>
+            </w:tcBorders>
+            <w:tcMar>
+              <w:top w:type="dxa" w:w="60"/>
+              <w:left w:type="dxa" w:w="100"/>
+              <w:bottom w:type="dxa" w:w="60"/>
+              <w:right w:type="dxa" w:w="100"/>
+            </w:tcMar>
+            <w:vAlign w:val="top"/>
+          </w:tcPr>
+          <w:p>
+            <w:r>
+              <w:rPr>
+                <w:sz w:val="19"/>
+                <w:szCs w:val="19"/>
+              </w:rPr>
+              <w:t xml:space="preserve">Salesforce credentials</w:t>
+            </w:r>
+          </w:p>
+        </w:tc>
+        <w:tc>
+          <w:tcPr>
+            <w:tcW w:type="dxa" w:w="7038"/>
+            <w:tcBorders>
+              <w:top w:val="single" w:color="DFE4EA" w:sz="4"/>
+              <w:left w:val="single" w:color="DFE4EA" w:sz="4"/>
+              <w:bottom w:val="single" w:color="DFE4EA" w:sz="4"/>
+              <w:right w:val="single" w:color="DFE4EA" w:sz="4"/>
+            </w:tcBorders>
+            <w:tcMar>
+              <w:top w:type="dxa" w:w="60"/>
+              <w:left w:type="dxa" w:w="100"/>
+              <w:bottom w:type="dxa" w:w="60"/>
+              <w:right w:type="dxa" w:w="100"/>
+            </w:tcMar>
+            <w:vAlign w:val="top"/>
+          </w:tcPr>
+          <w:p>
+            <w:r>
+              <w:rPr>
+                <w:sz w:val="19"/>
+                <w:szCs w:val="19"/>
+              </w:rPr>
+              <w:t xml:space="preserve">No persona passwords exist. The admin session is saved locally under </w:t>
+            </w:r>
+            <w:r>
+              <w:rPr>
+                <w:rFonts w:ascii="Consolas" w:cs="Consolas" w:eastAsia="Consolas" w:hAnsi="Consolas"/>
+                <w:sz w:val="19"/>
+                <w:szCs w:val="19"/>
+                <w:shd w:fill="F4F6F9" w:color="auto" w:val="clear"/>
+              </w:rPr>
+              <w:t xml:space="preserve">auth/</w:t>
+            </w:r>
+            <w:r>
+              <w:rPr>
+                <w:sz w:val="19"/>
+                <w:szCs w:val="19"/>
+              </w:rPr>
+              <w:t xml:space="preserve">; the persona session file is deleted after every run, and any left over from an interrupted run is removed at start-up.</w:t>
+            </w:r>
+          </w:p>
+        </w:tc>
+      </w:tr>
+      <w:tr>
+        <w:trPr>
+          <w:cantSplit/>
+        </w:trPr>
+        <w:tc>
+          <w:tcPr>
+            <w:tcW w:type="dxa" w:w="2600"/>
+            <w:tcBorders>
+              <w:top w:val="single" w:color="DFE4EA" w:sz="4"/>
+              <w:left w:val="single" w:color="DFE4EA" w:sz="4"/>
+              <w:bottom w:val="single" w:color="DFE4EA" w:sz="4"/>
+              <w:right w:val="single" w:color="DFE4EA" w:sz="4"/>
+            </w:tcBorders>
+            <w:tcMar>
+              <w:top w:type="dxa" w:w="60"/>
+              <w:left w:type="dxa" w:w="100"/>
+              <w:bottom w:type="dxa" w:w="60"/>
+              <w:right w:type="dxa" w:w="100"/>
+            </w:tcMar>
+            <w:vAlign w:val="top"/>
+          </w:tcPr>
+          <w:p>
+            <w:r>
+              <w:rPr>
+                <w:sz w:val="19"/>
+                <w:szCs w:val="19"/>
+              </w:rPr>
+              <w:t xml:space="preserve">Your own browser</w:t>
+            </w:r>
+          </w:p>
+        </w:tc>
+        <w:tc>
+          <w:tcPr>
+            <w:tcW w:type="dxa" w:w="7038"/>
+            <w:tcBorders>
+              <w:top w:val="single" w:color="DFE4EA" w:sz="4"/>
+              <w:left w:val="single" w:color="DFE4EA" w:sz="4"/>
+              <w:bottom w:val="single" w:color="DFE4EA" w:sz="4"/>
+              <w:right w:val="single" w:color="DFE4EA" w:sz="4"/>
+            </w:tcBorders>
+            <w:tcMar>
+              <w:top w:type="dxa" w:w="60"/>
+              <w:left w:type="dxa" w:w="100"/>
+              <w:bottom w:type="dxa" w:w="60"/>
+              <w:right w:type="dxa" w:w="100"/>
+            </w:tcMar>
+            <w:vAlign w:val="top"/>
+          </w:tcPr>
+          <w:p>
+            <w:r>
+              <w:rPr>
+                <w:sz w:val="19"/>
+                <w:szCs w:val="19"/>
+              </w:rPr>
+              <w:t xml:space="preserve">Tests run in a separate Playwright browser; the tester's Chrome session is never used or changed.</w:t>
+            </w:r>
+          </w:p>
+        </w:tc>
+      </w:tr>
+      <w:tr>
+        <w:trPr>
+          <w:cantSplit/>
+        </w:trPr>
+        <w:tc>
+          <w:tcPr>
+            <w:tcW w:type="dxa" w:w="2600"/>
+            <w:tcBorders>
+              <w:top w:val="single" w:color="DFE4EA" w:sz="4"/>
+              <w:left w:val="single" w:color="DFE4EA" w:sz="4"/>
+              <w:bottom w:val="single" w:color="DFE4EA" w:sz="4"/>
+              <w:right w:val="single" w:color="DFE4EA" w:sz="4"/>
+            </w:tcBorders>
+            <w:tcMar>
+              <w:top w:type="dxa" w:w="60"/>
+              <w:left w:type="dxa" w:w="100"/>
+              <w:bottom w:type="dxa" w:w="60"/>
+              <w:right w:type="dxa" w:w="100"/>
+            </w:tcMar>
+            <w:vAlign w:val="top"/>
+          </w:tcPr>
+          <w:p>
+            <w:r>
+              <w:rPr>
+                <w:sz w:val="19"/>
+                <w:szCs w:val="19"/>
+              </w:rPr>
+              <w:t xml:space="preserve">Test data</w:t>
+            </w:r>
+          </w:p>
+        </w:tc>
+        <w:tc>
+          <w:tcPr>
+            <w:tcW w:type="dxa" w:w="7038"/>
+            <w:tcBorders>
+              <w:top w:val="single" w:color="DFE4EA" w:sz="4"/>
+              <w:left w:val="single" w:color="DFE4EA" w:sz="4"/>
+              <w:bottom w:val="single" w:color="DFE4EA" w:sz="4"/>
+              <w:right w:val="single" w:color="DFE4EA" w:sz="4"/>
+            </w:tcBorders>
+            <w:tcMar>
+              <w:top w:type="dxa" w:w="60"/>
+              <w:left w:type="dxa" w:w="100"/>
+              <w:bottom w:type="dxa" w:w="60"/>
+              <w:right w:type="dxa" w:w="100"/>
+            </w:tcMar>
+            <w:vAlign w:val="top"/>
+          </w:tcPr>
+          <w:p>
+            <w:r>
+              <w:rPr>
+                <w:sz w:val="19"/>
+                <w:szCs w:val="19"/>
+              </w:rPr>
+              <w:t xml:space="preserve">Claude may read with single, bounded SOQL SELECT queries; may create only business records (standard business objects and custom objects); may edit only records created for testing; may not delete anything or change Setup.</w:t>
+            </w:r>
+          </w:p>
+        </w:tc>
+      </w:tr>
+      <w:tr>
+        <w:trPr>
+          <w:cantSplit/>
+        </w:trPr>
+        <w:tc>
+          <w:tcPr>
+            <w:tcW w:type="dxa" w:w="2600"/>
+            <w:tcBorders>
+              <w:top w:val="single" w:color="DFE4EA" w:sz="4"/>
+              <w:left w:val="single" w:color="DFE4EA" w:sz="4"/>
+              <w:bottom w:val="single" w:color="DFE4EA" w:sz="4"/>
+              <w:right w:val="single" w:color="DFE4EA" w:sz="4"/>
+            </w:tcBorders>
+            <w:tcMar>
+              <w:top w:type="dxa" w:w="60"/>
+              <w:left w:type="dxa" w:w="100"/>
+              <w:bottom w:type="dxa" w:w="60"/>
+              <w:right w:type="dxa" w:w="100"/>
+            </w:tcMar>
+            <w:vAlign w:val="top"/>
+          </w:tcPr>
+          <w:p>
+            <w:r>
+              <w:rPr>
+                <w:sz w:val="19"/>
+                <w:szCs w:val="19"/>
+              </w:rPr>
+              <w:t xml:space="preserve">Untrusted content</w:t>
+            </w:r>
+          </w:p>
+        </w:tc>
+        <w:tc>
+          <w:tcPr>
+            <w:tcW w:type="dxa" w:w="7038"/>
+            <w:tcBorders>
+              <w:top w:val="single" w:color="DFE4EA" w:sz="4"/>
+              <w:left w:val="single" w:color="DFE4EA" w:sz="4"/>
+              <w:bottom w:val="single" w:color="DFE4EA" w:sz="4"/>
+              <w:right w:val="single" w:color="DFE4EA" w:sz="4"/>
+            </w:tcBorders>
+            <w:tcMar>
+              <w:top w:type="dxa" w:w="60"/>
+              <w:left w:type="dxa" w:w="100"/>
+              <w:bottom w:type="dxa" w:w="60"/>
+              <w:right w:type="dxa" w:w="100"/>
+            </w:tcMar>
+            <w:vAlign w:val="top"/>
+          </w:tcPr>
+          <w:p>
+            <w:r>
+              <w:rPr>
+                <w:sz w:val="19"/>
+                <w:szCs w:val="19"/>
+              </w:rPr>
+              <w:t xml:space="preserve">Test cases and BRDs are passed to Claude as data, with instructions to ignore any instructions inside them; panel text is rendered without HTML, so pasted text cannot inject markup.</w:t>
+            </w:r>
+          </w:p>
+        </w:tc>
+      </w:tr>
+      <w:tr>
+        <w:trPr>
+          <w:cantSplit/>
+        </w:trPr>
+        <w:tc>
+          <w:tcPr>
+            <w:tcW w:type="dxa" w:w="2600"/>
+            <w:tcBorders>
+              <w:top w:val="single" w:color="DFE4EA" w:sz="4"/>
+              <w:left w:val="single" w:color="DFE4EA" w:sz="4"/>
+              <w:bottom w:val="single" w:color="DFE4EA" w:sz="4"/>
+              <w:right w:val="single" w:color="DFE4EA" w:sz="4"/>
+            </w:tcBorders>
+            <w:tcMar>
+              <w:top w:type="dxa" w:w="60"/>
+              <w:left w:type="dxa" w:w="100"/>
+              <w:bottom w:type="dxa" w:w="60"/>
+              <w:right w:type="dxa" w:w="100"/>
+            </w:tcMar>
+            <w:vAlign w:val="top"/>
+          </w:tcPr>
+          <w:p>
+            <w:r>
+              <w:rPr>
+                <w:sz w:val="19"/>
+                <w:szCs w:val="19"/>
+              </w:rPr>
+              <w:t xml:space="preserve">AI usage and cost</w:t>
+            </w:r>
+          </w:p>
+        </w:tc>
+        <w:tc>
+          <w:tcPr>
+            <w:tcW w:type="dxa" w:w="7038"/>
+            <w:tcBorders>
+              <w:top w:val="single" w:color="DFE4EA" w:sz="4"/>
+              <w:left w:val="single" w:color="DFE4EA" w:sz="4"/>
+              <w:bottom w:val="single" w:color="DFE4EA" w:sz="4"/>
+              <w:right w:val="single" w:color="DFE4EA" w:sz="4"/>
+            </w:tcBorders>
+            <w:tcMar>
+              <w:top w:type="dxa" w:w="60"/>
+              <w:left w:type="dxa" w:w="100"/>
+              <w:bottom w:type="dxa" w:w="60"/>
+              <w:right w:type="dxa" w:w="100"/>
+            </w:tcMar>
+            <w:vAlign w:val="top"/>
+          </w:tcPr>
+          <w:p>
+            <w:r>
+              <w:rPr>
+                <w:sz w:val="19"/>
+                <w:szCs w:val="19"/>
+              </w:rPr>
+              <w:t xml:space="preserve">Claude runs on the signed-in Claude Code seat (Sonnet by default); API keys are deliberately not passed to it. Runs have a turn limit and a 30-minute timeout.</w:t>
+            </w:r>
+          </w:p>
+        </w:tc>
+      </w:tr>
+      <w:tr>
+        <w:trPr>
+          <w:cantSplit/>
+        </w:trPr>
+        <w:tc>
+          <w:tcPr>
+            <w:tcW w:type="dxa" w:w="2600"/>
+            <w:tcBorders>
+              <w:top w:val="single" w:color="DFE4EA" w:sz="4"/>
+              <w:left w:val="single" w:color="DFE4EA" w:sz="4"/>
+              <w:bottom w:val="single" w:color="DFE4EA" w:sz="4"/>
+              <w:right w:val="single" w:color="DFE4EA" w:sz="4"/>
+            </w:tcBorders>
+            <w:tcMar>
+              <w:top w:type="dxa" w:w="60"/>
+              <w:left w:type="dxa" w:w="100"/>
+              <w:bottom w:type="dxa" w:w="60"/>
+              <w:right w:type="dxa" w:w="100"/>
+            </w:tcMar>
+            <w:vAlign w:val="top"/>
+          </w:tcPr>
+          <w:p>
+            <w:r>
+              <w:rPr>
+                <w:b/>
+                <w:bCs/>
+                <w:sz w:val="19"/>
+                <w:szCs w:val="19"/>
+              </w:rPr>
+              <w:t xml:space="preserve">Files and folders</w:t>
+            </w:r>
+          </w:p>
+        </w:tc>
+        <w:tc>
+          <w:tcPr>
+            <w:tcW w:type="dxa" w:w="7038"/>
+            <w:tcBorders>
+              <w:top w:val="single" w:color="DFE4EA" w:sz="4"/>
+              <w:left w:val="single" w:color="DFE4EA" w:sz="4"/>
+              <w:bottom w:val="single" w:color="DFE4EA" w:sz="4"/>
+              <w:right w:val="single" w:color="DFE4EA" w:sz="4"/>
+            </w:tcBorders>
+            <w:tcMar>
+              <w:top w:type="dxa" w:w="60"/>
+              <w:left w:type="dxa" w:w="100"/>
+              <w:bottom w:type="dxa" w:w="60"/>
+              <w:right w:type="dxa" w:w="100"/>
+            </w:tcMar>
+            <w:vAlign w:val="top"/>
+          </w:tcPr>
+          <w:p>
+            <w:r>
+              <w:rPr>
+                <w:sz w:val="19"/>
+                <w:szCs w:val="19"/>
+              </w:rPr>
+              <w:t xml:space="preserve">Project, org and note names are checked against an allowed character set, and every path is checked to stay inside the workspace, so a name cannot reach other folders.</w:t>
+            </w:r>
+          </w:p>
+        </w:tc>
+      </w:tr>
+      <w:tr>
+        <w:trPr>
+          <w:cantSplit/>
+        </w:trPr>
+        <w:tc>
+          <w:tcPr>
+            <w:tcW w:type="dxa" w:w="2600"/>
+            <w:tcBorders>
+              <w:top w:val="single" w:color="DFE4EA" w:sz="4"/>
+              <w:left w:val="single" w:color="DFE4EA" w:sz="4"/>
+              <w:bottom w:val="single" w:color="DFE4EA" w:sz="4"/>
+              <w:right w:val="single" w:color="DFE4EA" w:sz="4"/>
+            </w:tcBorders>
+            <w:tcMar>
+              <w:top w:type="dxa" w:w="60"/>
+              <w:left w:type="dxa" w:w="100"/>
+              <w:bottom w:type="dxa" w:w="60"/>
+              <w:right w:type="dxa" w:w="100"/>
+            </w:tcMar>
+            <w:vAlign w:val="top"/>
+          </w:tcPr>
+          <w:p>
+            <w:r>
+              <w:rPr>
+                <w:b/>
+                <w:bCs/>
+                <w:sz w:val="19"/>
+                <w:szCs w:val="19"/>
+              </w:rPr>
+              <w:t xml:space="preserve">Jira keys</w:t>
+            </w:r>
+          </w:p>
+        </w:tc>
+        <w:tc>
+          <w:tcPr>
+            <w:tcW w:type="dxa" w:w="7038"/>
+            <w:tcBorders>
+              <w:top w:val="single" w:color="DFE4EA" w:sz="4"/>
+              <w:left w:val="single" w:color="DFE4EA" w:sz="4"/>
+              <w:bottom w:val="single" w:color="DFE4EA" w:sz="4"/>
+              <w:right w:val="single" w:color="DFE4EA" w:sz="4"/>
+            </w:tcBorders>
+            <w:tcMar>
+              <w:top w:type="dxa" w:w="60"/>
+              <w:left w:type="dxa" w:w="100"/>
+              <w:bottom w:type="dxa" w:w="60"/>
+              <w:right w:type="dxa" w:w="100"/>
+            </w:tcMar>
+            <w:vAlign w:val="top"/>
+          </w:tcPr>
+          <w:p>
+            <w:r>
+              <w:rPr>
+                <w:sz w:val="19"/>
+                <w:szCs w:val="19"/>
+              </w:rPr>
+              <w:t xml:space="preserve">The story key is cleaned (letters, digits, - and _ only, at most 40 characters) before it is used in file names.</w:t>
+            </w:r>
+          </w:p>
+        </w:tc>
+      </w:tr>
+      <w:tr>
+        <w:trPr>
+          <w:cantSplit/>
+        </w:trPr>
+        <w:tc>
+          <w:tcPr>
+            <w:tcW w:type="dxa" w:w="2600"/>
+            <w:tcBorders>
+              <w:top w:val="single" w:color="DFE4EA" w:sz="4"/>
+              <w:left w:val="single" w:color="DFE4EA" w:sz="4"/>
+              <w:bottom w:val="single" w:color="DFE4EA" w:sz="4"/>
+              <w:right w:val="single" w:color="DFE4EA" w:sz="4"/>
+            </w:tcBorders>
+            <w:tcMar>
+              <w:top w:type="dxa" w:w="60"/>
+              <w:left w:type="dxa" w:w="100"/>
+              <w:bottom w:type="dxa" w:w="60"/>
+              <w:right w:type="dxa" w:w="100"/>
+            </w:tcMar>
+            <w:vAlign w:val="top"/>
+          </w:tcPr>
+          <w:p>
+            <w:r>
+              <w:rPr>
+                <w:b/>
+                <w:bCs/>
+                <w:sz w:val="19"/>
+                <w:szCs w:val="19"/>
+              </w:rPr>
+              <w:t xml:space="preserve">API checks</w:t>
+            </w:r>
+          </w:p>
+        </w:tc>
+        <w:tc>
+          <w:tcPr>
+            <w:tcW w:type="dxa" w:w="7038"/>
+            <w:tcBorders>
+              <w:top w:val="single" w:color="DFE4EA" w:sz="4"/>
+              <w:left w:val="single" w:color="DFE4EA" w:sz="4"/>
+              <w:bottom w:val="single" w:color="DFE4EA" w:sz="4"/>
+              <w:right w:val="single" w:color="DFE4EA" w:sz="4"/>
+            </w:tcBorders>
+            <w:tcMar>
+              <w:top w:type="dxa" w:w="60"/>
+              <w:left w:type="dxa" w:w="100"/>
+              <w:bottom w:type="dxa" w:w="60"/>
+              <w:right w:type="dxa" w:w="100"/>
+            </w:tcMar>
+            <w:vAlign w:val="top"/>
+          </w:tcPr>
+          <w:p>
+            <w:r>
+              <w:rPr>
+                <w:sz w:val="19"/>
+                <w:szCs w:val="19"/>
+              </w:rPr>
+              <w:t xml:space="preserve">Only GET on the org data API; writes only to Apex REST or to external systems marked allowWrite. Secrets are injected by the server and never shown to Claude.</w:t>
+            </w:r>
+          </w:p>
+        </w:tc>
+      </w:tr>
+      <w:tr>
+        <w:trPr>
+          <w:cantSplit/>
+        </w:trPr>
+        <w:tc>
+          <w:tcPr>
+            <w:tcW w:type="dxa" w:w="2600"/>
+            <w:tcBorders>
+              <w:top w:val="single" w:color="DFE4EA" w:sz="4"/>
+              <w:left w:val="single" w:color="DFE4EA" w:sz="4"/>
+              <w:bottom w:val="single" w:color="DFE4EA" w:sz="4"/>
+              <w:right w:val="single" w:color="DFE4EA" w:sz="4"/>
+            </w:tcBorders>
+            <w:tcMar>
+              <w:top w:type="dxa" w:w="60"/>
+              <w:left w:type="dxa" w:w="100"/>
+              <w:bottom w:type="dxa" w:w="60"/>
+              <w:right w:type="dxa" w:w="100"/>
+            </w:tcMar>
+            <w:vAlign w:val="top"/>
+          </w:tcPr>
+          <w:p>
+            <w:r>
+              <w:rPr>
+                <w:b/>
+                <w:bCs/>
+                <w:sz w:val="19"/>
+                <w:szCs w:val="19"/>
+              </w:rPr>
+              <w:t xml:space="preserve">Fast execution</w:t>
+            </w:r>
+          </w:p>
+        </w:tc>
+        <w:tc>
+          <w:tcPr>
+            <w:tcW w:type="dxa" w:w="7038"/>
+            <w:tcBorders>
+              <w:top w:val="single" w:color="DFE4EA" w:sz="4"/>
+              <w:left w:val="single" w:color="DFE4EA" w:sz="4"/>
+              <w:bottom w:val="single" w:color="DFE4EA" w:sz="4"/>
+              <w:right w:val="single" w:color="DFE4EA" w:sz="4"/>
+            </w:tcBorders>
+            <w:tcMar>
+              <w:top w:type="dxa" w:w="60"/>
+              <w:left w:type="dxa" w:w="100"/>
+              <w:bottom w:type="dxa" w:w="60"/>
+              <w:right w:type="dxa" w:w="100"/>
+            </w:tcMar>
+            <w:vAlign w:val="top"/>
+          </w:tcPr>
+          <w:p>
+            <w:r>
+              <w:rPr>
+                <w:sz w:val="19"/>
+                <w:szCs w:val="19"/>
+              </w:rPr>
+              <w:t xml:space="preserve">Claude cannot use the browser until the persona login is confirmed; a failed login still blocks the run.</w:t>
+            </w:r>
+          </w:p>
+        </w:tc>
+      </w:tr>
+    </w:tbl>
+    <w:p>
+      <w:pPr>
+        <w:spacing w:after="120"/>
+      </w:pPr>
+    </w:p>
+    <w:p>
+      <w:pPr>
+        <w:pStyle w:val="Heading1"/>
+        <w:pageBreakBefore/>
+      </w:pPr>
+      <w:bookmarkStart w:name="sec16" w:id="11"/>
+      <w:r>
+        <w:t xml:space="preserve">16. Operating the agent</w:t>
       </w:r>
       <w:bookmarkEnd w:id="11"/>
     </w:p>
@@ -7250,7 +11589,7 @@
                 <w:sz w:val="19"/>
                 <w:szCs w:val="19"/>
               </w:rPr>
-              <w:t xml:space="preserve">Typecheck, lint and the 127 automated tests.</w:t>
+              <w:t xml:space="preserve">Typecheck, lint and the 197 automated tests.</w:t>
             </w:r>
           </w:p>
         </w:tc>
@@ -7724,6 +12063,189 @@
           </w:p>
         </w:tc>
       </w:tr>
+      <w:tr>
+        <w:trPr>
+          <w:cantSplit/>
+        </w:trPr>
+        <w:tc>
+          <w:tcPr>
+            <w:tcW w:type="dxa" w:w="3800"/>
+            <w:tcBorders>
+              <w:top w:val="single" w:color="DFE4EA" w:sz="4"/>
+              <w:left w:val="single" w:color="DFE4EA" w:sz="4"/>
+              <w:bottom w:val="single" w:color="DFE4EA" w:sz="4"/>
+              <w:right w:val="single" w:color="DFE4EA" w:sz="4"/>
+            </w:tcBorders>
+            <w:tcMar>
+              <w:top w:type="dxa" w:w="60"/>
+              <w:left w:type="dxa" w:w="100"/>
+              <w:bottom w:type="dxa" w:w="60"/>
+              <w:right w:type="dxa" w:w="100"/>
+            </w:tcMar>
+            <w:vAlign w:val="top"/>
+          </w:tcPr>
+          <w:p>
+            <w:r>
+              <w:rPr>
+                <w:b/>
+                <w:bCs/>
+                <w:sz w:val="19"/>
+                <w:szCs w:val="19"/>
+              </w:rPr>
+              <w:t xml:space="preserve">HYBRID_EXECUTION</w:t>
+            </w:r>
+          </w:p>
+        </w:tc>
+        <w:tc>
+          <w:tcPr>
+            <w:tcW w:type="dxa" w:w="5838"/>
+            <w:tcBorders>
+              <w:top w:val="single" w:color="DFE4EA" w:sz="4"/>
+              <w:left w:val="single" w:color="DFE4EA" w:sz="4"/>
+              <w:bottom w:val="single" w:color="DFE4EA" w:sz="4"/>
+              <w:right w:val="single" w:color="DFE4EA" w:sz="4"/>
+            </w:tcBorders>
+            <w:tcMar>
+              <w:top w:type="dxa" w:w="60"/>
+              <w:left w:type="dxa" w:w="100"/>
+              <w:bottom w:type="dxa" w:w="60"/>
+              <w:right w:type="dxa" w:w="100"/>
+            </w:tcMar>
+            <w:vAlign w:val="top"/>
+          </w:tcPr>
+          <w:p>
+            <w:r>
+              <w:rPr>
+                <w:sz w:val="19"/>
+                <w:szCs w:val="19"/>
+              </w:rPr>
+              <w:t xml:space="preserve">false to use one Claude decision per browser action (default true).</w:t>
+            </w:r>
+          </w:p>
+        </w:tc>
+      </w:tr>
+      <w:tr>
+        <w:trPr>
+          <w:cantSplit/>
+        </w:trPr>
+        <w:tc>
+          <w:tcPr>
+            <w:tcW w:type="dxa" w:w="3800"/>
+            <w:tcBorders>
+              <w:top w:val="single" w:color="DFE4EA" w:sz="4"/>
+              <w:left w:val="single" w:color="DFE4EA" w:sz="4"/>
+              <w:bottom w:val="single" w:color="DFE4EA" w:sz="4"/>
+              <w:right w:val="single" w:color="DFE4EA" w:sz="4"/>
+            </w:tcBorders>
+            <w:tcMar>
+              <w:top w:type="dxa" w:w="60"/>
+              <w:left w:type="dxa" w:w="100"/>
+              <w:bottom w:type="dxa" w:w="60"/>
+              <w:right w:type="dxa" w:w="100"/>
+            </w:tcMar>
+            <w:vAlign w:val="top"/>
+          </w:tcPr>
+          <w:p>
+            <w:r>
+              <w:rPr>
+                <w:b/>
+                <w:bCs/>
+                <w:sz w:val="19"/>
+                <w:szCs w:val="19"/>
+              </w:rPr>
+              <w:t xml:space="preserve">FAST_EXECUTION</w:t>
+            </w:r>
+          </w:p>
+        </w:tc>
+        <w:tc>
+          <w:tcPr>
+            <w:tcW w:type="dxa" w:w="5838"/>
+            <w:tcBorders>
+              <w:top w:val="single" w:color="DFE4EA" w:sz="4"/>
+              <w:left w:val="single" w:color="DFE4EA" w:sz="4"/>
+              <w:bottom w:val="single" w:color="DFE4EA" w:sz="4"/>
+              <w:right w:val="single" w:color="DFE4EA" w:sz="4"/>
+            </w:tcBorders>
+            <w:tcMar>
+              <w:top w:type="dxa" w:w="60"/>
+              <w:left w:type="dxa" w:w="100"/>
+              <w:bottom w:type="dxa" w:w="60"/>
+              <w:right w:type="dxa" w:w="100"/>
+            </w:tcMar>
+            <w:vAlign w:val="top"/>
+          </w:tcPr>
+          <w:p>
+            <w:r>
+              <w:rPr>
+                <w:sz w:val="19"/>
+                <w:szCs w:val="19"/>
+              </w:rPr>
+              <w:t xml:space="preserve">true makes Fast execution the default for runs that don't set the switch.</w:t>
+            </w:r>
+          </w:p>
+        </w:tc>
+      </w:tr>
+      <w:tr>
+        <w:trPr>
+          <w:cantSplit/>
+        </w:trPr>
+        <w:tc>
+          <w:tcPr>
+            <w:tcW w:type="dxa" w:w="3800"/>
+            <w:tcBorders>
+              <w:top w:val="single" w:color="DFE4EA" w:sz="4"/>
+              <w:left w:val="single" w:color="DFE4EA" w:sz="4"/>
+              <w:bottom w:val="single" w:color="DFE4EA" w:sz="4"/>
+              <w:right w:val="single" w:color="DFE4EA" w:sz="4"/>
+            </w:tcBorders>
+            <w:tcMar>
+              <w:top w:type="dxa" w:w="60"/>
+              <w:left w:type="dxa" w:w="100"/>
+              <w:bottom w:type="dxa" w:w="60"/>
+              <w:right w:type="dxa" w:w="100"/>
+            </w:tcMar>
+            <w:vAlign w:val="top"/>
+          </w:tcPr>
+          <w:p>
+            <w:r>
+              <w:rPr>
+                <w:b/>
+                <w:bCs/>
+                <w:sz w:val="19"/>
+                <w:szCs w:val="19"/>
+              </w:rPr>
+              <w:t xml:space="preserve">QA_WORKSPACE_DIR</w:t>
+            </w:r>
+          </w:p>
+        </w:tc>
+        <w:tc>
+          <w:tcPr>
+            <w:tcW w:type="dxa" w:w="5838"/>
+            <w:tcBorders>
+              <w:top w:val="single" w:color="DFE4EA" w:sz="4"/>
+              <w:left w:val="single" w:color="DFE4EA" w:sz="4"/>
+              <w:bottom w:val="single" w:color="DFE4EA" w:sz="4"/>
+              <w:right w:val="single" w:color="DFE4EA" w:sz="4"/>
+            </w:tcBorders>
+            <w:tcMar>
+              <w:top w:type="dxa" w:w="60"/>
+              <w:left w:type="dxa" w:w="100"/>
+              <w:bottom w:type="dxa" w:w="60"/>
+              <w:right w:type="dxa" w:w="100"/>
+            </w:tcMar>
+            <w:vAlign w:val="top"/>
+          </w:tcPr>
+          <w:p>
+            <w:r>
+              <w:rPr>
+                <w:sz w:val="19"/>
+                <w:szCs w:val="19"/>
+              </w:rPr>
+              <w:t xml:space="preserve">Where the project workspace lives (default QA-Workspace in the project folder).</w:t>
+            </w:r>
+          </w:p>
+        </w:tc>
+      </w:tr>
     </w:tbl>
     <w:p>
       <w:pPr>
@@ -8066,6 +12588,189 @@
           </w:p>
         </w:tc>
       </w:tr>
+      <w:tr>
+        <w:trPr>
+          <w:cantSplit/>
+        </w:trPr>
+        <w:tc>
+          <w:tcPr>
+            <w:tcW w:type="dxa" w:w="3000"/>
+            <w:tcBorders>
+              <w:top w:val="single" w:color="DFE4EA" w:sz="4"/>
+              <w:left w:val="single" w:color="DFE4EA" w:sz="4"/>
+              <w:bottom w:val="single" w:color="DFE4EA" w:sz="4"/>
+              <w:right w:val="single" w:color="DFE4EA" w:sz="4"/>
+            </w:tcBorders>
+            <w:tcMar>
+              <w:top w:type="dxa" w:w="60"/>
+              <w:left w:type="dxa" w:w="100"/>
+              <w:bottom w:type="dxa" w:w="60"/>
+              <w:right w:type="dxa" w:w="100"/>
+            </w:tcMar>
+            <w:vAlign w:val="top"/>
+          </w:tcPr>
+          <w:p>
+            <w:r>
+              <w:rPr>
+                <w:b/>
+                <w:bCs/>
+                <w:sz w:val="19"/>
+                <w:szCs w:val="19"/>
+              </w:rPr>
+              <w:t xml:space="preserve">QA-Workspace/</w:t>
+            </w:r>
+          </w:p>
+        </w:tc>
+        <w:tc>
+          <w:tcPr>
+            <w:tcW w:type="dxa" w:w="6638"/>
+            <w:tcBorders>
+              <w:top w:val="single" w:color="DFE4EA" w:sz="4"/>
+              <w:left w:val="single" w:color="DFE4EA" w:sz="4"/>
+              <w:bottom w:val="single" w:color="DFE4EA" w:sz="4"/>
+              <w:right w:val="single" w:color="DFE4EA" w:sz="4"/>
+            </w:tcBorders>
+            <w:tcMar>
+              <w:top w:type="dxa" w:w="60"/>
+              <w:left w:type="dxa" w:w="100"/>
+              <w:bottom w:type="dxa" w:w="60"/>
+              <w:right w:type="dxa" w:w="100"/>
+            </w:tcMar>
+            <w:vAlign w:val="top"/>
+          </w:tcPr>
+          <w:p>
+            <w:r>
+              <w:rPr>
+                <w:sz w:val="19"/>
+                <w:szCs w:val="19"/>
+              </w:rPr>
+              <w:t xml:space="preserve">Projects, their org folders (reports, bugs, notes, test cases, test sets) and shared report assets.</w:t>
+            </w:r>
+          </w:p>
+        </w:tc>
+      </w:tr>
+      <w:tr>
+        <w:trPr>
+          <w:cantSplit/>
+        </w:trPr>
+        <w:tc>
+          <w:tcPr>
+            <w:tcW w:type="dxa" w:w="3000"/>
+            <w:tcBorders>
+              <w:top w:val="single" w:color="DFE4EA" w:sz="4"/>
+              <w:left w:val="single" w:color="DFE4EA" w:sz="4"/>
+              <w:bottom w:val="single" w:color="DFE4EA" w:sz="4"/>
+              <w:right w:val="single" w:color="DFE4EA" w:sz="4"/>
+            </w:tcBorders>
+            <w:tcMar>
+              <w:top w:type="dxa" w:w="60"/>
+              <w:left w:type="dxa" w:w="100"/>
+              <w:bottom w:type="dxa" w:w="60"/>
+              <w:right w:type="dxa" w:w="100"/>
+            </w:tcMar>
+            <w:vAlign w:val="top"/>
+          </w:tcPr>
+          <w:p>
+            <w:r>
+              <w:rPr>
+                <w:b/>
+                <w:bCs/>
+                <w:sz w:val="19"/>
+                <w:szCs w:val="19"/>
+              </w:rPr>
+              <w:t xml:space="preserve">qa/test-cases/, qa/test-sets/</w:t>
+            </w:r>
+          </w:p>
+        </w:tc>
+        <w:tc>
+          <w:tcPr>
+            <w:tcW w:type="dxa" w:w="6638"/>
+            <w:tcBorders>
+              <w:top w:val="single" w:color="DFE4EA" w:sz="4"/>
+              <w:left w:val="single" w:color="DFE4EA" w:sz="4"/>
+              <w:bottom w:val="single" w:color="DFE4EA" w:sz="4"/>
+              <w:right w:val="single" w:color="DFE4EA" w:sz="4"/>
+            </w:tcBorders>
+            <w:tcMar>
+              <w:top w:type="dxa" w:w="60"/>
+              <w:left w:type="dxa" w:w="100"/>
+              <w:bottom w:type="dxa" w:w="60"/>
+              <w:right w:type="dxa" w:w="100"/>
+            </w:tcMar>
+            <w:vAlign w:val="top"/>
+          </w:tcPr>
+          <w:p>
+            <w:r>
+              <w:rPr>
+                <w:sz w:val="19"/>
+                <w:szCs w:val="19"/>
+              </w:rPr>
+              <w:t xml:space="preserve">Jira test cases and test sets created without a project.</w:t>
+            </w:r>
+          </w:p>
+        </w:tc>
+      </w:tr>
+      <w:tr>
+        <w:trPr>
+          <w:cantSplit/>
+        </w:trPr>
+        <w:tc>
+          <w:tcPr>
+            <w:tcW w:type="dxa" w:w="3000"/>
+            <w:tcBorders>
+              <w:top w:val="single" w:color="DFE4EA" w:sz="4"/>
+              <w:left w:val="single" w:color="DFE4EA" w:sz="4"/>
+              <w:bottom w:val="single" w:color="DFE4EA" w:sz="4"/>
+              <w:right w:val="single" w:color="DFE4EA" w:sz="4"/>
+            </w:tcBorders>
+            <w:tcMar>
+              <w:top w:type="dxa" w:w="60"/>
+              <w:left w:type="dxa" w:w="100"/>
+              <w:bottom w:type="dxa" w:w="60"/>
+              <w:right w:type="dxa" w:w="100"/>
+            </w:tcMar>
+            <w:vAlign w:val="top"/>
+          </w:tcPr>
+          <w:p>
+            <w:r>
+              <w:rPr>
+                <w:b/>
+                <w:bCs/>
+                <w:sz w:val="19"/>
+                <w:szCs w:val="19"/>
+              </w:rPr>
+              <w:t xml:space="preserve">config/apis.json</w:t>
+            </w:r>
+          </w:p>
+        </w:tc>
+        <w:tc>
+          <w:tcPr>
+            <w:tcW w:type="dxa" w:w="6638"/>
+            <w:tcBorders>
+              <w:top w:val="single" w:color="DFE4EA" w:sz="4"/>
+              <w:left w:val="single" w:color="DFE4EA" w:sz="4"/>
+              <w:bottom w:val="single" w:color="DFE4EA" w:sz="4"/>
+              <w:right w:val="single" w:color="DFE4EA" w:sz="4"/>
+            </w:tcBorders>
+            <w:tcMar>
+              <w:top w:type="dxa" w:w="60"/>
+              <w:left w:type="dxa" w:w="100"/>
+              <w:bottom w:type="dxa" w:w="60"/>
+              <w:right w:type="dxa" w:w="100"/>
+            </w:tcMar>
+            <w:vAlign w:val="top"/>
+          </w:tcPr>
+          <w:p>
+            <w:r>
+              <w:rPr>
+                <w:sz w:val="19"/>
+                <w:szCs w:val="19"/>
+              </w:rPr>
+              <w:t xml:space="preserve">External systems Claude may call in API checks (optional).</w:t>
+            </w:r>
+          </w:p>
+        </w:tc>
+      </w:tr>
     </w:tbl>
     <w:p>
       <w:pPr>
@@ -8077,18 +12782,676 @@
         <w:pStyle w:val="Heading1"/>
         <w:pageBreakBefore/>
       </w:pPr>
-      <w:bookmarkStart w:name="sec12" w:id="12"/>
-      <w:r>
-        <w:t xml:space="preserve">12. Limitations and next steps</w:t>
-      </w:r>
-      <w:bookmarkEnd w:id="12"/>
+      <w:bookmarkStart w:name="sec17" w:id="206"/>
+      <w:r>
+        <w:t xml:space="preserve">17. Change history (6–21 October)</w:t>
+      </w:r>
+      <w:bookmarkEnd w:id="206"/>
+    </w:p>
+    <w:p>
+      <w:pPr>
+        <w:spacing w:after="120"/>
+      </w:pPr>
+      <w:r>
+        <w:t xml:space="preserve">What was added after the first version of this report, in order. Each change kept the earlier behaviour available: new options are switches, and older data is never moved.</w:t>
+      </w:r>
+    </w:p>
+    <w:tbl>
+      <w:tblPr>
+        <w:tblW w:type="dxa" w:w="9638"/>
+        <w:tblBorders>
+          <w:top w:val="single" w:color="auto" w:sz="4"/>
+          <w:left w:val="single" w:color="auto" w:sz="4"/>
+          <w:bottom w:val="single" w:color="auto" w:sz="4"/>
+          <w:right w:val="single" w:color="auto" w:sz="4"/>
+          <w:insideH w:val="single" w:color="auto" w:sz="4"/>
+          <w:insideV w:val="single" w:color="auto" w:sz="4"/>
+        </w:tblBorders>
+      </w:tblPr>
+      <w:tblGrid>
+        <w:gridCol w:w="1500"/>
+        <w:gridCol w:w="1400"/>
+        <w:gridCol w:w="6738"/>
+      </w:tblGrid>
+      <w:tr>
+        <w:trPr>
+          <w:cantSplit/>
+          <w:tblHeader/>
+        </w:trPr>
+        <w:tc>
+          <w:tcPr>
+            <w:tcW w:type="dxa" w:w="1500"/>
+            <w:tcBorders>
+              <w:top w:val="single" w:color="DFE4EA" w:sz="4"/>
+              <w:left w:val="single" w:color="DFE4EA" w:sz="4"/>
+              <w:bottom w:val="single" w:color="DFE4EA" w:sz="4"/>
+              <w:right w:val="single" w:color="DFE4EA" w:sz="4"/>
+            </w:tcBorders>
+            <w:shd w:fill="EEF1F5" w:color="auto" w:val="clear"/>
+            <w:tcMar>
+              <w:top w:type="dxa" w:w="60"/>
+              <w:left w:type="dxa" w:w="100"/>
+              <w:bottom w:type="dxa" w:w="60"/>
+              <w:right w:type="dxa" w:w="100"/>
+            </w:tcMar>
+            <w:vAlign w:val="top"/>
+          </w:tcPr>
+          <w:p>
+            <w:r>
+              <w:rPr>
+                <w:b/>
+                <w:bCs/>
+                <w:color w:val="5D6875"/>
+                <w:sz w:val="18"/>
+                <w:szCs w:val="18"/>
+              </w:rPr>
+              <w:t xml:space="preserve">Date</w:t>
+            </w:r>
+          </w:p>
+        </w:tc>
+        <w:tc>
+          <w:tcPr>
+            <w:tcW w:type="dxa" w:w="1400"/>
+            <w:tcBorders>
+              <w:top w:val="single" w:color="DFE4EA" w:sz="4"/>
+              <w:left w:val="single" w:color="DFE4EA" w:sz="4"/>
+              <w:bottom w:val="single" w:color="DFE4EA" w:sz="4"/>
+              <w:right w:val="single" w:color="DFE4EA" w:sz="4"/>
+            </w:tcBorders>
+            <w:shd w:fill="EEF1F5" w:color="auto" w:val="clear"/>
+            <w:tcMar>
+              <w:top w:type="dxa" w:w="60"/>
+              <w:left w:type="dxa" w:w="100"/>
+              <w:bottom w:type="dxa" w:w="60"/>
+              <w:right w:type="dxa" w:w="100"/>
+            </w:tcMar>
+            <w:vAlign w:val="top"/>
+          </w:tcPr>
+          <w:p>
+            <w:r>
+              <w:rPr>
+                <w:b/>
+                <w:bCs/>
+                <w:color w:val="5D6875"/>
+                <w:sz w:val="18"/>
+                <w:szCs w:val="18"/>
+              </w:rPr>
+              <w:t xml:space="preserve">Version</w:t>
+            </w:r>
+          </w:p>
+        </w:tc>
+        <w:tc>
+          <w:tcPr>
+            <w:tcW w:type="dxa" w:w="6738"/>
+            <w:tcBorders>
+              <w:top w:val="single" w:color="DFE4EA" w:sz="4"/>
+              <w:left w:val="single" w:color="DFE4EA" w:sz="4"/>
+              <w:bottom w:val="single" w:color="DFE4EA" w:sz="4"/>
+              <w:right w:val="single" w:color="DFE4EA" w:sz="4"/>
+            </w:tcBorders>
+            <w:shd w:fill="EEF1F5" w:color="auto" w:val="clear"/>
+            <w:tcMar>
+              <w:top w:type="dxa" w:w="60"/>
+              <w:left w:type="dxa" w:w="100"/>
+              <w:bottom w:type="dxa" w:w="60"/>
+              <w:right w:type="dxa" w:w="100"/>
+            </w:tcMar>
+            <w:vAlign w:val="top"/>
+          </w:tcPr>
+          <w:p>
+            <w:r>
+              <w:rPr>
+                <w:b/>
+                <w:bCs/>
+                <w:color w:val="5D6875"/>
+                <w:sz w:val="18"/>
+                <w:szCs w:val="18"/>
+              </w:rPr>
+              <w:t xml:space="preserve">What changed</w:t>
+            </w:r>
+          </w:p>
+        </w:tc>
+      </w:tr>
+      <w:tr>
+        <w:trPr>
+          <w:cantSplit/>
+        </w:trPr>
+        <w:tc>
+          <w:tcPr>
+            <w:tcW w:type="dxa" w:w="1500"/>
+            <w:tcBorders>
+              <w:top w:val="single" w:color="DFE4EA" w:sz="4"/>
+              <w:left w:val="single" w:color="DFE4EA" w:sz="4"/>
+              <w:bottom w:val="single" w:color="DFE4EA" w:sz="4"/>
+              <w:right w:val="single" w:color="DFE4EA" w:sz="4"/>
+            </w:tcBorders>
+            <w:tcMar>
+              <w:top w:type="dxa" w:w="60"/>
+              <w:left w:type="dxa" w:w="100"/>
+              <w:bottom w:type="dxa" w:w="60"/>
+              <w:right w:type="dxa" w:w="100"/>
+            </w:tcMar>
+            <w:vAlign w:val="top"/>
+          </w:tcPr>
+          <w:p>
+            <w:r>
+              <w:rPr>
+                <w:b/>
+                <w:bCs/>
+                <w:sz w:val="19"/>
+                <w:szCs w:val="19"/>
+              </w:rPr>
+              <w:t xml:space="preserve">9 Oct</w:t>
+            </w:r>
+          </w:p>
+        </w:tc>
+        <w:tc>
+          <w:tcPr>
+            <w:tcW w:type="dxa" w:w="1400"/>
+            <w:tcBorders>
+              <w:top w:val="single" w:color="DFE4EA" w:sz="4"/>
+              <w:left w:val="single" w:color="DFE4EA" w:sz="4"/>
+              <w:bottom w:val="single" w:color="DFE4EA" w:sz="4"/>
+              <w:right w:val="single" w:color="DFE4EA" w:sz="4"/>
+            </w:tcBorders>
+            <w:tcMar>
+              <w:top w:type="dxa" w:w="60"/>
+              <w:left w:type="dxa" w:w="100"/>
+              <w:bottom w:type="dxa" w:w="60"/>
+              <w:right w:type="dxa" w:w="100"/>
+            </w:tcMar>
+            <w:vAlign w:val="top"/>
+          </w:tcPr>
+          <w:p>
+            <w:r>
+              <w:rPr>
+                <w:sz w:val="19"/>
+                <w:szCs w:val="19"/>
+              </w:rPr>
+              <w:t xml:space="preserve">12265bb</w:t>
+            </w:r>
+          </w:p>
+        </w:tc>
+        <w:tc>
+          <w:tcPr>
+            <w:tcW w:type="dxa" w:w="6738"/>
+            <w:tcBorders>
+              <w:top w:val="single" w:color="DFE4EA" w:sz="4"/>
+              <w:left w:val="single" w:color="DFE4EA" w:sz="4"/>
+              <w:bottom w:val="single" w:color="DFE4EA" w:sz="4"/>
+              <w:right w:val="single" w:color="DFE4EA" w:sz="4"/>
+            </w:tcBorders>
+            <w:tcMar>
+              <w:top w:type="dxa" w:w="60"/>
+              <w:left w:type="dxa" w:w="100"/>
+              <w:bottom w:type="dxa" w:w="60"/>
+              <w:right w:type="dxa" w:w="100"/>
+            </w:tcMar>
+            <w:vAlign w:val="top"/>
+          </w:tcPr>
+          <w:p>
+            <w:r>
+              <w:rPr>
+                <w:sz w:val="19"/>
+                <w:szCs w:val="19"/>
+              </w:rPr>
+              <w:t xml:space="preserve">Hybrid execution (run_steps, 21 generic actions, Salesforce-aware waits, fallback to single tools); run metrics; multi-persona tests; API checks with config/apis.json; requirements review in the panel.</w:t>
+            </w:r>
+          </w:p>
+        </w:tc>
+      </w:tr>
+      <w:tr>
+        <w:trPr>
+          <w:cantSplit/>
+        </w:trPr>
+        <w:tc>
+          <w:tcPr>
+            <w:tcW w:type="dxa" w:w="1500"/>
+            <w:tcBorders>
+              <w:top w:val="single" w:color="DFE4EA" w:sz="4"/>
+              <w:left w:val="single" w:color="DFE4EA" w:sz="4"/>
+              <w:bottom w:val="single" w:color="DFE4EA" w:sz="4"/>
+              <w:right w:val="single" w:color="DFE4EA" w:sz="4"/>
+            </w:tcBorders>
+            <w:tcMar>
+              <w:top w:type="dxa" w:w="60"/>
+              <w:left w:type="dxa" w:w="100"/>
+              <w:bottom w:type="dxa" w:w="60"/>
+              <w:right w:type="dxa" w:w="100"/>
+            </w:tcMar>
+            <w:vAlign w:val="top"/>
+          </w:tcPr>
+          <w:p>
+            <w:r>
+              <w:rPr>
+                <w:b/>
+                <w:bCs/>
+                <w:sz w:val="19"/>
+                <w:szCs w:val="19"/>
+              </w:rPr>
+              <w:t xml:space="preserve">19 Oct</w:t>
+            </w:r>
+          </w:p>
+        </w:tc>
+        <w:tc>
+          <w:tcPr>
+            <w:tcW w:type="dxa" w:w="1400"/>
+            <w:tcBorders>
+              <w:top w:val="single" w:color="DFE4EA" w:sz="4"/>
+              <w:left w:val="single" w:color="DFE4EA" w:sz="4"/>
+              <w:bottom w:val="single" w:color="DFE4EA" w:sz="4"/>
+              <w:right w:val="single" w:color="DFE4EA" w:sz="4"/>
+            </w:tcBorders>
+            <w:tcMar>
+              <w:top w:type="dxa" w:w="60"/>
+              <w:left w:type="dxa" w:w="100"/>
+              <w:bottom w:type="dxa" w:w="60"/>
+              <w:right w:type="dxa" w:w="100"/>
+            </w:tcMar>
+            <w:vAlign w:val="top"/>
+          </w:tcPr>
+          <w:p>
+            <w:r>
+              <w:rPr>
+                <w:sz w:val="19"/>
+                <w:szCs w:val="19"/>
+              </w:rPr>
+              <w:t xml:space="preserve">e22257a</w:t>
+            </w:r>
+          </w:p>
+        </w:tc>
+        <w:tc>
+          <w:tcPr>
+            <w:tcW w:type="dxa" w:w="6738"/>
+            <w:tcBorders>
+              <w:top w:val="single" w:color="DFE4EA" w:sz="4"/>
+              <w:left w:val="single" w:color="DFE4EA" w:sz="4"/>
+              <w:bottom w:val="single" w:color="DFE4EA" w:sz="4"/>
+              <w:right w:val="single" w:color="DFE4EA" w:sz="4"/>
+            </w:tcBorders>
+            <w:tcMar>
+              <w:top w:type="dxa" w:w="60"/>
+              <w:left w:type="dxa" w:w="100"/>
+              <w:bottom w:type="dxa" w:w="60"/>
+              <w:right w:type="dxa" w:w="100"/>
+            </w:tcMar>
+            <w:vAlign w:val="top"/>
+          </w:tcPr>
+          <w:p>
+            <w:r>
+              <w:rPr>
+                <w:sz w:val="19"/>
+                <w:szCs w:val="19"/>
+              </w:rPr>
+              <w:t xml:space="preserve">Run results and report links stay in the panel when Chrome suspends the extension.</w:t>
+            </w:r>
+          </w:p>
+        </w:tc>
+      </w:tr>
+      <w:tr>
+        <w:trPr>
+          <w:cantSplit/>
+        </w:trPr>
+        <w:tc>
+          <w:tcPr>
+            <w:tcW w:type="dxa" w:w="1500"/>
+            <w:tcBorders>
+              <w:top w:val="single" w:color="DFE4EA" w:sz="4"/>
+              <w:left w:val="single" w:color="DFE4EA" w:sz="4"/>
+              <w:bottom w:val="single" w:color="DFE4EA" w:sz="4"/>
+              <w:right w:val="single" w:color="DFE4EA" w:sz="4"/>
+            </w:tcBorders>
+            <w:tcMar>
+              <w:top w:type="dxa" w:w="60"/>
+              <w:left w:type="dxa" w:w="100"/>
+              <w:bottom w:type="dxa" w:w="60"/>
+              <w:right w:type="dxa" w:w="100"/>
+            </w:tcMar>
+            <w:vAlign w:val="top"/>
+          </w:tcPr>
+          <w:p>
+            <w:r>
+              <w:rPr>
+                <w:b/>
+                <w:bCs/>
+                <w:sz w:val="19"/>
+                <w:szCs w:val="19"/>
+              </w:rPr>
+              <w:t xml:space="preserve">20 Oct</w:t>
+            </w:r>
+          </w:p>
+        </w:tc>
+        <w:tc>
+          <w:tcPr>
+            <w:tcW w:type="dxa" w:w="1400"/>
+            <w:tcBorders>
+              <w:top w:val="single" w:color="DFE4EA" w:sz="4"/>
+              <w:left w:val="single" w:color="DFE4EA" w:sz="4"/>
+              <w:bottom w:val="single" w:color="DFE4EA" w:sz="4"/>
+              <w:right w:val="single" w:color="DFE4EA" w:sz="4"/>
+            </w:tcBorders>
+            <w:tcMar>
+              <w:top w:type="dxa" w:w="60"/>
+              <w:left w:type="dxa" w:w="100"/>
+              <w:bottom w:type="dxa" w:w="60"/>
+              <w:right w:type="dxa" w:w="100"/>
+            </w:tcMar>
+            <w:vAlign w:val="top"/>
+          </w:tcPr>
+          <w:p>
+            <w:r>
+              <w:rPr>
+                <w:sz w:val="19"/>
+                <w:szCs w:val="19"/>
+              </w:rPr>
+              <w:t xml:space="preserve">caa9d95</w:t>
+            </w:r>
+          </w:p>
+        </w:tc>
+        <w:tc>
+          <w:tcPr>
+            <w:tcW w:type="dxa" w:w="6738"/>
+            <w:tcBorders>
+              <w:top w:val="single" w:color="DFE4EA" w:sz="4"/>
+              <w:left w:val="single" w:color="DFE4EA" w:sz="4"/>
+              <w:bottom w:val="single" w:color="DFE4EA" w:sz="4"/>
+              <w:right w:val="single" w:color="DFE4EA" w:sz="4"/>
+            </w:tcBorders>
+            <w:tcMar>
+              <w:top w:type="dxa" w:w="60"/>
+              <w:left w:type="dxa" w:w="100"/>
+              <w:bottom w:type="dxa" w:w="60"/>
+              <w:right w:type="dxa" w:w="100"/>
+            </w:tcMar>
+            <w:vAlign w:val="top"/>
+          </w:tcPr>
+          <w:p>
+            <w:r>
+              <w:rPr>
+                <w:sz w:val="19"/>
+                <w:szCs w:val="19"/>
+              </w:rPr>
+              <w:t xml:space="preserve">Projects and org folders in QA-Workspace with notes; New test case button.</w:t>
+            </w:r>
+          </w:p>
+        </w:tc>
+      </w:tr>
+      <w:tr>
+        <w:trPr>
+          <w:cantSplit/>
+        </w:trPr>
+        <w:tc>
+          <w:tcPr>
+            <w:tcW w:type="dxa" w:w="1500"/>
+            <w:tcBorders>
+              <w:top w:val="single" w:color="DFE4EA" w:sz="4"/>
+              <w:left w:val="single" w:color="DFE4EA" w:sz="4"/>
+              <w:bottom w:val="single" w:color="DFE4EA" w:sz="4"/>
+              <w:right w:val="single" w:color="DFE4EA" w:sz="4"/>
+            </w:tcBorders>
+            <w:tcMar>
+              <w:top w:type="dxa" w:w="60"/>
+              <w:left w:type="dxa" w:w="100"/>
+              <w:bottom w:type="dxa" w:w="60"/>
+              <w:right w:type="dxa" w:w="100"/>
+            </w:tcMar>
+            <w:vAlign w:val="top"/>
+          </w:tcPr>
+          <w:p>
+            <w:r>
+              <w:rPr>
+                <w:b/>
+                <w:bCs/>
+                <w:sz w:val="19"/>
+                <w:szCs w:val="19"/>
+              </w:rPr>
+              <w:t xml:space="preserve">21 Oct</w:t>
+            </w:r>
+          </w:p>
+        </w:tc>
+        <w:tc>
+          <w:tcPr>
+            <w:tcW w:type="dxa" w:w="1400"/>
+            <w:tcBorders>
+              <w:top w:val="single" w:color="DFE4EA" w:sz="4"/>
+              <w:left w:val="single" w:color="DFE4EA" w:sz="4"/>
+              <w:bottom w:val="single" w:color="DFE4EA" w:sz="4"/>
+              <w:right w:val="single" w:color="DFE4EA" w:sz="4"/>
+            </w:tcBorders>
+            <w:tcMar>
+              <w:top w:type="dxa" w:w="60"/>
+              <w:left w:type="dxa" w:w="100"/>
+              <w:bottom w:type="dxa" w:w="60"/>
+              <w:right w:type="dxa" w:w="100"/>
+            </w:tcMar>
+            <w:vAlign w:val="top"/>
+          </w:tcPr>
+          <w:p>
+            <w:r>
+              <w:rPr>
+                <w:sz w:val="19"/>
+                <w:szCs w:val="19"/>
+              </w:rPr>
+              <w:t xml:space="preserve">c82e69f</w:t>
+            </w:r>
+          </w:p>
+        </w:tc>
+        <w:tc>
+          <w:tcPr>
+            <w:tcW w:type="dxa" w:w="6738"/>
+            <w:tcBorders>
+              <w:top w:val="single" w:color="DFE4EA" w:sz="4"/>
+              <w:left w:val="single" w:color="DFE4EA" w:sz="4"/>
+              <w:bottom w:val="single" w:color="DFE4EA" w:sz="4"/>
+              <w:right w:val="single" w:color="DFE4EA" w:sz="4"/>
+            </w:tcBorders>
+            <w:tcMar>
+              <w:top w:type="dxa" w:w="60"/>
+              <w:left w:type="dxa" w:w="100"/>
+              <w:bottom w:type="dxa" w:w="60"/>
+              <w:right w:type="dxa" w:w="100"/>
+            </w:tcMar>
+            <w:vAlign w:val="top"/>
+          </w:tcPr>
+          <w:p>
+            <w:r>
+              <w:rPr>
+                <w:sz w:val="19"/>
+                <w:szCs w:val="19"/>
+              </w:rPr>
+              <w:t xml:space="preserve">Jira story to test cases; Fast execution switch; execution time in the reports; fixes to generation and review.</w:t>
+            </w:r>
+          </w:p>
+        </w:tc>
+      </w:tr>
+      <w:tr>
+        <w:trPr>
+          <w:cantSplit/>
+        </w:trPr>
+        <w:tc>
+          <w:tcPr>
+            <w:tcW w:type="dxa" w:w="1500"/>
+            <w:tcBorders>
+              <w:top w:val="single" w:color="DFE4EA" w:sz="4"/>
+              <w:left w:val="single" w:color="DFE4EA" w:sz="4"/>
+              <w:bottom w:val="single" w:color="DFE4EA" w:sz="4"/>
+              <w:right w:val="single" w:color="DFE4EA" w:sz="4"/>
+            </w:tcBorders>
+            <w:tcMar>
+              <w:top w:type="dxa" w:w="60"/>
+              <w:left w:type="dxa" w:w="100"/>
+              <w:bottom w:type="dxa" w:w="60"/>
+              <w:right w:type="dxa" w:w="100"/>
+            </w:tcMar>
+            <w:vAlign w:val="top"/>
+          </w:tcPr>
+          <w:p>
+            <w:r>
+              <w:rPr>
+                <w:b/>
+                <w:bCs/>
+                <w:sz w:val="19"/>
+                <w:szCs w:val="19"/>
+              </w:rPr>
+              <w:t xml:space="preserve">21 Oct</w:t>
+            </w:r>
+          </w:p>
+        </w:tc>
+        <w:tc>
+          <w:tcPr>
+            <w:tcW w:type="dxa" w:w="1400"/>
+            <w:tcBorders>
+              <w:top w:val="single" w:color="DFE4EA" w:sz="4"/>
+              <w:left w:val="single" w:color="DFE4EA" w:sz="4"/>
+              <w:bottom w:val="single" w:color="DFE4EA" w:sz="4"/>
+              <w:right w:val="single" w:color="DFE4EA" w:sz="4"/>
+            </w:tcBorders>
+            <w:tcMar>
+              <w:top w:type="dxa" w:w="60"/>
+              <w:left w:type="dxa" w:w="100"/>
+              <w:bottom w:type="dxa" w:w="60"/>
+              <w:right w:type="dxa" w:w="100"/>
+            </w:tcMar>
+            <w:vAlign w:val="top"/>
+          </w:tcPr>
+          <w:p>
+            <w:r>
+              <w:rPr>
+                <w:sz w:val="19"/>
+                <w:szCs w:val="19"/>
+              </w:rPr>
+              <w:t xml:space="preserve">not yet committed</w:t>
+            </w:r>
+          </w:p>
+        </w:tc>
+        <w:tc>
+          <w:tcPr>
+            <w:tcW w:type="dxa" w:w="6738"/>
+            <w:tcBorders>
+              <w:top w:val="single" w:color="DFE4EA" w:sz="4"/>
+              <w:left w:val="single" w:color="DFE4EA" w:sz="4"/>
+              <w:bottom w:val="single" w:color="DFE4EA" w:sz="4"/>
+              <w:right w:val="single" w:color="DFE4EA" w:sz="4"/>
+            </w:tcBorders>
+            <w:tcMar>
+              <w:top w:type="dxa" w:w="60"/>
+              <w:left w:type="dxa" w:w="100"/>
+              <w:bottom w:type="dxa" w:w="60"/>
+              <w:right w:type="dxa" w:w="100"/>
+            </w:tcMar>
+            <w:vAlign w:val="top"/>
+          </w:tcPr>
+          <w:p>
+            <w:r>
+              <w:rPr>
+                <w:sz w:val="19"/>
+                <w:szCs w:val="19"/>
+              </w:rPr>
+              <w:t xml:space="preserve">Sanity and Regression test sets, re-check of failures, regression comparison; Jira New story, Recent stories and Delete story.</w:t>
+            </w:r>
+          </w:p>
+        </w:tc>
+      </w:tr>
+      <w:tr>
+        <w:trPr>
+          <w:cantSplit/>
+        </w:trPr>
+        <w:tc>
+          <w:tcPr>
+            <w:tcW w:type="dxa" w:w="1500"/>
+            <w:tcBorders>
+              <w:top w:val="single" w:color="DFE4EA" w:sz="4"/>
+              <w:left w:val="single" w:color="DFE4EA" w:sz="4"/>
+              <w:bottom w:val="single" w:color="DFE4EA" w:sz="4"/>
+              <w:right w:val="single" w:color="DFE4EA" w:sz="4"/>
+            </w:tcBorders>
+            <w:tcMar>
+              <w:top w:type="dxa" w:w="60"/>
+              <w:left w:type="dxa" w:w="100"/>
+              <w:bottom w:type="dxa" w:w="60"/>
+              <w:right w:type="dxa" w:w="100"/>
+            </w:tcMar>
+            <w:vAlign w:val="top"/>
+          </w:tcPr>
+          <w:p>
+            <w:r>
+              <w:rPr>
+                <w:b/>
+                <w:bCs/>
+                <w:sz w:val="19"/>
+                <w:szCs w:val="19"/>
+              </w:rPr>
+              <w:t xml:space="preserve">In progress</w:t>
+            </w:r>
+          </w:p>
+        </w:tc>
+        <w:tc>
+          <w:tcPr>
+            <w:tcW w:type="dxa" w:w="1400"/>
+            <w:tcBorders>
+              <w:top w:val="single" w:color="DFE4EA" w:sz="4"/>
+              <w:left w:val="single" w:color="DFE4EA" w:sz="4"/>
+              <w:bottom w:val="single" w:color="DFE4EA" w:sz="4"/>
+              <w:right w:val="single" w:color="DFE4EA" w:sz="4"/>
+            </w:tcBorders>
+            <w:tcMar>
+              <w:top w:type="dxa" w:w="60"/>
+              <w:left w:type="dxa" w:w="100"/>
+              <w:bottom w:type="dxa" w:w="60"/>
+              <w:right w:type="dxa" w:w="100"/>
+            </w:tcMar>
+            <w:vAlign w:val="top"/>
+          </w:tcPr>
+          <w:p>
+            <w:r>
+              <w:rPr>
+                <w:sz w:val="19"/>
+                <w:szCs w:val="19"/>
+              </w:rPr>
+              <w:t xml:space="preserve">–</w:t>
+            </w:r>
+          </w:p>
+        </w:tc>
+        <w:tc>
+          <w:tcPr>
+            <w:tcW w:type="dxa" w:w="6738"/>
+            <w:tcBorders>
+              <w:top w:val="single" w:color="DFE4EA" w:sz="4"/>
+              <w:left w:val="single" w:color="DFE4EA" w:sz="4"/>
+              <w:bottom w:val="single" w:color="DFE4EA" w:sz="4"/>
+              <w:right w:val="single" w:color="DFE4EA" w:sz="4"/>
+            </w:tcBorders>
+            <w:tcMar>
+              <w:top w:type="dxa" w:w="60"/>
+              <w:left w:type="dxa" w:w="100"/>
+              <w:bottom w:type="dxa" w:w="60"/>
+              <w:right w:type="dxa" w:w="100"/>
+            </w:tcMar>
+            <w:vAlign w:val="top"/>
+          </w:tcPr>
+          <w:p>
+            <w:r>
+              <w:rPr>
+                <w:sz w:val="19"/>
+                <w:szCs w:val="19"/>
+              </w:rPr>
+              <w:t xml:space="preserve">Replay of steps proven in earlier runs (Fast execution only). Baseline measured: 295–300 s for five test cases.</w:t>
+            </w:r>
+          </w:p>
+        </w:tc>
+      </w:tr>
+    </w:tbl>
+    <w:p>
+      <w:pPr>
+        <w:spacing w:after="120"/>
+      </w:pPr>
     </w:p>
     <w:p>
       <w:pPr>
         <w:pStyle w:val="Heading2"/>
       </w:pPr>
       <w:r>
-        <w:t xml:space="preserve">Current limitations</w:t>
+        <w:t xml:space="preserve">Problems found and fixed on the way</w:t>
       </w:r>
     </w:p>
     <w:p>
@@ -8101,14 +13464,7 @@
         <w:spacing w:after="60"/>
       </w:pPr>
       <w:r>
-        <w:rPr>
-          <w:b/>
-          <w:bCs/>
-        </w:rPr>
-        <w:t xml:space="preserve">Runs on one machine.</w:t>
-      </w:r>
-      <w:r>
-        <w:t xml:space="preserve"> The server runs on the tester's PC and must stay running in a terminal; there is no shared or hosted server yet.</w:t>
+        <w:t xml:space="preserve">Two Jira generations started at the same moment could overlap, and two in the same second could overwrite each other: fixed.</w:t>
       </w:r>
     </w:p>
     <w:p>
@@ -8121,14 +13477,7 @@
         <w:spacing w:after="60"/>
       </w:pPr>
       <w:r>
-        <w:rPr>
-          <w:b/>
-          <w:bCs/>
-        </w:rPr>
-        <w:t xml:space="preserve">One test at a time.</w:t>
-      </w:r>
-      <w:r>
-        <w:t xml:space="preserve"> Runs are sequential by design (shared admin session); a large batch takes as long as its tests combined.</w:t>
+        <w:t xml:space="preserve">Edit on a collapsed Jira test case did nothing: it now opens the case.</w:t>
       </w:r>
     </w:p>
     <w:p>
@@ -8141,14 +13490,7 @@
         <w:spacing w:after="60"/>
       </w:pPr>
       <w:r>
-        <w:rPr>
-          <w:b/>
-          <w:bCs/>
-        </w:rPr>
-        <w:t xml:space="preserve">One review at a time;</w:t>
-      </w:r>
-      <w:r>
-        <w:t xml:space="preserve"> up to 200 test cases and about 400,000 characters of BRD text per review. Scanned (image-only) PDFs cannot be read; Word .doc and Excel .xls must be re-saved as .docx / .xlsx.</w:t>
+        <w:t xml:space="preserve">Finished test set runs could be shown as interrupted: fixed.</w:t>
       </w:r>
     </w:p>
     <w:p>
@@ -8161,14 +13503,7 @@
         <w:spacing w:after="60"/>
       </w:pPr>
       <w:r>
-        <w:rPr>
-          <w:b/>
-          <w:bCs/>
-        </w:rPr>
-        <w:t xml:space="preserve">AI judgement.</w:t>
-      </w:r>
-      <w:r>
-        <w:t xml:space="preserve"> Claude's step results and review verdicts are evidence-backed but should be spot-checked; reviewers can change any status in the reports with a note.</w:t>
+        <w:t xml:space="preserve">Turning the Fast switch on and off made the panel jump: fixed.</w:t>
       </w:r>
     </w:p>
     <w:p>
@@ -8181,14 +13516,26 @@
         <w:spacing w:after="60"/>
       </w:pPr>
       <w:r>
-        <w:rPr>
-          <w:b/>
-          <w:bCs/>
-        </w:rPr>
-        <w:t xml:space="preserve">Reports are local files.</w:t>
-      </w:r>
-      <w:r>
-        <w:t xml:space="preserve"> They are shared by link only while the server runs, or by printing to PDF / exporting CSV.</w:t>
+        <w:t xml:space="preserve">A Jira key with unsafe characters could reach a file name: now cleaned.</w:t>
+      </w:r>
+    </w:p>
+    <w:p>
+      <w:pPr>
+        <w:pStyle w:val="Heading1"/>
+        <w:pageBreakBefore/>
+      </w:pPr>
+      <w:bookmarkStart w:name="sec18" w:id="12"/>
+      <w:r>
+        <w:t xml:space="preserve">18. Limitations and next steps</w:t>
+      </w:r>
+      <w:bookmarkEnd w:id="12"/>
+    </w:p>
+    <w:p>
+      <w:pPr>
+        <w:pStyle w:val="Heading2"/>
+      </w:pPr>
+      <w:r>
+        <w:t xml:space="preserve">Current limitations</w:t>
       </w:r>
     </w:p>
     <w:p>
@@ -8205,10 +13552,190 @@
           <w:b/>
           <w:bCs/>
         </w:rPr>
+        <w:t xml:space="preserve">Runs on one machine.</w:t>
+      </w:r>
+      <w:r>
+        <w:t xml:space="preserve"> The server runs on the tester's PC and must stay running in a terminal; there is no shared or hosted server yet.</w:t>
+      </w:r>
+    </w:p>
+    <w:p>
+      <w:pPr>
+        <w:pStyle w:val="ListParagraph"/>
+        <w:numPr>
+          <w:ilvl w:val="0"/>
+          <w:numId w:val="2"/>
+        </w:numPr>
+        <w:spacing w:after="60"/>
+      </w:pPr>
+      <w:r>
+        <w:rPr>
+          <w:b/>
+          <w:bCs/>
+        </w:rPr>
+        <w:t xml:space="preserve">One test at a time.</w:t>
+      </w:r>
+      <w:r>
+        <w:t xml:space="preserve"> Runs are sequential by design (shared admin session); a large batch takes as long as its tests combined.</w:t>
+      </w:r>
+    </w:p>
+    <w:p>
+      <w:pPr>
+        <w:pStyle w:val="ListParagraph"/>
+        <w:numPr>
+          <w:ilvl w:val="0"/>
+          <w:numId w:val="2"/>
+        </w:numPr>
+        <w:spacing w:after="60"/>
+      </w:pPr>
+      <w:r>
+        <w:rPr>
+          <w:b/>
+          <w:bCs/>
+        </w:rPr>
+        <w:t xml:space="preserve">One review at a time;</w:t>
+      </w:r>
+      <w:r>
+        <w:t xml:space="preserve"> up to 200 test cases and about 400,000 characters of BRD text per review. Scanned (image-only) PDFs cannot be read; Word .doc and Excel .xls must be re-saved as .docx / .xlsx.</w:t>
+      </w:r>
+    </w:p>
+    <w:p>
+      <w:pPr>
+        <w:pStyle w:val="ListParagraph"/>
+        <w:numPr>
+          <w:ilvl w:val="0"/>
+          <w:numId w:val="2"/>
+        </w:numPr>
+        <w:spacing w:after="60"/>
+      </w:pPr>
+      <w:r>
+        <w:rPr>
+          <w:b/>
+          <w:bCs/>
+        </w:rPr>
+        <w:t xml:space="preserve">AI judgement.</w:t>
+      </w:r>
+      <w:r>
+        <w:t xml:space="preserve"> Claude's step results and review verdicts are evidence-backed but should be spot-checked; reviewers can change any status in the reports with a note.</w:t>
+      </w:r>
+    </w:p>
+    <w:p>
+      <w:pPr>
+        <w:pStyle w:val="ListParagraph"/>
+        <w:numPr>
+          <w:ilvl w:val="0"/>
+          <w:numId w:val="2"/>
+        </w:numPr>
+        <w:spacing w:after="60"/>
+      </w:pPr>
+      <w:r>
+        <w:rPr>
+          <w:b/>
+          <w:bCs/>
+        </w:rPr>
+        <w:t xml:space="preserve">Reports are local files.</w:t>
+      </w:r>
+      <w:r>
+        <w:t xml:space="preserve"> They are shared by link only while the server runs, or by printing to PDF / exporting CSV.</w:t>
+      </w:r>
+    </w:p>
+    <w:p>
+      <w:pPr>
+        <w:pStyle w:val="ListParagraph"/>
+        <w:numPr>
+          <w:ilvl w:val="0"/>
+          <w:numId w:val="2"/>
+        </w:numPr>
+        <w:spacing w:after="60"/>
+      </w:pPr>
+      <w:r>
+        <w:rPr>
+          <w:b/>
+          <w:bCs/>
+        </w:rPr>
         <w:t xml:space="preserve">Data quality.</w:t>
       </w:r>
       <w:r>
         <w:t xml:space="preserve"> Module names come from the test sheets, so variants such as "Account" and "Accounts" appear separately until the sheets are made consistent.</w:t>
+      </w:r>
+    </w:p>
+    <w:p>
+      <w:pPr>
+        <w:pStyle w:val="ListParagraph"/>
+        <w:numPr>
+          <w:ilvl w:val="0"/>
+          <w:numId w:val="2"/>
+        </w:numPr>
+        <w:spacing w:after="60"/>
+      </w:pPr>
+      <w:r>
+        <w:rPr>
+          <w:b/>
+          <w:bCs/>
+        </w:rPr>
+        <w:t xml:space="preserve">Login expiry.</w:t>
+      </w:r>
+      <w:r>
+        <w:t xml:space="preserve"> Long batches depend on the admin session; when Salesforce expires it, the remaining runs are BLOCKED until Reconnect.</w:t>
+      </w:r>
+    </w:p>
+    <w:p>
+      <w:pPr>
+        <w:pStyle w:val="ListParagraph"/>
+        <w:numPr>
+          <w:ilvl w:val="0"/>
+          <w:numId w:val="2"/>
+        </w:numPr>
+        <w:spacing w:after="60"/>
+      </w:pPr>
+      <w:r>
+        <w:rPr>
+          <w:b/>
+          <w:bCs/>
+        </w:rPr>
+        <w:t xml:space="preserve">Flaky is a hint, not a verdict.</w:t>
+      </w:r>
+      <w:r>
+        <w:t xml:space="preserve"> A case that passes on its re-check still needs a look at its first failure.</w:t>
+      </w:r>
+    </w:p>
+    <w:p>
+      <w:pPr>
+        <w:pStyle w:val="ListParagraph"/>
+        <w:numPr>
+          <w:ilvl w:val="0"/>
+          <w:numId w:val="2"/>
+        </w:numPr>
+        <w:spacing w:after="60"/>
+      </w:pPr>
+      <w:r>
+        <w:rPr>
+          <w:b/>
+          <w:bCs/>
+        </w:rPr>
+        <w:t xml:space="preserve">Jira is pasted, not read.</w:t>
+      </w:r>
+      <w:r>
+        <w:t xml:space="preserve"> Reading stories directly needs the Atlassian connector to be authorised.</w:t>
+      </w:r>
+    </w:p>
+    <w:p>
+      <w:pPr>
+        <w:pStyle w:val="ListParagraph"/>
+        <w:numPr>
+          <w:ilvl w:val="0"/>
+          <w:numId w:val="2"/>
+        </w:numPr>
+        <w:spacing w:after="60"/>
+      </w:pPr>
+      <w:r>
+        <w:rPr>
+          <w:b/>
+          <w:bCs/>
+        </w:rPr>
+        <w:t xml:space="preserve">Speed.</w:t>
+      </w:r>
+      <w:r>
+        <w:t xml:space="preserve"> Most of each run is still Claude discovering pages; the proven-steps replay is not finished yet.</w:t>
       </w:r>
     </w:p>
     <w:p>
@@ -8255,7 +13782,7 @@
         <w:spacing w:after="60"/>
       </w:pPr>
       <w:r>
-        <w:t xml:space="preserve">Agree a triage routine for the 7 open defects, starting with the two High-severity Account access issues (BUG-004, BUG-006), and confirm with the business which are intended Sales-profile restrictions.</w:t>
+        <w:t xml:space="preserve">Before real testing starts, archive the trial runs and bugs so the reports start empty, then agree a triage routine for the real defects as they are found.</w:t>
       </w:r>
     </w:p>
     <w:p>
@@ -8282,6 +13809,58 @@
       </w:pPr>
       <w:r>
         <w:t xml:space="preserve">Consider a shared, access-controlled location for the reports so management can open them without the tester's machine.</w:t>
+      </w:r>
+    </w:p>
+    <w:p>
+      <w:pPr>
+        <w:pStyle w:val="ListParagraph"/>
+        <w:numPr>
+          <w:ilvl w:val="0"/>
+          <w:numId w:val="6"/>
+        </w:numPr>
+        <w:spacing w:after="60"/>
+      </w:pPr>
+      <w:r>
+        <w:t xml:space="preserve">Finish the proven-steps replay for Fast execution and measure it against the 295–300 s baseline.</w:t>
+      </w:r>
+    </w:p>
+    <w:p>
+      <w:pPr>
+        <w:pStyle w:val="ListParagraph"/>
+        <w:numPr>
+          <w:ilvl w:val="0"/>
+          <w:numId w:val="6"/>
+        </w:numPr>
+        <w:spacing w:after="60"/>
+      </w:pPr>
+      <w:r>
+        <w:t xml:space="preserve">Keep the admin session alive during long batches, so they are not blocked half-way.</w:t>
+      </w:r>
+    </w:p>
+    <w:p>
+      <w:pPr>
+        <w:pStyle w:val="ListParagraph"/>
+        <w:numPr>
+          <w:ilvl w:val="0"/>
+          <w:numId w:val="6"/>
+        </w:numPr>
+        <w:spacing w:after="60"/>
+      </w:pPr>
+      <w:r>
+        <w:t xml:space="preserve">Run a Regression set after every deployment and triage New failures first.</w:t>
+      </w:r>
+    </w:p>
+    <w:p>
+      <w:pPr>
+        <w:pStyle w:val="ListParagraph"/>
+        <w:numPr>
+          <w:ilvl w:val="0"/>
+          <w:numId w:val="6"/>
+        </w:numPr>
+        <w:spacing w:after="60"/>
+      </w:pPr>
+      <w:r>
+        <w:t xml:space="preserve">Run tests in parallel once sessions can be kept apart safely.</w:t>
       </w:r>
     </w:p>
     <w:p>
@@ -8366,7 +13945,7 @@
         <w:sz w:val="16"/>
         <w:szCs w:val="16"/>
       </w:rPr>
-      <w:t xml:space="preserve">Salesforce QA Agent · Solution and workflow report · 5 October 2026</w:t>
+      <w:t xml:space="preserve">Salesforce QA Agent · Solution and workflow report · 22 October 2026</w:t>
     </w:r>
     <w:r>
       <w:rPr>
@@ -8614,6 +14193,18 @@
   </w:num>
   <w:num w:numId="6">
     <w:abstractNumId w:val="6"/>
+    <w:lvlOverride w:ilvl="0">
+      <w:startOverride w:val="1"/>
+    </w:lvlOverride>
+  </w:num>
+  <w:num w:numId="20">
+    <w:abstractNumId w:val="4"/>
+    <w:lvlOverride w:ilvl="0">
+      <w:startOverride w:val="1"/>
+    </w:lvlOverride>
+  </w:num>
+  <w:num w:numId="21">
+    <w:abstractNumId w:val="4"/>
     <w:lvlOverride w:ilvl="0">
       <w:startOverride w:val="1"/>
     </w:lvlOverride>
